--- a/09-通信电路/04-有线通信接口电路/CAN总线电路/CAN总线电路.docx
+++ b/09-通信电路/04-有线通信接口电路/CAN总线电路/CAN总线电路.docx
@@ -2689,6 +2689,20 @@
     </w:p>
     <w:bookmarkEnd w:id="26"/>
     <w:bookmarkEnd w:id="27"/>
+    <w:p>
+      <w:pPr>
+        <w:spacing w:before="360"/>
+        <w:jc w:val="center"/>
+      </w:pPr>
+      <w:r>
+        <w:rPr>
+          <w:rFonts w:ascii="Times New Roman" w:hAnsi="Times New Roman"/>
+          <w:color w:val="555555"/>
+          <w:sz w:val="21"/>
+        </w:rPr>
+        <w:t>材料收集者：杜文杰</w:t>
+      </w:r>
+    </w:p>
     <w:sectPr>
       <w:headerReference r:id="rId9" w:type="default"/>
       <w:footerReference r:id="rId10" w:type="default"/>

--- a/09-通信电路/04-有线通信接口电路/CAN总线电路/CAN总线电路.docx
+++ b/09-通信电路/04-有线通信接口电路/CAN总线电路/CAN总线电路.docx
@@ -1,6 +1,6 @@
 
 <file path=word/document.xml><?xml version="1.0" encoding="utf-8"?>
-<w:document xmlns:w="http://schemas.openxmlformats.org/wordprocessingml/2006/main" xmlns:m="http://schemas.openxmlformats.org/officeDocument/2006/math" xmlns:r="http://schemas.openxmlformats.org/officeDocument/2006/relationships" xmlns:o="urn:schemas-microsoft-com:office:office" xmlns:v="urn:schemas-microsoft-com:vml" xmlns:w10="urn:schemas-microsoft-com:office:word" xmlns:a="http://schemas.openxmlformats.org/drawingml/2006/main" xmlns:pic="http://schemas.openxmlformats.org/drawingml/2006/picture" xmlns:wp="http://schemas.openxmlformats.org/drawingml/2006/wordprocessingDrawing">
+<w:document xmlns:m="http://schemas.openxmlformats.org/officeDocument/2006/math" xmlns:r="http://schemas.openxmlformats.org/officeDocument/2006/relationships" xmlns:w="http://schemas.openxmlformats.org/wordprocessingml/2006/main" xmlns:o="urn:schemas-microsoft-com:office:office" xmlns:v="urn:schemas-microsoft-com:vml" xmlns:w10="urn:schemas-microsoft-com:office:word" xmlns:a="http://schemas.openxmlformats.org/drawingml/2006/main" xmlns:pic="http://schemas.openxmlformats.org/drawingml/2006/picture" xmlns:wp="http://schemas.openxmlformats.org/drawingml/2006/wordprocessingDrawing">
   <w:body>
     <w:bookmarkStart w:id="27" w:name="can-总线电路"/>
     <w:p>
@@ -8,11 +8,14 @@
         <w:pStyle w:val="Heading1"/>
       </w:pPr>
       <w:r>
+        <w:rPr>
+          <w:rFonts w:eastAsia="黑体"/>
+        </w:rPr>
         <w:t xml:space="preserve">CAN </w:t>
       </w:r>
       <w:r>
         <w:rPr>
-          <w:rFonts w:hint="eastAsia"/>
+          <w:rFonts w:hint="eastAsia" w:eastAsia="黑体"/>
         </w:rPr>
         <w:t xml:space="preserve">总线电路</w:t>
       </w:r>
@@ -24,7 +27,7 @@
       </w:pPr>
       <w:r>
         <w:rPr>
-          <w:rFonts w:hint="eastAsia"/>
+          <w:rFonts w:hint="eastAsia" w:eastAsia="黑体"/>
         </w:rPr>
         <w:t xml:space="preserve">拓扑描述</w:t>
       </w:r>
@@ -35,15 +38,19 @@
       </w:pPr>
       <w:r>
         <w:rPr>
-          <w:rFonts w:hint="eastAsia"/>
+          <w:rFonts w:hint="eastAsia" w:eastAsia="黑体"/>
         </w:rPr>
         <w:t xml:space="preserve">由</w:t>
       </w:r>
       <w:r>
+        <w:rPr>
+          <w:rFonts w:eastAsia="黑体"/>
+        </w:rPr>
         <w:t xml:space="preserve"> </w:t>
       </w:r>
       <w:r>
         <w:rPr>
+          <w:rFonts w:eastAsia="黑体"/>
           <w:b/>
           <w:bCs/>
         </w:rPr>
@@ -51,7 +58,7 @@
       </w:r>
       <w:r>
         <w:rPr>
-          <w:rFonts w:hint="eastAsia"/>
+          <w:rFonts w:hint="eastAsia" w:eastAsia="黑体"/>
           <w:b/>
           <w:bCs/>
         </w:rPr>
@@ -59,6 +66,7 @@
       </w:r>
       <w:r>
         <w:rPr>
+          <w:rFonts w:eastAsia="黑体"/>
           <w:b/>
           <w:bCs/>
         </w:rPr>
@@ -66,30 +74,37 @@
       </w:r>
       <w:r>
         <w:rPr>
-          <w:rFonts w:hint="eastAsia"/>
+          <w:rFonts w:hint="eastAsia" w:eastAsia="黑体"/>
         </w:rPr>
         <w:t xml:space="preserve">（集成于</w:t>
       </w:r>
       <w:r>
+        <w:rPr>
+          <w:rFonts w:eastAsia="黑体"/>
+        </w:rPr>
         <w:t xml:space="preserve"> MCU </w:t>
       </w:r>
       <w:r>
         <w:rPr>
-          <w:rFonts w:hint="eastAsia"/>
+          <w:rFonts w:hint="eastAsia" w:eastAsia="黑体"/>
         </w:rPr>
         <w:t xml:space="preserve">或独立</w:t>
       </w:r>
       <w:r>
+        <w:rPr>
+          <w:rFonts w:eastAsia="黑体"/>
+        </w:rPr>
         <w:t xml:space="preserve"> </w:t>
       </w:r>
       <w:r>
         <w:rPr>
-          <w:rFonts w:hint="eastAsia"/>
+          <w:rFonts w:hint="eastAsia" w:eastAsia="黑体"/>
         </w:rPr>
         <w:t xml:space="preserve">SJA1000）、</w:t>
       </w:r>
       <w:r>
         <w:rPr>
+          <w:rFonts w:eastAsia="黑体"/>
           <w:b/>
           <w:bCs/>
         </w:rPr>
@@ -97,7 +112,7 @@
       </w:r>
       <w:r>
         <w:rPr>
-          <w:rFonts w:hint="eastAsia"/>
+          <w:rFonts w:hint="eastAsia" w:eastAsia="黑体"/>
           <w:b/>
           <w:bCs/>
         </w:rPr>
@@ -105,6 +120,7 @@
       </w:r>
       <w:r>
         <w:rPr>
+          <w:rFonts w:eastAsia="黑体"/>
           <w:b/>
           <w:bCs/>
         </w:rPr>
@@ -112,42 +128,51 @@
       </w:r>
       <w:r>
         <w:rPr>
-          <w:rFonts w:hint="eastAsia"/>
+          <w:rFonts w:hint="eastAsia" w:eastAsia="黑体"/>
         </w:rPr>
         <w:t xml:space="preserve">（如</w:t>
       </w:r>
       <w:r>
+        <w:rPr>
+          <w:rFonts w:eastAsia="黑体"/>
+        </w:rPr>
         <w:t xml:space="preserve"> </w:t>
       </w:r>
       <w:r>
         <w:rPr>
-          <w:rFonts w:hint="eastAsia"/>
+          <w:rFonts w:hint="eastAsia" w:eastAsia="黑体"/>
         </w:rPr>
         <w:t xml:space="preserve">TJA1050、SN65HVD230）、</w:t>
       </w:r>
       <w:r>
         <w:rPr>
-          <w:rFonts w:hint="eastAsia"/>
+          <w:rFonts w:hint="eastAsia" w:eastAsia="黑体"/>
           <w:b/>
           <w:bCs/>
         </w:rPr>
         <w:t xml:space="preserve">两线差分总线（CANH、CANL）</w:t>
       </w:r>
       <w:r>
+        <w:rPr>
+          <w:rFonts w:eastAsia="黑体"/>
+        </w:rPr>
         <w:t xml:space="preserve"> </w:t>
       </w:r>
       <w:r>
         <w:rPr>
-          <w:rFonts w:hint="eastAsia"/>
+          <w:rFonts w:hint="eastAsia" w:eastAsia="黑体"/>
         </w:rPr>
         <w:t xml:space="preserve">与</w:t>
       </w:r>
       <w:r>
+        <w:rPr>
+          <w:rFonts w:eastAsia="黑体"/>
+        </w:rPr>
         <w:t xml:space="preserve"> </w:t>
       </w:r>
       <w:r>
         <w:rPr>
-          <w:rFonts w:hint="eastAsia"/>
+          <w:rFonts w:hint="eastAsia" w:eastAsia="黑体"/>
           <w:b/>
           <w:bCs/>
         </w:rPr>
@@ -155,6 +180,7 @@
       </w:r>
       <w:r>
         <w:rPr>
+          <w:rFonts w:eastAsia="黑体"/>
           <w:b/>
           <w:bCs/>
         </w:rPr>
@@ -162,7 +188,7 @@
       </w:r>
       <w:r>
         <w:rPr>
-          <w:rFonts w:hint="eastAsia"/>
+          <w:rFonts w:hint="eastAsia" w:eastAsia="黑体"/>
           <w:b/>
           <w:bCs/>
         </w:rPr>
@@ -170,6 +196,7 @@
       </w:r>
       <w:r>
         <w:rPr>
+          <w:rFonts w:eastAsia="黑体"/>
           <w:b/>
           <w:bCs/>
         </w:rPr>
@@ -194,6 +221,7 @@
       </m:oMath>
       <w:r>
         <w:rPr>
+          <w:rFonts w:eastAsia="黑体"/>
           <w:b/>
           <w:bCs/>
         </w:rPr>
@@ -217,26 +245,32 @@
         </m:sSub>
       </m:oMath>
       <w:r>
+        <w:rPr>
+          <w:rFonts w:eastAsia="黑体"/>
+        </w:rPr>
         <w:t xml:space="preserve"> </w:t>
       </w:r>
       <w:r>
         <w:rPr>
-          <w:rFonts w:hint="eastAsia"/>
+          <w:rFonts w:hint="eastAsia" w:eastAsia="黑体"/>
         </w:rPr>
         <w:t xml:space="preserve">组成。电路共有</w:t>
       </w:r>
       <w:r>
+        <w:rPr>
+          <w:rFonts w:eastAsia="黑体"/>
+        </w:rPr>
         <w:t xml:space="preserve"> 6 </w:t>
       </w:r>
       <w:r>
         <w:rPr>
-          <w:rFonts w:hint="eastAsia"/>
+          <w:rFonts w:hint="eastAsia" w:eastAsia="黑体"/>
         </w:rPr>
         <w:t xml:space="preserve">个关键节点：</w:t>
       </w:r>
       <w:r>
         <w:rPr>
-          <w:rFonts w:hint="eastAsia"/>
+          <w:rFonts w:hint="eastAsia" w:eastAsia="黑体"/>
           <w:b/>
           <w:bCs/>
         </w:rPr>
@@ -244,6 +278,7 @@
       </w:r>
       <w:r>
         <w:rPr>
+          <w:rFonts w:eastAsia="黑体"/>
           <w:b/>
           <w:bCs/>
         </w:rPr>
@@ -251,7 +286,7 @@
       </w:r>
       <w:r>
         <w:rPr>
-          <w:rFonts w:hint="eastAsia"/>
+          <w:rFonts w:hint="eastAsia" w:eastAsia="黑体"/>
           <w:b/>
           <w:bCs/>
         </w:rPr>
@@ -259,6 +294,7 @@
       </w:r>
       <w:r>
         <w:rPr>
+          <w:rFonts w:eastAsia="黑体"/>
           <w:b/>
           <w:bCs/>
         </w:rPr>
@@ -266,49 +302,61 @@
       </w:r>
       <w:r>
         <w:rPr>
-          <w:rFonts w:hint="eastAsia"/>
+          <w:rFonts w:hint="eastAsia" w:eastAsia="黑体"/>
         </w:rPr>
         <w:t xml:space="preserve">（A1</w:t>
       </w:r>
       <w:r>
+        <w:rPr>
+          <w:rFonts w:eastAsia="黑体"/>
+        </w:rPr>
         <w:t xml:space="preserve"> </w:t>
       </w:r>
       <w:r>
         <w:rPr>
-          <w:rFonts w:hint="eastAsia"/>
+          <w:rFonts w:hint="eastAsia" w:eastAsia="黑体"/>
         </w:rPr>
         <w:t xml:space="preserve">的</w:t>
       </w:r>
       <w:r>
+        <w:rPr>
+          <w:rFonts w:eastAsia="黑体"/>
+        </w:rPr>
         <w:t xml:space="preserve"> TXD </w:t>
       </w:r>
       <w:r>
         <w:rPr>
-          <w:rFonts w:hint="eastAsia"/>
+          <w:rFonts w:hint="eastAsia" w:eastAsia="黑体"/>
         </w:rPr>
         <w:t xml:space="preserve">与</w:t>
       </w:r>
       <w:r>
+        <w:rPr>
+          <w:rFonts w:eastAsia="黑体"/>
+        </w:rPr>
         <w:t xml:space="preserve"> A2 </w:t>
       </w:r>
       <w:r>
         <w:rPr>
-          <w:rFonts w:hint="eastAsia"/>
+          <w:rFonts w:hint="eastAsia" w:eastAsia="黑体"/>
         </w:rPr>
         <w:t xml:space="preserve">的</w:t>
       </w:r>
       <w:r>
+        <w:rPr>
+          <w:rFonts w:eastAsia="黑体"/>
+        </w:rPr>
         <w:t xml:space="preserve"> TXD </w:t>
       </w:r>
       <w:r>
         <w:rPr>
-          <w:rFonts w:hint="eastAsia"/>
+          <w:rFonts w:hint="eastAsia" w:eastAsia="黑体"/>
         </w:rPr>
         <w:t xml:space="preserve">相连）；</w:t>
       </w:r>
       <w:r>
         <w:rPr>
-          <w:rFonts w:hint="eastAsia"/>
+          <w:rFonts w:hint="eastAsia" w:eastAsia="黑体"/>
           <w:b/>
           <w:bCs/>
         </w:rPr>
@@ -316,6 +364,7 @@
       </w:r>
       <w:r>
         <w:rPr>
+          <w:rFonts w:eastAsia="黑体"/>
           <w:b/>
           <w:bCs/>
         </w:rPr>
@@ -323,7 +372,7 @@
       </w:r>
       <w:r>
         <w:rPr>
-          <w:rFonts w:hint="eastAsia"/>
+          <w:rFonts w:hint="eastAsia" w:eastAsia="黑体"/>
           <w:b/>
           <w:bCs/>
         </w:rPr>
@@ -331,6 +380,7 @@
       </w:r>
       <w:r>
         <w:rPr>
+          <w:rFonts w:eastAsia="黑体"/>
           <w:b/>
           <w:bCs/>
         </w:rPr>
@@ -338,49 +388,61 @@
       </w:r>
       <w:r>
         <w:rPr>
-          <w:rFonts w:hint="eastAsia"/>
+          <w:rFonts w:hint="eastAsia" w:eastAsia="黑体"/>
         </w:rPr>
         <w:t xml:space="preserve">（A2</w:t>
       </w:r>
       <w:r>
+        <w:rPr>
+          <w:rFonts w:eastAsia="黑体"/>
+        </w:rPr>
         <w:t xml:space="preserve"> </w:t>
       </w:r>
       <w:r>
         <w:rPr>
-          <w:rFonts w:hint="eastAsia"/>
+          <w:rFonts w:hint="eastAsia" w:eastAsia="黑体"/>
         </w:rPr>
         <w:t xml:space="preserve">的</w:t>
       </w:r>
       <w:r>
+        <w:rPr>
+          <w:rFonts w:eastAsia="黑体"/>
+        </w:rPr>
         <w:t xml:space="preserve"> RXD </w:t>
       </w:r>
       <w:r>
         <w:rPr>
-          <w:rFonts w:hint="eastAsia"/>
+          <w:rFonts w:hint="eastAsia" w:eastAsia="黑体"/>
         </w:rPr>
         <w:t xml:space="preserve">与</w:t>
       </w:r>
       <w:r>
+        <w:rPr>
+          <w:rFonts w:eastAsia="黑体"/>
+        </w:rPr>
         <w:t xml:space="preserve"> A1 </w:t>
       </w:r>
       <w:r>
         <w:rPr>
-          <w:rFonts w:hint="eastAsia"/>
+          <w:rFonts w:hint="eastAsia" w:eastAsia="黑体"/>
         </w:rPr>
         <w:t xml:space="preserve">的</w:t>
       </w:r>
       <w:r>
+        <w:rPr>
+          <w:rFonts w:eastAsia="黑体"/>
+        </w:rPr>
         <w:t xml:space="preserve"> RXD </w:t>
       </w:r>
       <w:r>
         <w:rPr>
-          <w:rFonts w:hint="eastAsia"/>
+          <w:rFonts w:hint="eastAsia" w:eastAsia="黑体"/>
         </w:rPr>
         <w:t xml:space="preserve">相连）；</w:t>
       </w:r>
       <w:r>
         <w:rPr>
-          <w:rFonts w:hint="eastAsia"/>
+          <w:rFonts w:hint="eastAsia" w:eastAsia="黑体"/>
           <w:b/>
           <w:bCs/>
         </w:rPr>
@@ -388,6 +450,7 @@
       </w:r>
       <w:r>
         <w:rPr>
+          <w:rFonts w:eastAsia="黑体"/>
           <w:b/>
           <w:bCs/>
         </w:rPr>
@@ -395,7 +458,7 @@
       </w:r>
       <w:r>
         <w:rPr>
-          <w:rFonts w:hint="eastAsia"/>
+          <w:rFonts w:hint="eastAsia" w:eastAsia="黑体"/>
           <w:b/>
           <w:bCs/>
         </w:rPr>
@@ -403,20 +466,26 @@
       </w:r>
       <w:r>
         <w:rPr>
-          <w:rFonts w:hint="eastAsia"/>
+          <w:rFonts w:hint="eastAsia" w:eastAsia="黑体"/>
         </w:rPr>
         <w:t xml:space="preserve">（A2</w:t>
       </w:r>
       <w:r>
+        <w:rPr>
+          <w:rFonts w:eastAsia="黑体"/>
+        </w:rPr>
         <w:t xml:space="preserve"> </w:t>
       </w:r>
       <w:r>
         <w:rPr>
-          <w:rFonts w:hint="eastAsia"/>
+          <w:rFonts w:hint="eastAsia" w:eastAsia="黑体"/>
         </w:rPr>
         <w:t xml:space="preserve">的</w:t>
       </w:r>
       <w:r>
+        <w:rPr>
+          <w:rFonts w:eastAsia="黑体"/>
+        </w:rPr>
         <w:t xml:space="preserve"> CANH、</w:t>
       </w:r>
       <m:oMath>
@@ -437,11 +506,14 @@
         </m:sSub>
       </m:oMath>
       <w:r>
+        <w:rPr>
+          <w:rFonts w:eastAsia="黑体"/>
+        </w:rPr>
         <w:t xml:space="preserve"> </w:t>
       </w:r>
       <w:r>
         <w:rPr>
-          <w:rFonts w:hint="eastAsia"/>
+          <w:rFonts w:hint="eastAsia" w:eastAsia="黑体"/>
         </w:rPr>
         <w:t xml:space="preserve">一端、</w:t>
       </w:r>
@@ -463,17 +535,20 @@
         </m:sSub>
       </m:oMath>
       <w:r>
+        <w:rPr>
+          <w:rFonts w:eastAsia="黑体"/>
+        </w:rPr>
         <w:t xml:space="preserve"> </w:t>
       </w:r>
       <w:r>
         <w:rPr>
-          <w:rFonts w:hint="eastAsia"/>
+          <w:rFonts w:hint="eastAsia" w:eastAsia="黑体"/>
         </w:rPr>
         <w:t xml:space="preserve">一端与网络其余节点并联）；</w:t>
       </w:r>
       <w:r>
         <w:rPr>
-          <w:rFonts w:hint="eastAsia"/>
+          <w:rFonts w:hint="eastAsia" w:eastAsia="黑体"/>
           <w:b/>
           <w:bCs/>
         </w:rPr>
@@ -481,6 +556,7 @@
       </w:r>
       <w:r>
         <w:rPr>
+          <w:rFonts w:eastAsia="黑体"/>
           <w:b/>
           <w:bCs/>
         </w:rPr>
@@ -488,7 +564,7 @@
       </w:r>
       <w:r>
         <w:rPr>
-          <w:rFonts w:hint="eastAsia"/>
+          <w:rFonts w:hint="eastAsia" w:eastAsia="黑体"/>
           <w:b/>
           <w:bCs/>
         </w:rPr>
@@ -496,20 +572,26 @@
       </w:r>
       <w:r>
         <w:rPr>
-          <w:rFonts w:hint="eastAsia"/>
+          <w:rFonts w:hint="eastAsia" w:eastAsia="黑体"/>
         </w:rPr>
         <w:t xml:space="preserve">（A2</w:t>
       </w:r>
       <w:r>
+        <w:rPr>
+          <w:rFonts w:eastAsia="黑体"/>
+        </w:rPr>
         <w:t xml:space="preserve"> </w:t>
       </w:r>
       <w:r>
         <w:rPr>
-          <w:rFonts w:hint="eastAsia"/>
+          <w:rFonts w:hint="eastAsia" w:eastAsia="黑体"/>
         </w:rPr>
         <w:t xml:space="preserve">的</w:t>
       </w:r>
       <w:r>
+        <w:rPr>
+          <w:rFonts w:eastAsia="黑体"/>
+        </w:rPr>
         <w:t xml:space="preserve"> CANL、</w:t>
       </w:r>
       <m:oMath>
@@ -530,11 +612,14 @@
         </m:sSub>
       </m:oMath>
       <w:r>
+        <w:rPr>
+          <w:rFonts w:eastAsia="黑体"/>
+        </w:rPr>
         <w:t xml:space="preserve"> </w:t>
       </w:r>
       <w:r>
         <w:rPr>
-          <w:rFonts w:hint="eastAsia"/>
+          <w:rFonts w:hint="eastAsia" w:eastAsia="黑体"/>
         </w:rPr>
         <w:t xml:space="preserve">另一端、</w:t>
       </w:r>
@@ -556,17 +641,20 @@
         </m:sSub>
       </m:oMath>
       <w:r>
+        <w:rPr>
+          <w:rFonts w:eastAsia="黑体"/>
+        </w:rPr>
         <w:t xml:space="preserve"> </w:t>
       </w:r>
       <w:r>
         <w:rPr>
-          <w:rFonts w:hint="eastAsia"/>
+          <w:rFonts w:hint="eastAsia" w:eastAsia="黑体"/>
         </w:rPr>
         <w:t xml:space="preserve">另一端与网络其余节点并联）；</w:t>
       </w:r>
       <w:r>
         <w:rPr>
-          <w:rFonts w:hint="eastAsia"/>
+          <w:rFonts w:hint="eastAsia" w:eastAsia="黑体"/>
           <w:b/>
           <w:bCs/>
         </w:rPr>
@@ -574,6 +662,7 @@
       </w:r>
       <w:r>
         <w:rPr>
+          <w:rFonts w:eastAsia="黑体"/>
           <w:b/>
           <w:bCs/>
         </w:rPr>
@@ -581,7 +670,7 @@
       </w:r>
       <w:r>
         <w:rPr>
-          <w:rFonts w:hint="eastAsia"/>
+          <w:rFonts w:hint="eastAsia" w:eastAsia="黑体"/>
           <w:b/>
           <w:bCs/>
         </w:rPr>
@@ -589,31 +678,37 @@
       </w:r>
       <w:r>
         <w:rPr>
-          <w:rFonts w:hint="eastAsia"/>
+          <w:rFonts w:hint="eastAsia" w:eastAsia="黑体"/>
         </w:rPr>
         <w:t xml:space="preserve">（VCC，通常</w:t>
       </w:r>
       <w:r>
+        <w:rPr>
+          <w:rFonts w:eastAsia="黑体"/>
+        </w:rPr>
         <w:t xml:space="preserve"> 5 V </w:t>
       </w:r>
       <w:r>
         <w:rPr>
-          <w:rFonts w:hint="eastAsia"/>
+          <w:rFonts w:hint="eastAsia" w:eastAsia="黑体"/>
         </w:rPr>
         <w:t xml:space="preserve">或</w:t>
       </w:r>
       <w:r>
+        <w:rPr>
+          <w:rFonts w:eastAsia="黑体"/>
+        </w:rPr>
         <w:t xml:space="preserve"> 3.3 </w:t>
       </w:r>
       <w:r>
         <w:rPr>
-          <w:rFonts w:hint="eastAsia"/>
+          <w:rFonts w:hint="eastAsia" w:eastAsia="黑体"/>
         </w:rPr>
         <w:t xml:space="preserve">V）；</w:t>
       </w:r>
       <w:r>
         <w:rPr>
-          <w:rFonts w:hint="eastAsia"/>
+          <w:rFonts w:hint="eastAsia" w:eastAsia="黑体"/>
           <w:b/>
           <w:bCs/>
         </w:rPr>
@@ -621,6 +716,7 @@
       </w:r>
       <w:r>
         <w:rPr>
+          <w:rFonts w:eastAsia="黑体"/>
           <w:b/>
           <w:bCs/>
         </w:rPr>
@@ -628,7 +724,7 @@
       </w:r>
       <w:r>
         <w:rPr>
-          <w:rFonts w:hint="eastAsia"/>
+          <w:rFonts w:hint="eastAsia" w:eastAsia="黑体"/>
           <w:b/>
           <w:bCs/>
         </w:rPr>
@@ -636,7 +732,7 @@
       </w:r>
       <w:r>
         <w:rPr>
-          <w:rFonts w:hint="eastAsia"/>
+          <w:rFonts w:hint="eastAsia" w:eastAsia="黑体"/>
         </w:rPr>
         <w:t xml:space="preserve">（GND）。</w:t>
       </w:r>
@@ -645,165 +741,215 @@
       <w:pPr/>
       <w:r>
         <w:rPr>
-          <w:rFonts w:hint="eastAsia"/>
+          <w:rFonts w:hint="eastAsia" w:eastAsia="黑体"/>
         </w:rPr>
         <w:t xml:space="preserve">各器件管脚连接：</w:t>
       </w:r>
       <w:r>
         <w:rPr>
+          <w:rFonts w:eastAsia="黑体"/>
           <w:b/>
           <w:bCs/>
         </w:rPr>
         <w:t xml:space="preserve">A2</w:t>
       </w:r>
       <w:r>
+        <w:rPr>
+          <w:rFonts w:eastAsia="黑体"/>
+        </w:rPr>
         <w:t xml:space="preserve"> </w:t>
       </w:r>
       <w:r>
         <w:rPr>
-          <w:rFonts w:hint="eastAsia"/>
+          <w:rFonts w:hint="eastAsia" w:eastAsia="黑体"/>
         </w:rPr>
         <w:t xml:space="preserve">的</w:t>
       </w:r>
       <w:r>
+        <w:rPr>
+          <w:rFonts w:eastAsia="黑体"/>
+        </w:rPr>
         <w:t xml:space="preserve"> TXD </w:t>
       </w:r>
       <w:r>
         <w:rPr>
-          <w:rFonts w:hint="eastAsia"/>
+          <w:rFonts w:hint="eastAsia" w:eastAsia="黑体"/>
         </w:rPr>
         <w:t xml:space="preserve">接节点①、RXD</w:t>
       </w:r>
       <w:r>
+        <w:rPr>
+          <w:rFonts w:eastAsia="黑体"/>
+        </w:rPr>
         <w:t xml:space="preserve"> </w:t>
       </w:r>
       <w:r>
         <w:rPr>
-          <w:rFonts w:hint="eastAsia"/>
+          <w:rFonts w:hint="eastAsia" w:eastAsia="黑体"/>
         </w:rPr>
         <w:t xml:space="preserve">接节点②、CANH</w:t>
       </w:r>
       <w:r>
+        <w:rPr>
+          <w:rFonts w:eastAsia="黑体"/>
+        </w:rPr>
         <w:t xml:space="preserve"> </w:t>
       </w:r>
       <w:r>
         <w:rPr>
-          <w:rFonts w:hint="eastAsia"/>
+          <w:rFonts w:hint="eastAsia" w:eastAsia="黑体"/>
         </w:rPr>
         <w:t xml:space="preserve">接节点③、CANL</w:t>
       </w:r>
       <w:r>
+        <w:rPr>
+          <w:rFonts w:eastAsia="黑体"/>
+        </w:rPr>
         <w:t xml:space="preserve"> </w:t>
       </w:r>
       <w:r>
         <w:rPr>
-          <w:rFonts w:hint="eastAsia"/>
+          <w:rFonts w:hint="eastAsia" w:eastAsia="黑体"/>
         </w:rPr>
         <w:t xml:space="preserve">接节点④、VCC</w:t>
       </w:r>
       <w:r>
+        <w:rPr>
+          <w:rFonts w:eastAsia="黑体"/>
+        </w:rPr>
         <w:t xml:space="preserve"> </w:t>
       </w:r>
       <w:r>
         <w:rPr>
-          <w:rFonts w:hint="eastAsia"/>
+          <w:rFonts w:hint="eastAsia" w:eastAsia="黑体"/>
         </w:rPr>
         <w:t xml:space="preserve">接节点⑤、GND</w:t>
       </w:r>
       <w:r>
+        <w:rPr>
+          <w:rFonts w:eastAsia="黑体"/>
+        </w:rPr>
         <w:t xml:space="preserve"> </w:t>
       </w:r>
       <w:r>
         <w:rPr>
-          <w:rFonts w:hint="eastAsia"/>
+          <w:rFonts w:hint="eastAsia" w:eastAsia="黑体"/>
         </w:rPr>
         <w:t xml:space="preserve">接节点⑥，斜率控制/静默引脚</w:t>
       </w:r>
       <w:r>
+        <w:rPr>
+          <w:rFonts w:eastAsia="黑体"/>
+        </w:rPr>
         <w:t xml:space="preserve"> </w:t>
       </w:r>
       <w:r>
         <w:rPr>
-          <w:rFonts w:hint="eastAsia"/>
+          <w:rFonts w:hint="eastAsia" w:eastAsia="黑体"/>
         </w:rPr>
         <w:t xml:space="preserve">S（待机型为</w:t>
       </w:r>
       <w:r>
+        <w:rPr>
+          <w:rFonts w:eastAsia="黑体"/>
+        </w:rPr>
         <w:t xml:space="preserve"> </w:t>
       </w:r>
       <w:r>
         <w:rPr>
-          <w:rFonts w:hint="eastAsia"/>
+          <w:rFonts w:hint="eastAsia" w:eastAsia="黑体"/>
         </w:rPr>
         <w:t xml:space="preserve">STB）按需接节点⑤</w:t>
       </w:r>
       <w:r>
+        <w:rPr>
+          <w:rFonts w:eastAsia="黑体"/>
+        </w:rPr>
         <w:t xml:space="preserve"> </w:t>
       </w:r>
       <w:r>
         <w:rPr>
-          <w:rFonts w:hint="eastAsia"/>
+          <w:rFonts w:hint="eastAsia" w:eastAsia="黑体"/>
         </w:rPr>
         <w:t xml:space="preserve">或节点⑥</w:t>
       </w:r>
       <w:r>
+        <w:rPr>
+          <w:rFonts w:eastAsia="黑体"/>
+        </w:rPr>
         <w:t xml:space="preserve"> </w:t>
       </w:r>
       <w:r>
         <w:rPr>
-          <w:rFonts w:hint="eastAsia"/>
+          <w:rFonts w:hint="eastAsia" w:eastAsia="黑体"/>
         </w:rPr>
         <w:t xml:space="preserve">以设定边沿速率与静默模式；</w:t>
       </w:r>
       <w:r>
         <w:rPr>
+          <w:rFonts w:eastAsia="黑体"/>
           <w:b/>
           <w:bCs/>
         </w:rPr>
         <w:t xml:space="preserve">A1</w:t>
       </w:r>
       <w:r>
+        <w:rPr>
+          <w:rFonts w:eastAsia="黑体"/>
+        </w:rPr>
         <w:t xml:space="preserve"> </w:t>
       </w:r>
       <w:r>
         <w:rPr>
-          <w:rFonts w:hint="eastAsia"/>
+          <w:rFonts w:hint="eastAsia" w:eastAsia="黑体"/>
         </w:rPr>
         <w:t xml:space="preserve">的</w:t>
       </w:r>
       <w:r>
+        <w:rPr>
+          <w:rFonts w:eastAsia="黑体"/>
+        </w:rPr>
         <w:t xml:space="preserve"> TXD </w:t>
       </w:r>
       <w:r>
         <w:rPr>
-          <w:rFonts w:hint="eastAsia"/>
+          <w:rFonts w:hint="eastAsia" w:eastAsia="黑体"/>
         </w:rPr>
         <w:t xml:space="preserve">接节点①、RXD</w:t>
       </w:r>
       <w:r>
+        <w:rPr>
+          <w:rFonts w:eastAsia="黑体"/>
+        </w:rPr>
         <w:t xml:space="preserve"> </w:t>
       </w:r>
       <w:r>
         <w:rPr>
-          <w:rFonts w:hint="eastAsia"/>
+          <w:rFonts w:hint="eastAsia" w:eastAsia="黑体"/>
         </w:rPr>
         <w:t xml:space="preserve">接节点②、VCC</w:t>
       </w:r>
       <w:r>
+        <w:rPr>
+          <w:rFonts w:eastAsia="黑体"/>
+        </w:rPr>
         <w:t xml:space="preserve"> </w:t>
       </w:r>
       <w:r>
         <w:rPr>
-          <w:rFonts w:hint="eastAsia"/>
+          <w:rFonts w:hint="eastAsia" w:eastAsia="黑体"/>
         </w:rPr>
         <w:t xml:space="preserve">接节点⑤、GND</w:t>
       </w:r>
       <w:r>
+        <w:rPr>
+          <w:rFonts w:eastAsia="黑体"/>
+        </w:rPr>
         <w:t xml:space="preserve"> </w:t>
       </w:r>
       <w:r>
         <w:rPr>
-          <w:rFonts w:hint="eastAsia"/>
+          <w:rFonts w:hint="eastAsia" w:eastAsia="黑体"/>
         </w:rPr>
         <w:t xml:space="preserve">接节点⑥。</w:t>
       </w:r>
@@ -825,15 +971,21 @@
         </m:sSub>
       </m:oMath>
       <w:r>
+        <w:rPr>
+          <w:rFonts w:eastAsia="黑体"/>
+        </w:rPr>
         <w:t xml:space="preserve"> </w:t>
       </w:r>
       <w:r>
         <w:rPr>
-          <w:rFonts w:hint="eastAsia"/>
+          <w:rFonts w:hint="eastAsia" w:eastAsia="黑体"/>
         </w:rPr>
         <w:t xml:space="preserve">与</w:t>
       </w:r>
       <w:r>
+        <w:rPr>
+          <w:rFonts w:eastAsia="黑体"/>
+        </w:rPr>
         <w:t xml:space="preserve"> </w:t>
       </w:r>
       <m:oMath>
@@ -854,51 +1006,69 @@
         </m:sSub>
       </m:oMath>
       <w:r>
+        <w:rPr>
+          <w:rFonts w:eastAsia="黑体"/>
+        </w:rPr>
         <w:t xml:space="preserve"> </w:t>
       </w:r>
       <w:r>
         <w:rPr>
-          <w:rFonts w:hint="eastAsia"/>
+          <w:rFonts w:hint="eastAsia" w:eastAsia="黑体"/>
         </w:rPr>
         <w:t xml:space="preserve">各</w:t>
       </w:r>
       <w:r>
+        <w:rPr>
+          <w:rFonts w:eastAsia="黑体"/>
+        </w:rPr>
         <w:t xml:space="preserve"> 120 </w:t>
       </w:r>
       <w:r>
         <w:rPr>
-          <w:rFonts w:hint="eastAsia"/>
+          <w:rFonts w:hint="eastAsia" w:eastAsia="黑体"/>
         </w:rPr>
         <w:t xml:space="preserve">Ω，分别接在总线两端的节点③</w:t>
       </w:r>
       <w:r>
+        <w:rPr>
+          <w:rFonts w:eastAsia="黑体"/>
+        </w:rPr>
         <w:t xml:space="preserve"> </w:t>
       </w:r>
       <w:r>
         <w:rPr>
-          <w:rFonts w:hint="eastAsia"/>
+          <w:rFonts w:hint="eastAsia" w:eastAsia="黑体"/>
         </w:rPr>
         <w:t xml:space="preserve">与节点④</w:t>
       </w:r>
       <w:r>
+        <w:rPr>
+          <w:rFonts w:eastAsia="黑体"/>
+        </w:rPr>
         <w:t xml:space="preserve"> </w:t>
       </w:r>
       <w:r>
         <w:rPr>
-          <w:rFonts w:hint="eastAsia"/>
+          <w:rFonts w:hint="eastAsia" w:eastAsia="黑体"/>
         </w:rPr>
         <w:t xml:space="preserve">之间（即</w:t>
       </w:r>
       <w:r>
+        <w:rPr>
+          <w:rFonts w:eastAsia="黑体"/>
+        </w:rPr>
         <w:t xml:space="preserve"> CANH−CANL </w:t>
       </w:r>
       <w:r>
         <w:rPr>
-          <w:rFonts w:hint="eastAsia"/>
+          <w:rFonts w:hint="eastAsia" w:eastAsia="黑体"/>
         </w:rPr>
         <w:t xml:space="preserve">两端各接一个，且只加在最远端两端），实现特征阻抗</w:t>
       </w:r>
       <w:r>
+        <w:rPr>
+          <w:rFonts w:eastAsia="黑体"/>
+        </w:rPr>
         <w:t xml:space="preserve"> </w:t>
       </w:r>
       <m:oMath>
@@ -934,17 +1104,20 @@
         </m:r>
       </m:oMath>
       <w:r>
+        <w:rPr>
+          <w:rFonts w:eastAsia="黑体"/>
+        </w:rPr>
         <w:t xml:space="preserve"> </w:t>
       </w:r>
       <w:r>
         <w:rPr>
-          <w:rFonts w:hint="eastAsia"/>
+          <w:rFonts w:hint="eastAsia" w:eastAsia="黑体"/>
         </w:rPr>
         <w:t xml:space="preserve">的终端匹配。</w:t>
       </w:r>
       <w:r>
         <w:rPr>
-          <w:rFonts w:hint="eastAsia"/>
+          <w:rFonts w:hint="eastAsia" w:eastAsia="黑体"/>
           <w:b/>
           <w:bCs/>
         </w:rPr>
@@ -952,52 +1125,67 @@
       </w:r>
       <w:r>
         <w:rPr>
-          <w:rFonts w:hint="eastAsia"/>
+          <w:rFonts w:hint="eastAsia" w:eastAsia="黑体"/>
         </w:rPr>
         <w:t xml:space="preserve">：TVS</w:t>
       </w:r>
       <w:r>
+        <w:rPr>
+          <w:rFonts w:eastAsia="黑体"/>
+        </w:rPr>
         <w:t xml:space="preserve"> </w:t>
       </w:r>
       <w:r>
         <w:rPr>
-          <w:rFonts w:hint="eastAsia"/>
+          <w:rFonts w:hint="eastAsia" w:eastAsia="黑体"/>
         </w:rPr>
         <w:t xml:space="preserve">阳极接</w:t>
       </w:r>
       <w:r>
+        <w:rPr>
+          <w:rFonts w:eastAsia="黑体"/>
+        </w:rPr>
         <w:t xml:space="preserve"> </w:t>
       </w:r>
       <w:r>
         <w:rPr>
-          <w:rFonts w:hint="eastAsia"/>
+          <w:rFonts w:hint="eastAsia" w:eastAsia="黑体"/>
         </w:rPr>
         <w:t xml:space="preserve">CANH/CANL、阴极接</w:t>
       </w:r>
       <w:r>
+        <w:rPr>
+          <w:rFonts w:eastAsia="黑体"/>
+        </w:rPr>
         <w:t xml:space="preserve"> </w:t>
       </w:r>
       <w:r>
         <w:rPr>
-          <w:rFonts w:hint="eastAsia"/>
+          <w:rFonts w:hint="eastAsia" w:eastAsia="黑体"/>
         </w:rPr>
         <w:t xml:space="preserve">GND，共模扼流圈串在</w:t>
       </w:r>
       <w:r>
+        <w:rPr>
+          <w:rFonts w:eastAsia="黑体"/>
+        </w:rPr>
         <w:t xml:space="preserve"> CANH、CANL </w:t>
       </w:r>
       <w:r>
         <w:rPr>
-          <w:rFonts w:hint="eastAsia"/>
+          <w:rFonts w:hint="eastAsia" w:eastAsia="黑体"/>
         </w:rPr>
         <w:t xml:space="preserve">线上，用于</w:t>
       </w:r>
       <w:r>
+        <w:rPr>
+          <w:rFonts w:eastAsia="黑体"/>
+        </w:rPr>
         <w:t xml:space="preserve"> ESD </w:t>
       </w:r>
       <w:r>
         <w:rPr>
-          <w:rFonts w:hint="eastAsia"/>
+          <w:rFonts w:hint="eastAsia" w:eastAsia="黑体"/>
         </w:rPr>
         <w:t xml:space="preserve">与共模抗扰。</w:t>
       </w:r>
@@ -1006,56 +1194,74 @@
       <w:pPr/>
       <w:r>
         <w:rPr>
-          <w:rFonts w:hint="eastAsia"/>
+          <w:rFonts w:hint="eastAsia" w:eastAsia="黑体"/>
         </w:rPr>
         <w:t xml:space="preserve">由此构成”控制器经</w:t>
       </w:r>
       <w:r>
+        <w:rPr>
+          <w:rFonts w:eastAsia="黑体"/>
+        </w:rPr>
         <w:t xml:space="preserve"> TXD/RXD </w:t>
       </w:r>
       <w:r>
         <w:rPr>
-          <w:rFonts w:hint="eastAsia"/>
+          <w:rFonts w:hint="eastAsia" w:eastAsia="黑体"/>
         </w:rPr>
         <w:t xml:space="preserve">与收发器交换数据、收发器驱动</w:t>
       </w:r>
       <w:r>
+        <w:rPr>
+          <w:rFonts w:eastAsia="黑体"/>
+        </w:rPr>
         <w:t xml:space="preserve"> CANH/CANL </w:t>
       </w:r>
       <w:r>
         <w:rPr>
-          <w:rFonts w:hint="eastAsia"/>
+          <w:rFonts w:hint="eastAsia" w:eastAsia="黑体"/>
         </w:rPr>
         <w:t xml:space="preserve">差分总线、总线两端</w:t>
       </w:r>
       <w:r>
+        <w:rPr>
+          <w:rFonts w:eastAsia="黑体"/>
+        </w:rPr>
         <w:t xml:space="preserve"> 120 Ω </w:t>
       </w:r>
       <w:r>
         <w:rPr>
-          <w:rFonts w:hint="eastAsia"/>
+          <w:rFonts w:hint="eastAsia" w:eastAsia="黑体"/>
         </w:rPr>
         <w:t xml:space="preserve">终端匹配”的多主差分总线接口，显性时</w:t>
       </w:r>
       <w:r>
+        <w:rPr>
+          <w:rFonts w:eastAsia="黑体"/>
+        </w:rPr>
         <w:t xml:space="preserve"> CANH </w:t>
       </w:r>
       <w:r>
         <w:rPr>
-          <w:rFonts w:hint="eastAsia"/>
+          <w:rFonts w:hint="eastAsia" w:eastAsia="黑体"/>
         </w:rPr>
         <w:t xml:space="preserve">高于</w:t>
       </w:r>
       <w:r>
+        <w:rPr>
+          <w:rFonts w:eastAsia="黑体"/>
+        </w:rPr>
         <w:t xml:space="preserve"> </w:t>
       </w:r>
       <w:r>
         <w:rPr>
-          <w:rFonts w:hint="eastAsia"/>
+          <w:rFonts w:hint="eastAsia" w:eastAsia="黑体"/>
         </w:rPr>
         <w:t xml:space="preserve">CANL，支持非破坏性逐位仲裁，最高速率</w:t>
       </w:r>
       <w:r>
+        <w:rPr>
+          <w:rFonts w:eastAsia="黑体"/>
+        </w:rPr>
         <w:t xml:space="preserve"> 1 Mbit/s。</w:t>
       </w:r>
     </w:p>
@@ -1067,7 +1273,7 @@
       </w:pPr>
       <w:r>
         <w:rPr>
-          <w:rFonts w:hint="eastAsia"/>
+          <w:rFonts w:hint="eastAsia" w:eastAsia="黑体"/>
         </w:rPr>
         <w:t xml:space="preserve">工作原理</w:t>
       </w:r>
@@ -1078,47 +1284,62 @@
       </w:pPr>
       <w:r>
         <w:rPr>
-          <w:rFonts w:hint="eastAsia"/>
+          <w:rFonts w:hint="eastAsia" w:eastAsia="黑体"/>
         </w:rPr>
         <w:t xml:space="preserve">控制器把报文转为帧，收发器把数字信号转换为差分电平：显性时</w:t>
       </w:r>
       <w:r>
+        <w:rPr>
+          <w:rFonts w:eastAsia="黑体"/>
+        </w:rPr>
         <w:t xml:space="preserve"> CANH </w:t>
       </w:r>
       <w:r>
         <w:rPr>
-          <w:rFonts w:hint="eastAsia"/>
+          <w:rFonts w:hint="eastAsia" w:eastAsia="黑体"/>
         </w:rPr>
         <w:t xml:space="preserve">高于</w:t>
       </w:r>
       <w:r>
+        <w:rPr>
+          <w:rFonts w:eastAsia="黑体"/>
+        </w:rPr>
         <w:t xml:space="preserve"> </w:t>
       </w:r>
       <w:r>
         <w:rPr>
-          <w:rFonts w:hint="eastAsia"/>
+          <w:rFonts w:hint="eastAsia" w:eastAsia="黑体"/>
         </w:rPr>
         <w:t xml:space="preserve">CANL（差动约</w:t>
       </w:r>
       <w:r>
+        <w:rPr>
+          <w:rFonts w:eastAsia="黑体"/>
+        </w:rPr>
         <w:t xml:space="preserve"> 2 </w:t>
       </w:r>
       <w:r>
         <w:rPr>
-          <w:rFonts w:hint="eastAsia"/>
+          <w:rFonts w:hint="eastAsia" w:eastAsia="黑体"/>
         </w:rPr>
         <w:t xml:space="preserve">V），隐性时两者接近（差动约</w:t>
       </w:r>
       <w:r>
+        <w:rPr>
+          <w:rFonts w:eastAsia="黑体"/>
+        </w:rPr>
         <w:t xml:space="preserve"> 0 </w:t>
       </w:r>
       <w:r>
         <w:rPr>
-          <w:rFonts w:hint="eastAsia"/>
+          <w:rFonts w:hint="eastAsia" w:eastAsia="黑体"/>
         </w:rPr>
         <w:t xml:space="preserve">V）。多节点按标识符非破坏性逐位仲裁，赢得总线者发送，实现多主实时通信，速率最高</w:t>
       </w:r>
       <w:r>
+        <w:rPr>
+          <w:rFonts w:eastAsia="黑体"/>
+        </w:rPr>
         <w:t xml:space="preserve"> 1 Mbit/s。</w:t>
       </w:r>
     </w:p>
@@ -1130,7 +1351,7 @@
       </w:pPr>
       <w:r>
         <w:rPr>
-          <w:rFonts w:hint="eastAsia"/>
+          <w:rFonts w:hint="eastAsia" w:eastAsia="黑体"/>
         </w:rPr>
         <w:t xml:space="preserve">关键计算公式</w:t>
       </w:r>
@@ -1144,7 +1365,7 @@
       </w:pPr>
       <w:r>
         <w:rPr>
-          <w:rFonts w:hint="eastAsia"/>
+          <w:rFonts w:hint="eastAsia" w:eastAsia="黑体"/>
         </w:rPr>
         <w:t xml:space="preserve">总线最远传输距离与速率关系（近似，</w:t>
       </w:r>
@@ -1172,11 +1393,14 @@
         </m:sSub>
       </m:oMath>
       <w:r>
+        <w:rPr>
+          <w:rFonts w:eastAsia="黑体"/>
+        </w:rPr>
         <w:t xml:space="preserve"> </w:t>
       </w:r>
       <w:r>
         <w:rPr>
-          <w:rFonts w:hint="eastAsia"/>
+          <w:rFonts w:hint="eastAsia" w:eastAsia="黑体"/>
         </w:rPr>
         <w:t xml:space="preserve">传播延迟）：</w:t>
       </w:r>
@@ -1269,7 +1493,7 @@
       </w:pPr>
       <w:r>
         <w:rPr>
-          <w:rFonts w:hint="eastAsia"/>
+          <w:rFonts w:hint="eastAsia" w:eastAsia="黑体"/>
         </w:rPr>
         <w:t xml:space="preserve">终端匹配条件（</w:t>
       </w:r>
@@ -1288,11 +1512,14 @@
         </m:sSub>
       </m:oMath>
       <w:r>
+        <w:rPr>
+          <w:rFonts w:eastAsia="黑体"/>
+        </w:rPr>
         <w:t xml:space="preserve"> </w:t>
       </w:r>
       <w:r>
         <w:rPr>
-          <w:rFonts w:hint="eastAsia"/>
+          <w:rFonts w:hint="eastAsia" w:eastAsia="黑体"/>
         </w:rPr>
         <w:t xml:space="preserve">特性阻抗）：</w:t>
       </w:r>
@@ -1367,7 +1594,7 @@
       </w:pPr>
       <w:r>
         <w:rPr>
-          <w:rFonts w:hint="eastAsia"/>
+          <w:rFonts w:hint="eastAsia" w:eastAsia="黑体"/>
         </w:rPr>
         <w:t xml:space="preserve">差动电压（显性）：</w:t>
       </w:r>
@@ -1469,7 +1696,7 @@
       </w:pPr>
       <w:r>
         <w:rPr>
-          <w:rFonts w:hint="eastAsia"/>
+          <w:rFonts w:hint="eastAsia" w:eastAsia="黑体"/>
         </w:rPr>
         <w:t xml:space="preserve">位时间构成：</w:t>
       </w:r>
@@ -1665,7 +1892,7 @@
             </w:pPr>
             <w:r>
               <w:rPr>
-                <w:rFonts w:hint="eastAsia"/>
+                <w:rFonts w:hint="eastAsia" w:eastAsia="黑体"/>
               </w:rPr>
               <w:t xml:space="preserve">符号</w:t>
             </w:r>
@@ -1679,7 +1906,7 @@
             </w:pPr>
             <w:r>
               <w:rPr>
-                <w:rFonts w:hint="eastAsia"/>
+                <w:rFonts w:hint="eastAsia" w:eastAsia="黑体"/>
               </w:rPr>
               <w:t xml:space="preserve">含义</w:t>
             </w:r>
@@ -1693,7 +1920,7 @@
             </w:pPr>
             <w:r>
               <w:rPr>
-                <w:rFonts w:hint="eastAsia"/>
+                <w:rFonts w:hint="eastAsia" w:eastAsia="黑体"/>
               </w:rPr>
               <w:t xml:space="preserve">单位</w:t>
             </w:r>
@@ -1722,6 +1949,9 @@
               </m:sSub>
             </m:oMath>
             <w:r>
+              <w:rPr>
+                <w:rFonts w:eastAsia="黑体"/>
+              </w:rPr>
               <w:t xml:space="preserve">​</w:t>
             </w:r>
           </w:p>
@@ -1734,7 +1964,7 @@
             </w:pPr>
             <w:r>
               <w:rPr>
-                <w:rFonts w:hint="eastAsia"/>
+                <w:rFonts w:hint="eastAsia" w:eastAsia="黑体"/>
               </w:rPr>
               <w:t xml:space="preserve">总线波特率</w:t>
             </w:r>
@@ -1747,6 +1977,9 @@
               <w:pStyle w:val="Compact"/>
             </w:pPr>
             <w:r>
+              <w:rPr>
+                <w:rFonts w:eastAsia="黑体"/>
+              </w:rPr>
               <w:t xml:space="preserve">bit/s</w:t>
             </w:r>
           </w:p>
@@ -1780,6 +2013,9 @@
               </m:sSub>
             </m:oMath>
             <w:r>
+              <w:rPr>
+                <w:rFonts w:eastAsia="黑体"/>
+              </w:rPr>
               <w:t xml:space="preserve">​</w:t>
             </w:r>
           </w:p>
@@ -1792,7 +2028,7 @@
             </w:pPr>
             <w:r>
               <w:rPr>
-                <w:rFonts w:hint="eastAsia"/>
+                <w:rFonts w:hint="eastAsia" w:eastAsia="黑体"/>
               </w:rPr>
               <w:t xml:space="preserve">最大距离</w:t>
             </w:r>
@@ -1805,6 +2041,9 @@
               <w:pStyle w:val="Compact"/>
             </w:pPr>
             <w:r>
+              <w:rPr>
+                <w:rFonts w:eastAsia="黑体"/>
+              </w:rPr>
               <w:t xml:space="preserve">m</w:t>
             </w:r>
           </w:p>
@@ -1832,6 +2071,9 @@
               </m:sSub>
             </m:oMath>
             <w:r>
+              <w:rPr>
+                <w:rFonts w:eastAsia="黑体"/>
+              </w:rPr>
               <w:t xml:space="preserve">​</w:t>
             </w:r>
           </w:p>
@@ -1844,7 +2086,7 @@
             </w:pPr>
             <w:r>
               <w:rPr>
-                <w:rFonts w:hint="eastAsia"/>
+                <w:rFonts w:hint="eastAsia" w:eastAsia="黑体"/>
               </w:rPr>
               <w:t xml:space="preserve">特性阻抗</w:t>
             </w:r>
@@ -1857,6 +2099,9 @@
               <w:pStyle w:val="Compact"/>
             </w:pPr>
             <w:r>
+              <w:rPr>
+                <w:rFonts w:eastAsia="黑体"/>
+              </w:rPr>
               <w:t xml:space="preserve">Ω</w:t>
             </w:r>
           </w:p>
@@ -1893,6 +2138,9 @@
               </m:sSub>
             </m:oMath>
             <w:r>
+              <w:rPr>
+                <w:rFonts w:eastAsia="黑体"/>
+              </w:rPr>
               <w:t xml:space="preserve">​</w:t>
             </w:r>
           </w:p>
@@ -1905,7 +2153,7 @@
             </w:pPr>
             <w:r>
               <w:rPr>
-                <w:rFonts w:hint="eastAsia"/>
+                <w:rFonts w:hint="eastAsia" w:eastAsia="黑体"/>
               </w:rPr>
               <w:t xml:space="preserve">差动电压</w:t>
             </w:r>
@@ -1918,6 +2166,9 @@
               <w:pStyle w:val="Compact"/>
             </w:pPr>
             <w:r>
+              <w:rPr>
+                <w:rFonts w:eastAsia="黑体"/>
+              </w:rPr>
               <w:t xml:space="preserve">V</w:t>
             </w:r>
           </w:p>
@@ -1951,6 +2202,9 @@
               </m:sSub>
             </m:oMath>
             <w:r>
+              <w:rPr>
+                <w:rFonts w:eastAsia="黑体"/>
+              </w:rPr>
               <w:t xml:space="preserve">​</w:t>
             </w:r>
           </w:p>
@@ -1963,7 +2217,7 @@
             </w:pPr>
             <w:r>
               <w:rPr>
-                <w:rFonts w:hint="eastAsia"/>
+                <w:rFonts w:hint="eastAsia" w:eastAsia="黑体"/>
               </w:rPr>
               <w:t xml:space="preserve">位时间</w:t>
             </w:r>
@@ -1976,6 +2230,9 @@
               <w:pStyle w:val="Compact"/>
             </w:pPr>
             <w:r>
+              <w:rPr>
+                <w:rFonts w:eastAsia="黑体"/>
+              </w:rPr>
               <w:t xml:space="preserve">s</w:t>
             </w:r>
           </w:p>
@@ -1990,7 +2247,7 @@
       </w:pPr>
       <w:r>
         <w:rPr>
-          <w:rFonts w:hint="eastAsia"/>
+          <w:rFonts w:hint="eastAsia" w:eastAsia="黑体"/>
         </w:rPr>
         <w:t xml:space="preserve">元件调整影响</w:t>
       </w:r>
@@ -2005,21 +2262,27 @@
       </w:pPr>
       <w:r>
         <w:rPr>
-          <w:rFonts w:hint="eastAsia"/>
+          <w:rFonts w:hint="eastAsia" w:eastAsia="黑体"/>
           <w:b/>
           <w:bCs/>
         </w:rPr>
         <w:t xml:space="preserve">波特率增大</w:t>
       </w:r>
       <w:r>
+        <w:rPr>
+          <w:rFonts w:eastAsia="黑体"/>
+        </w:rPr>
         <w:t xml:space="preserve"> </w:t>
       </w:r>
       <w:r>
+        <w:rPr>
+          <w:rFonts w:eastAsia="黑体"/>
+        </w:rPr>
         <w:t xml:space="preserve">→ </w:t>
       </w:r>
       <w:r>
         <w:rPr>
-          <w:rFonts w:hint="eastAsia"/>
+          <w:rFonts w:hint="eastAsia" w:eastAsia="黑体"/>
         </w:rPr>
         <w:t xml:space="preserve">单帧时间变短、实时性提高，但最大传输距离缩短。</w:t>
       </w:r>
@@ -2034,21 +2297,27 @@
       </w:pPr>
       <w:r>
         <w:rPr>
-          <w:rFonts w:hint="eastAsia"/>
+          <w:rFonts w:hint="eastAsia" w:eastAsia="黑体"/>
           <w:b/>
           <w:bCs/>
         </w:rPr>
         <w:t xml:space="preserve">终端电阻漏接或多接</w:t>
       </w:r>
       <w:r>
+        <w:rPr>
+          <w:rFonts w:eastAsia="黑体"/>
+        </w:rPr>
         <w:t xml:space="preserve"> </w:t>
       </w:r>
       <w:r>
+        <w:rPr>
+          <w:rFonts w:eastAsia="黑体"/>
+        </w:rPr>
         <w:t xml:space="preserve">→ </w:t>
       </w:r>
       <w:r>
         <w:rPr>
-          <w:rFonts w:hint="eastAsia"/>
+          <w:rFonts w:hint="eastAsia" w:eastAsia="黑体"/>
         </w:rPr>
         <w:t xml:space="preserve">反射与阻抗失配，波形畸变、通信不稳定。</w:t>
       </w:r>
@@ -2063,21 +2332,27 @@
       </w:pPr>
       <w:r>
         <w:rPr>
-          <w:rFonts w:hint="eastAsia"/>
+          <w:rFonts w:hint="eastAsia" w:eastAsia="黑体"/>
           <w:b/>
           <w:bCs/>
         </w:rPr>
         <w:t xml:space="preserve">总线支线（stub）加长</w:t>
       </w:r>
       <w:r>
+        <w:rPr>
+          <w:rFonts w:eastAsia="黑体"/>
+        </w:rPr>
         <w:t xml:space="preserve"> </w:t>
       </w:r>
       <w:r>
+        <w:rPr>
+          <w:rFonts w:eastAsia="黑体"/>
+        </w:rPr>
         <w:t xml:space="preserve">→ </w:t>
       </w:r>
       <w:r>
         <w:rPr>
-          <w:rFonts w:hint="eastAsia"/>
+          <w:rFonts w:hint="eastAsia" w:eastAsia="黑体"/>
         </w:rPr>
         <w:t xml:space="preserve">反射与信号完整性恶化，需尽量短接。</w:t>
       </w:r>
@@ -2092,21 +2367,27 @@
       </w:pPr>
       <w:r>
         <w:rPr>
-          <w:rFonts w:hint="eastAsia"/>
+          <w:rFonts w:hint="eastAsia" w:eastAsia="黑体"/>
           <w:b/>
           <w:bCs/>
         </w:rPr>
         <w:t xml:space="preserve">共模滤波/保护器件（TVS、共模电感）参数不当</w:t>
       </w:r>
       <w:r>
+        <w:rPr>
+          <w:rFonts w:eastAsia="黑体"/>
+        </w:rPr>
         <w:t xml:space="preserve"> </w:t>
       </w:r>
       <w:r>
+        <w:rPr>
+          <w:rFonts w:eastAsia="黑体"/>
+        </w:rPr>
         <w:t xml:space="preserve">→ </w:t>
       </w:r>
       <w:r>
         <w:rPr>
-          <w:rFonts w:hint="eastAsia"/>
+          <w:rFonts w:hint="eastAsia" w:eastAsia="黑体"/>
         </w:rPr>
         <w:t xml:space="preserve">可能影响差分波形与通信。</w:t>
       </w:r>
@@ -2121,30 +2402,39 @@
       </w:pPr>
       <w:r>
         <w:rPr>
-          <w:rFonts w:hint="eastAsia"/>
+          <w:rFonts w:hint="eastAsia" w:eastAsia="黑体"/>
           <w:b/>
           <w:bCs/>
         </w:rPr>
         <w:t xml:space="preserve">收发器斜率控制调整</w:t>
       </w:r>
       <w:r>
+        <w:rPr>
+          <w:rFonts w:eastAsia="黑体"/>
+        </w:rPr>
         <w:t xml:space="preserve"> </w:t>
       </w:r>
       <w:r>
+        <w:rPr>
+          <w:rFonts w:eastAsia="黑体"/>
+        </w:rPr>
         <w:t xml:space="preserve">→ </w:t>
       </w:r>
       <w:r>
         <w:rPr>
-          <w:rFonts w:hint="eastAsia"/>
+          <w:rFonts w:hint="eastAsia" w:eastAsia="黑体"/>
         </w:rPr>
         <w:t xml:space="preserve">降低</w:t>
       </w:r>
       <w:r>
+        <w:rPr>
+          <w:rFonts w:eastAsia="黑体"/>
+        </w:rPr>
         <w:t xml:space="preserve"> </w:t>
       </w:r>
       <w:r>
         <w:rPr>
-          <w:rFonts w:hint="eastAsia"/>
+          <w:rFonts w:hint="eastAsia" w:eastAsia="黑体"/>
         </w:rPr>
         <w:t xml:space="preserve">EMI，但过高斜率限制会限制最大速率。</w:t>
       </w:r>
@@ -2157,7 +2447,7 @@
       </w:pPr>
       <w:r>
         <w:rPr>
-          <w:rFonts w:hint="eastAsia"/>
+          <w:rFonts w:hint="eastAsia" w:eastAsia="黑体"/>
         </w:rPr>
         <w:t xml:space="preserve">典型参数示例</w:t>
       </w:r>
@@ -2172,11 +2462,14 @@
       </w:pPr>
       <w:r>
         <w:rPr>
-          <w:rFonts w:hint="eastAsia"/>
+          <w:rFonts w:hint="eastAsia" w:eastAsia="黑体"/>
         </w:rPr>
         <w:t xml:space="preserve">取</w:t>
       </w:r>
       <w:r>
+        <w:rPr>
+          <w:rFonts w:eastAsia="黑体"/>
+        </w:rPr>
         <w:t xml:space="preserve"> </w:t>
       </w:r>
       <m:oMath>
@@ -2214,11 +2507,14 @@
       </m:oMath>
       <w:r>
         <w:rPr>
-          <w:rFonts w:hint="eastAsia"/>
+          <w:rFonts w:hint="eastAsia" w:eastAsia="黑体"/>
         </w:rPr>
         <w:t xml:space="preserve">、按传播限值</w:t>
       </w:r>
       <w:r>
+        <w:rPr>
+          <w:rFonts w:eastAsia="黑体"/>
+        </w:rPr>
         <w:t xml:space="preserve"> </w:t>
       </w:r>
       <m:oMath>
@@ -2247,7 +2543,7 @@
       </m:oMath>
       <w:r>
         <w:rPr>
-          <w:rFonts w:hint="eastAsia"/>
+          <w:rFonts w:hint="eastAsia" w:eastAsia="黑体"/>
         </w:rPr>
         <w:t xml:space="preserve">：</w:t>
       </w:r>
@@ -2372,6 +2668,9 @@
         </m:r>
       </m:oMath>
       <w:r>
+        <w:rPr>
+          <w:rFonts w:eastAsia="黑体"/>
+        </w:rPr>
         <w:t xml:space="preserve">。</w:t>
       </w:r>
     </w:p>
@@ -2385,11 +2684,14 @@
       </w:pPr>
       <w:r>
         <w:rPr>
-          <w:rFonts w:hint="eastAsia"/>
+          <w:rFonts w:hint="eastAsia" w:eastAsia="黑体"/>
         </w:rPr>
         <w:t xml:space="preserve">取</w:t>
       </w:r>
       <w:r>
+        <w:rPr>
+          <w:rFonts w:eastAsia="黑体"/>
+        </w:rPr>
         <w:t xml:space="preserve"> </w:t>
       </w:r>
       <m:oMath>
@@ -2427,25 +2729,31 @@
       </m:oMath>
       <w:r>
         <w:rPr>
-          <w:rFonts w:hint="eastAsia"/>
+          <w:rFonts w:hint="eastAsia" w:eastAsia="黑体"/>
         </w:rPr>
         <w:t xml:space="preserve">：最大传输距离可达约</w:t>
       </w:r>
       <w:r>
+        <w:rPr>
+          <w:rFonts w:eastAsia="黑体"/>
+        </w:rPr>
         <w:t xml:space="preserve"> </w:t>
       </w:r>
       <w:r>
         <w:rPr>
-          <w:rFonts w:hint="eastAsia"/>
+          <w:rFonts w:hint="eastAsia" w:eastAsia="黑体"/>
         </w:rPr>
         <w:t xml:space="preserve">100～500</w:t>
       </w:r>
       <w:r>
+        <w:rPr>
+          <w:rFonts w:eastAsia="黑体"/>
+        </w:rPr>
         <w:t xml:space="preserve"> </w:t>
       </w:r>
       <w:r>
         <w:rPr>
-          <w:rFonts w:hint="eastAsia"/>
+          <w:rFonts w:hint="eastAsia" w:eastAsia="黑体"/>
         </w:rPr>
         <w:t xml:space="preserve">m（视拓扑与收发器而定）。</w:t>
       </w:r>
@@ -2458,7 +2766,7 @@
       </w:pPr>
       <w:r>
         <w:rPr>
-          <w:rFonts w:hint="eastAsia"/>
+          <w:rFonts w:hint="eastAsia" w:eastAsia="黑体"/>
         </w:rPr>
         <w:t xml:space="preserve">常见器件型号</w:t>
       </w:r>
@@ -2473,7 +2781,7 @@
       </w:pPr>
       <w:r>
         <w:rPr>
-          <w:rFonts w:hint="eastAsia"/>
+          <w:rFonts w:hint="eastAsia" w:eastAsia="黑体"/>
         </w:rPr>
         <w:t xml:space="preserve">收发器：TJA1050、TJA1042、SN65HVD230、MCP2551。</w:t>
       </w:r>
@@ -2488,7 +2796,7 @@
       </w:pPr>
       <w:r>
         <w:rPr>
-          <w:rFonts w:hint="eastAsia"/>
+          <w:rFonts w:hint="eastAsia" w:eastAsia="黑体"/>
         </w:rPr>
         <w:t xml:space="preserve">独立控制器：SJA1000。</w:t>
       </w:r>
@@ -2503,7 +2811,7 @@
       </w:pPr>
       <w:r>
         <w:rPr>
-          <w:rFonts w:hint="eastAsia"/>
+          <w:rFonts w:hint="eastAsia" w:eastAsia="黑体"/>
         </w:rPr>
         <w:t xml:space="preserve">隔离数字隔离器（可选）：ADuM1201、ISO1050。</w:t>
       </w:r>
@@ -2516,7 +2824,7 @@
       </w:pPr>
       <w:r>
         <w:rPr>
-          <w:rFonts w:hint="eastAsia"/>
+          <w:rFonts w:hint="eastAsia" w:eastAsia="黑体"/>
         </w:rPr>
         <w:t xml:space="preserve">注意事项</w:t>
       </w:r>
@@ -2531,16 +2839,19 @@
       </w:pPr>
       <w:r>
         <w:rPr>
-          <w:rFonts w:hint="eastAsia"/>
+          <w:rFonts w:hint="eastAsia" w:eastAsia="黑体"/>
         </w:rPr>
         <w:t xml:space="preserve">总线两端必须各加一个</w:t>
       </w:r>
       <w:r>
+        <w:rPr>
+          <w:rFonts w:eastAsia="黑体"/>
+        </w:rPr>
         <w:t xml:space="preserve"> 120 Ω </w:t>
       </w:r>
       <w:r>
         <w:rPr>
-          <w:rFonts w:hint="eastAsia"/>
+          <w:rFonts w:hint="eastAsia" w:eastAsia="黑体"/>
         </w:rPr>
         <w:t xml:space="preserve">终端电阻，且只加在两端节点。</w:t>
       </w:r>
@@ -2555,16 +2866,19 @@
       </w:pPr>
       <w:r>
         <w:rPr>
-          <w:rFonts w:hint="eastAsia"/>
+          <w:rFonts w:hint="eastAsia" w:eastAsia="黑体"/>
         </w:rPr>
         <w:t xml:space="preserve">采用双绞线并保持</w:t>
       </w:r>
       <w:r>
+        <w:rPr>
+          <w:rFonts w:eastAsia="黑体"/>
+        </w:rPr>
         <w:t xml:space="preserve"> CANH/CANL </w:t>
       </w:r>
       <w:r>
         <w:rPr>
-          <w:rFonts w:hint="eastAsia"/>
+          <w:rFonts w:hint="eastAsia" w:eastAsia="黑体"/>
         </w:rPr>
         <w:t xml:space="preserve">紧密耦合，避免长支线（stub）。</w:t>
       </w:r>
@@ -2579,7 +2893,7 @@
       </w:pPr>
       <w:r>
         <w:rPr>
-          <w:rFonts w:hint="eastAsia"/>
+          <w:rFonts w:hint="eastAsia" w:eastAsia="黑体"/>
         </w:rPr>
         <w:t xml:space="preserve">需正确配置位时序（TSEG1/TSEG2/SJW）以匹配传播延迟。</w:t>
       </w:r>
@@ -2594,25 +2908,31 @@
       </w:pPr>
       <w:r>
         <w:rPr>
-          <w:rFonts w:hint="eastAsia"/>
+          <w:rFonts w:hint="eastAsia" w:eastAsia="黑体"/>
         </w:rPr>
         <w:t xml:space="preserve">汽车/工业环境建议加</w:t>
       </w:r>
       <w:r>
+        <w:rPr>
+          <w:rFonts w:eastAsia="黑体"/>
+        </w:rPr>
         <w:t xml:space="preserve"> TVS </w:t>
       </w:r>
       <w:r>
         <w:rPr>
-          <w:rFonts w:hint="eastAsia"/>
+          <w:rFonts w:hint="eastAsia" w:eastAsia="黑体"/>
         </w:rPr>
         <w:t xml:space="preserve">与共模扼流圈做</w:t>
       </w:r>
       <w:r>
+        <w:rPr>
+          <w:rFonts w:eastAsia="黑体"/>
+        </w:rPr>
         <w:t xml:space="preserve"> EMC </w:t>
       </w:r>
       <w:r>
         <w:rPr>
-          <w:rFonts w:hint="eastAsia"/>
+          <w:rFonts w:hint="eastAsia" w:eastAsia="黑体"/>
         </w:rPr>
         <w:t xml:space="preserve">防护。</w:t>
       </w:r>
@@ -2625,7 +2945,7 @@
       </w:pPr>
       <w:r>
         <w:rPr>
-          <w:rFonts w:hint="eastAsia"/>
+          <w:rFonts w:hint="eastAsia" w:eastAsia="黑体"/>
         </w:rPr>
         <w:t xml:space="preserve">参考资料</w:t>
       </w:r>
@@ -2639,6 +2959,9 @@
         </w:numPr>
       </w:pPr>
       <w:r>
+        <w:rPr>
+          <w:rFonts w:eastAsia="黑体"/>
+        </w:rPr>
         <w:t xml:space="preserve">Wikipedia: CAN bus。</w:t>
       </w:r>
     </w:p>
@@ -2651,11 +2974,14 @@
         </w:numPr>
       </w:pPr>
       <w:r>
+        <w:rPr>
+          <w:rFonts w:eastAsia="黑体"/>
+        </w:rPr>
         <w:t xml:space="preserve">NXP TJA1050 </w:t>
       </w:r>
       <w:r>
         <w:rPr>
-          <w:rFonts w:hint="eastAsia"/>
+          <w:rFonts w:hint="eastAsia" w:eastAsia="黑体"/>
         </w:rPr>
         <w:t xml:space="preserve">数据手册。</w:t>
       </w:r>
@@ -2669,20 +2995,26 @@
         </w:numPr>
       </w:pPr>
       <w:r>
+        <w:rPr>
+          <w:rFonts w:eastAsia="黑体"/>
+        </w:rPr>
         <w:t xml:space="preserve">TI </w:t>
       </w:r>
       <w:r>
         <w:rPr>
-          <w:rFonts w:hint="eastAsia"/>
+          <w:rFonts w:hint="eastAsia" w:eastAsia="黑体"/>
         </w:rPr>
         <w:t xml:space="preserve">SLLA270（CAN</w:t>
       </w:r>
       <w:r>
+        <w:rPr>
+          <w:rFonts w:eastAsia="黑体"/>
+        </w:rPr>
         <w:t xml:space="preserve"> </w:t>
       </w:r>
       <w:r>
         <w:rPr>
-          <w:rFonts w:hint="eastAsia"/>
+          <w:rFonts w:hint="eastAsia" w:eastAsia="黑体"/>
         </w:rPr>
         <w:t xml:space="preserve">总线终端与布局应用笔记）。</w:t>
       </w:r>
@@ -2696,11 +3028,11 @@
       </w:pPr>
       <w:r>
         <w:rPr>
-          <w:rFonts w:ascii="Times New Roman" w:hAnsi="Times New Roman"/>
+          <w:rFonts w:ascii="Times New Roman" w:hAnsi="Times New Roman" w:eastAsia="黑体"/>
           <w:color w:val="555555"/>
           <w:sz w:val="21"/>
         </w:rPr>
-        <w:t>材料收集者：杜文杰</w:t>
+        <w:t>材料收集者：杜文杰，WX手机：19519196569，QQ:3478827729</w:t>
       </w:r>
     </w:p>
     <w:sectPr>
@@ -2720,7 +3052,7 @@
 </file>
 
 <file path=word/footer1.xml><?xml version="1.0" encoding="utf-8"?>
-<w:ftr xmlns:m="http://schemas.openxmlformats.org/officeDocument/2006/math" xmlns:mc="http://schemas.openxmlformats.org/markup-compatibility/2006" xmlns:mo="http://schemas.microsoft.com/office/mac/office/2008/main" xmlns:mv="urn:schemas-microsoft-com:mac:vml" xmlns:o="urn:schemas-microsoft-com:office:office" xmlns:r="http://schemas.openxmlformats.org/officeDocument/2006/relationships" xmlns:v="urn:schemas-microsoft-com:vml" xmlns:w10="urn:schemas-microsoft-com:office:word" xmlns:w14="http://schemas.microsoft.com/office/word/2010/wordml" xmlns:w="http://schemas.openxmlformats.org/wordprocessingml/2006/main" xmlns:wne="http://schemas.microsoft.com/office/word/2006/wordml" xmlns:wp14="http://schemas.microsoft.com/office/word/2010/wordprocessingDrawing" xmlns:wp="http://schemas.openxmlformats.org/drawingml/2006/wordprocessingDrawing" xmlns:wpc="http://schemas.microsoft.com/office/word/2010/wordprocessingCanvas" xmlns:wpg="http://schemas.microsoft.com/office/word/2010/wordprocessingGroup" xmlns:wpi="http://schemas.microsoft.com/office/word/2010/wordprocessingInk" xmlns:wps="http://schemas.microsoft.com/office/word/2010/wordprocessingShape" mc:Ignorable="w14 wp14">
+<w:ftr xmlns:mc="http://schemas.openxmlformats.org/markup-compatibility/2006" xmlns:w="http://schemas.openxmlformats.org/wordprocessingml/2006/main" xmlns:m="http://schemas.openxmlformats.org/officeDocument/2006/math" xmlns:mo="http://schemas.microsoft.com/office/mac/office/2008/main" xmlns:mv="urn:schemas-microsoft-com:mac:vml" xmlns:o="urn:schemas-microsoft-com:office:office" xmlns:r="http://schemas.openxmlformats.org/officeDocument/2006/relationships" xmlns:v="urn:schemas-microsoft-com:vml" xmlns:w10="urn:schemas-microsoft-com:office:word" xmlns:w14="http://schemas.microsoft.com/office/word/2010/wordml" xmlns:wne="http://schemas.microsoft.com/office/word/2006/wordml" xmlns:wp14="http://schemas.microsoft.com/office/word/2010/wordprocessingDrawing" xmlns:wp="http://schemas.openxmlformats.org/drawingml/2006/wordprocessingDrawing" xmlns:wpc="http://schemas.microsoft.com/office/word/2010/wordprocessingCanvas" xmlns:wpg="http://schemas.microsoft.com/office/word/2010/wordprocessingGroup" xmlns:wpi="http://schemas.microsoft.com/office/word/2010/wordprocessingInk" xmlns:wps="http://schemas.microsoft.com/office/word/2010/wordprocessingShape" mc:Ignorable="w14 wp14">
   <w:p>
     <w:pPr>
       <w:pStyle w:val="Footer"/>
@@ -2728,12 +3060,14 @@
     </w:pPr>
     <w:r>
       <w:rPr>
+        <w:rFonts w:eastAsia="黑体"/>
         <w:sz w:val="18"/>
       </w:rPr>
       <w:t xml:space="preserve">第 </w:t>
     </w:r>
     <w:r>
       <w:rPr>
+        <w:rFonts w:eastAsia="黑体"/>
         <w:sz w:val="18"/>
       </w:rPr>
       <w:fldChar w:fldCharType="begin"/>
@@ -2742,6 +3076,7 @@
     </w:r>
     <w:r>
       <w:rPr>
+        <w:rFonts w:eastAsia="黑体"/>
         <w:sz w:val="18"/>
       </w:rPr>
       <w:t xml:space="preserve"> 页</w:t>
@@ -2755,6 +3090,9 @@
   <w:footnote w:type="continuationSeparator" w:id="0">
     <w:p>
       <w:r>
+        <w:rPr>
+          <w:rFonts w:eastAsia="黑体"/>
+        </w:rPr>
         <w:continuationSeparator/>
       </w:r>
     </w:p>
@@ -2762,6 +3100,9 @@
   <w:footnote w:type="separator" w:id="-1">
     <w:p>
       <w:r>
+        <w:rPr>
+          <w:rFonts w:eastAsia="黑体"/>
+        </w:rPr>
         <w:separator/>
       </w:r>
     </w:p>
@@ -2770,7 +3111,7 @@
 </file>
 
 <file path=word/header1.xml><?xml version="1.0" encoding="utf-8"?>
-<w:hdr xmlns:m="http://schemas.openxmlformats.org/officeDocument/2006/math" xmlns:mc="http://schemas.openxmlformats.org/markup-compatibility/2006" xmlns:mo="http://schemas.microsoft.com/office/mac/office/2008/main" xmlns:mv="urn:schemas-microsoft-com:mac:vml" xmlns:o="urn:schemas-microsoft-com:office:office" xmlns:r="http://schemas.openxmlformats.org/officeDocument/2006/relationships" xmlns:v="urn:schemas-microsoft-com:vml" xmlns:w10="urn:schemas-microsoft-com:office:word" xmlns:w14="http://schemas.microsoft.com/office/word/2010/wordml" xmlns:w="http://schemas.openxmlformats.org/wordprocessingml/2006/main" xmlns:wne="http://schemas.microsoft.com/office/word/2006/wordml" xmlns:wp14="http://schemas.microsoft.com/office/word/2010/wordprocessingDrawing" xmlns:wp="http://schemas.openxmlformats.org/drawingml/2006/wordprocessingDrawing" xmlns:wpc="http://schemas.microsoft.com/office/word/2010/wordprocessingCanvas" xmlns:wpg="http://schemas.microsoft.com/office/word/2010/wordprocessingGroup" xmlns:wpi="http://schemas.microsoft.com/office/word/2010/wordprocessingInk" xmlns:wps="http://schemas.microsoft.com/office/word/2010/wordprocessingShape" mc:Ignorable="w14 wp14">
+<w:hdr xmlns:mc="http://schemas.openxmlformats.org/markup-compatibility/2006" xmlns:w="http://schemas.openxmlformats.org/wordprocessingml/2006/main" xmlns:m="http://schemas.openxmlformats.org/officeDocument/2006/math" xmlns:mo="http://schemas.microsoft.com/office/mac/office/2008/main" xmlns:mv="urn:schemas-microsoft-com:mac:vml" xmlns:o="urn:schemas-microsoft-com:office:office" xmlns:r="http://schemas.openxmlformats.org/officeDocument/2006/relationships" xmlns:v="urn:schemas-microsoft-com:vml" xmlns:w10="urn:schemas-microsoft-com:office:word" xmlns:w14="http://schemas.microsoft.com/office/word/2010/wordml" xmlns:wne="http://schemas.microsoft.com/office/word/2006/wordml" xmlns:wp14="http://schemas.microsoft.com/office/word/2010/wordprocessingDrawing" xmlns:wp="http://schemas.openxmlformats.org/drawingml/2006/wordprocessingDrawing" xmlns:wpc="http://schemas.microsoft.com/office/word/2010/wordprocessingCanvas" xmlns:wpg="http://schemas.microsoft.com/office/word/2010/wordprocessingGroup" xmlns:wpi="http://schemas.microsoft.com/office/word/2010/wordprocessingInk" xmlns:wps="http://schemas.microsoft.com/office/word/2010/wordprocessingShape" mc:Ignorable="w14 wp14">
   <w:p>
     <w:pPr>
       <w:pStyle w:val="Header"/>
@@ -2778,7 +3119,7 @@
     </w:pPr>
     <w:r>
       <w:rPr>
-        <w:rFonts w:ascii="Times New Roman" w:hAnsi="Times New Roman"/>
+        <w:rFonts w:ascii="Times New Roman" w:hAnsi="Times New Roman" w:eastAsia="黑体"/>
         <w:sz w:val="18"/>
         <w:rFonts w:eastAsia="黑体"/>
         <w:rFonts w:eastAsia="黑体"/>
@@ -2790,7 +3131,7 @@
 </file>
 
 <file path=word/numbering.xml><?xml version="1.0" encoding="utf-8"?>
-<w:numbering xmlns:m="http://schemas.openxmlformats.org/officeDocument/2006/math" xmlns:mc="http://schemas.openxmlformats.org/markup-compatibility/2006" xmlns:mo="http://schemas.microsoft.com/office/mac/office/2008/main" xmlns:mv="urn:schemas-microsoft-com:mac:vml" xmlns:o="urn:schemas-microsoft-com:office:office" xmlns:r="http://schemas.openxmlformats.org/officeDocument/2006/relationships" xmlns:v="urn:schemas-microsoft-com:vml" xmlns:w="http://schemas.openxmlformats.org/wordprocessingml/2006/main" xmlns:w10="urn:schemas-microsoft-com:office:word" xmlns:w14="http://schemas.microsoft.com/office/word/2010/wordml" xmlns:wne="http://schemas.microsoft.com/office/word/2006/wordml" xmlns:wp="http://schemas.openxmlformats.org/drawingml/2006/wordprocessingDrawing" xmlns:wp14="http://schemas.microsoft.com/office/word/2010/wordprocessingDrawing" xmlns:wpc="http://schemas.microsoft.com/office/word/2010/wordprocessingCanvas" xmlns:wpg="http://schemas.microsoft.com/office/word/2010/wordprocessingGroup" xmlns:wpi="http://schemas.microsoft.com/office/word/2010/wordprocessingInk" xmlns:wps="http://schemas.microsoft.com/office/word/2010/wordprocessingShape" mc:Ignorable="w14 wp14">
+<w:numbering xmlns:mc="http://schemas.openxmlformats.org/markup-compatibility/2006" xmlns:w="http://schemas.openxmlformats.org/wordprocessingml/2006/main" xmlns:m="http://schemas.openxmlformats.org/officeDocument/2006/math" xmlns:mo="http://schemas.microsoft.com/office/mac/office/2008/main" xmlns:mv="urn:schemas-microsoft-com:mac:vml" xmlns:o="urn:schemas-microsoft-com:office:office" xmlns:r="http://schemas.openxmlformats.org/officeDocument/2006/relationships" xmlns:v="urn:schemas-microsoft-com:vml" xmlns:w10="urn:schemas-microsoft-com:office:word" xmlns:w14="http://schemas.microsoft.com/office/word/2010/wordml" xmlns:wne="http://schemas.microsoft.com/office/word/2006/wordml" xmlns:wp="http://schemas.openxmlformats.org/drawingml/2006/wordprocessingDrawing" xmlns:wp14="http://schemas.microsoft.com/office/word/2010/wordprocessingDrawing" xmlns:wpc="http://schemas.microsoft.com/office/word/2010/wordprocessingCanvas" xmlns:wpg="http://schemas.microsoft.com/office/word/2010/wordprocessingGroup" xmlns:wpi="http://schemas.microsoft.com/office/word/2010/wordprocessingInk" xmlns:wps="http://schemas.microsoft.com/office/word/2010/wordprocessingShape" mc:Ignorable="w14 wp14">
   <w:abstractNum w:abstractNumId="0">
     <w:nsid w:val="FFFFFF7C"/>
     <w:multiLevelType w:val="singleLevel"/>
@@ -2877,7 +3218,7 @@
         <w:ind w:hanging="360" w:left="1440"/>
       </w:pPr>
       <w:rPr>
-        <w:rFonts w:ascii="Symbol" w:hAnsi="Symbol" w:hint="default"/>
+        <w:rFonts w:ascii="Symbol" w:hAnsi="Symbol" w:hint="default" w:eastAsia="黑体"/>
       </w:rPr>
     </w:lvl>
   </w:abstractNum>
@@ -2898,7 +3239,7 @@
         <w:ind w:hanging="360" w:left="1080"/>
       </w:pPr>
       <w:rPr>
-        <w:rFonts w:ascii="Symbol" w:hAnsi="Symbol" w:hint="default"/>
+        <w:rFonts w:ascii="Symbol" w:hAnsi="Symbol" w:hint="default" w:eastAsia="黑体"/>
       </w:rPr>
     </w:lvl>
   </w:abstractNum>
@@ -2919,7 +3260,7 @@
         <w:ind w:hanging="360" w:left="720"/>
       </w:pPr>
       <w:rPr>
-        <w:rFonts w:ascii="Symbol" w:hAnsi="Symbol" w:hint="default"/>
+        <w:rFonts w:ascii="Symbol" w:hAnsi="Symbol" w:hint="default" w:eastAsia="黑体"/>
       </w:rPr>
     </w:lvl>
   </w:abstractNum>
@@ -2958,7 +3299,7 @@
         <w:ind w:hanging="360" w:left="360"/>
       </w:pPr>
       <w:rPr>
-        <w:rFonts w:ascii="Symbol" w:hAnsi="Symbol" w:hint="default"/>
+        <w:rFonts w:ascii="Symbol" w:hAnsi="Symbol" w:hint="default" w:eastAsia="黑体"/>
       </w:rPr>
     </w:lvl>
   </w:abstractNum>
@@ -3049,7 +3390,7 @@
         <w:ind w:left="720" w:hanging="360"/>
       </w:pPr>
       <w:rPr>
-        <w:rFonts w:ascii="Symbol" w:hAnsi="Symbol" w:cs="Symbol" w:hint="default"/>
+        <w:rFonts w:ascii="Symbol" w:hAnsi="Symbol" w:cs="Symbol" w:hint="default" w:eastAsia="黑体"/>
       </w:rPr>
     </w:lvl>
     <w:lvl w:ilvl="1">
@@ -3060,7 +3401,7 @@
         <w:ind w:left="1440" w:hanging="360"/>
       </w:pPr>
       <w:rPr>
-        <w:rFonts w:ascii="Courier New" w:hAnsi="Courier New" w:cs="Courier New" w:hint="default"/>
+        <w:rFonts w:ascii="Courier New" w:hAnsi="Courier New" w:cs="Courier New" w:hint="default" w:eastAsia="黑体"/>
       </w:rPr>
     </w:lvl>
     <w:lvl w:ilvl="2">
@@ -3071,7 +3412,7 @@
         <w:ind w:left="2160" w:hanging="360"/>
       </w:pPr>
       <w:rPr>
-        <w:rFonts w:ascii="Wingdings" w:hAnsi="Wingdings" w:cs="Wingdings" w:hint="default"/>
+        <w:rFonts w:ascii="Wingdings" w:hAnsi="Wingdings" w:cs="Wingdings" w:hint="default" w:eastAsia="黑体"/>
       </w:rPr>
     </w:lvl>
     <w:lvl w:ilvl="3">
@@ -3082,7 +3423,7 @@
         <w:ind w:left="2880" w:hanging="360"/>
       </w:pPr>
       <w:rPr>
-        <w:rFonts w:ascii="Symbol" w:hAnsi="Symbol" w:cs="Symbol" w:hint="default"/>
+        <w:rFonts w:ascii="Symbol" w:hAnsi="Symbol" w:cs="Symbol" w:hint="default" w:eastAsia="黑体"/>
       </w:rPr>
     </w:lvl>
     <w:lvl w:ilvl="4">
@@ -3093,7 +3434,7 @@
         <w:ind w:left="3600" w:hanging="360"/>
       </w:pPr>
       <w:rPr>
-        <w:rFonts w:ascii="Courier New" w:hAnsi="Courier New" w:cs="Courier New" w:hint="default"/>
+        <w:rFonts w:ascii="Courier New" w:hAnsi="Courier New" w:cs="Courier New" w:hint="default" w:eastAsia="黑体"/>
       </w:rPr>
     </w:lvl>
     <w:lvl w:ilvl="5">
@@ -3104,7 +3445,7 @@
         <w:ind w:left="4320" w:hanging="360"/>
       </w:pPr>
       <w:rPr>
-        <w:rFonts w:ascii="Wingdings" w:hAnsi="Wingdings" w:cs="Wingdings" w:hint="default"/>
+        <w:rFonts w:ascii="Wingdings" w:hAnsi="Wingdings" w:cs="Wingdings" w:hint="default" w:eastAsia="黑体"/>
       </w:rPr>
     </w:lvl>
     <w:lvl w:ilvl="6">
@@ -3115,7 +3456,7 @@
         <w:ind w:left="5040" w:hanging="360"/>
       </w:pPr>
       <w:rPr>
-        <w:rFonts w:ascii="Symbol" w:hAnsi="Symbol" w:cs="Symbol" w:hint="default"/>
+        <w:rFonts w:ascii="Symbol" w:hAnsi="Symbol" w:cs="Symbol" w:hint="default" w:eastAsia="黑体"/>
       </w:rPr>
     </w:lvl>
     <w:lvl w:ilvl="7">
@@ -3126,7 +3467,7 @@
         <w:ind w:left="5760" w:hanging="360"/>
       </w:pPr>
       <w:rPr>
-        <w:rFonts w:ascii="Courier New" w:hAnsi="Courier New" w:cs="Courier New" w:hint="default"/>
+        <w:rFonts w:ascii="Courier New" w:hAnsi="Courier New" w:cs="Courier New" w:hint="default" w:eastAsia="黑体"/>
       </w:rPr>
     </w:lvl>
     <w:lvl w:ilvl="8">
@@ -3137,7 +3478,7 @@
         <w:ind w:left="6480" w:hanging="360"/>
       </w:pPr>
       <w:rPr>
-        <w:rFonts w:ascii="Wingdings" w:hAnsi="Wingdings" w:cs="Wingdings" w:hint="default"/>
+        <w:rFonts w:ascii="Wingdings" w:hAnsi="Wingdings" w:cs="Wingdings" w:hint="default" w:eastAsia="黑体"/>
       </w:rPr>
     </w:lvl>
   </w:abstractNum>
@@ -3193,11 +3534,11 @@
 </file>
 
 <file path=word/styles.xml><?xml version="1.0" encoding="utf-8"?>
-<w:styles xmlns:mc="http://schemas.openxmlformats.org/markup-compatibility/2006" xmlns:r="http://schemas.openxmlformats.org/officeDocument/2006/relationships" xmlns:w="http://schemas.openxmlformats.org/wordprocessingml/2006/main" xmlns:w14="http://schemas.microsoft.com/office/word/2010/wordml" mc:Ignorable="w14">
+<w:styles xmlns:mc="http://schemas.openxmlformats.org/markup-compatibility/2006" xmlns:w="http://schemas.openxmlformats.org/wordprocessingml/2006/main" xmlns:r="http://schemas.openxmlformats.org/officeDocument/2006/relationships" xmlns:w14="http://schemas.microsoft.com/office/word/2010/wordml" mc:Ignorable="w14">
   <w:docDefaults>
     <w:rPrDefault>
       <w:rPr>
-        <w:rFonts w:asciiTheme="minorHAnsi" w:cstheme="minorBidi" w:eastAsiaTheme="minorEastAsia" w:hAnsiTheme="minorHAnsi"/>
+        <w:rFonts w:asciiTheme="minorHAnsi" w:cstheme="minorBidi" w:hAnsiTheme="minorHAnsi" w:eastAsia="黑体"/>
         <w:sz w:val="22"/>
         <w:szCs w:val="22"/>
         <w:lang w:bidi="ar-SA" w:eastAsia="en-US" w:val="en-US"/>
@@ -3419,7 +3760,7 @@
       <w:outlineLvl w:val="0"/>
     </w:pPr>
     <w:rPr>
-      <w:rFonts w:ascii="Times New Roman" w:asciiTheme="majorHAnsi" w:cstheme="majorBidi" w:eastAsia="黑体" w:eastAsiaTheme="majorEastAsia" w:hAnsi="Times New Roman" w:hAnsiTheme="majorHAnsi"/>
+      <w:rFonts w:ascii="Times New Roman" w:asciiTheme="majorHAnsi" w:cstheme="majorBidi" w:eastAsia="黑体" w:hAnsi="Times New Roman" w:hAnsiTheme="majorHAnsi"/>
       <w:b/>
       <w:bCs/>
       <w:color w:val="1F3864"/>
@@ -3443,7 +3784,7 @@
       <w:outlineLvl w:val="1"/>
     </w:pPr>
     <w:rPr>
-      <w:rFonts w:ascii="Times New Roman" w:asciiTheme="majorHAnsi" w:cstheme="majorBidi" w:eastAsia="黑体" w:eastAsiaTheme="majorEastAsia" w:hAnsi="Times New Roman" w:hAnsiTheme="majorHAnsi"/>
+      <w:rFonts w:ascii="Times New Roman" w:asciiTheme="majorHAnsi" w:cstheme="majorBidi" w:eastAsia="黑体" w:hAnsi="Times New Roman" w:hAnsiTheme="majorHAnsi"/>
       <w:b/>
       <w:bCs/>
       <w:color w:val="2E4E7E"/>
@@ -3467,7 +3808,7 @@
       <w:outlineLvl w:val="2"/>
     </w:pPr>
     <w:rPr>
-      <w:rFonts w:ascii="Times New Roman" w:asciiTheme="majorHAnsi" w:cstheme="majorBidi" w:eastAsia="黑体" w:eastAsiaTheme="majorEastAsia" w:hAnsi="Times New Roman" w:hAnsiTheme="majorHAnsi"/>
+      <w:rFonts w:ascii="Times New Roman" w:asciiTheme="majorHAnsi" w:cstheme="majorBidi" w:eastAsia="黑体" w:hAnsi="Times New Roman" w:hAnsiTheme="majorHAnsi"/>
       <w:b/>
       <w:bCs/>
       <w:color w:val="2E4E7E"/>
@@ -3491,7 +3832,7 @@
       <w:outlineLvl w:val="3"/>
     </w:pPr>
     <w:rPr>
-      <w:rFonts w:ascii="Times New Roman" w:asciiTheme="majorHAnsi" w:cstheme="majorBidi" w:eastAsia="黑体" w:eastAsiaTheme="majorEastAsia" w:hAnsi="Times New Roman" w:hAnsiTheme="majorHAnsi"/>
+      <w:rFonts w:ascii="Times New Roman" w:asciiTheme="majorHAnsi" w:cstheme="majorBidi" w:eastAsia="黑体" w:hAnsi="Times New Roman" w:hAnsiTheme="majorHAnsi"/>
       <w:b/>
       <w:bCs/>
       <w:i/>
@@ -3517,7 +3858,7 @@
       <w:outlineLvl w:val="4"/>
     </w:pPr>
     <w:rPr>
-      <w:rFonts w:ascii="Times New Roman" w:asciiTheme="majorHAnsi" w:cstheme="majorBidi" w:eastAsia="黑体" w:eastAsiaTheme="majorEastAsia" w:hAnsi="Times New Roman" w:hAnsiTheme="majorHAnsi"/>
+      <w:rFonts w:ascii="Times New Roman" w:asciiTheme="majorHAnsi" w:cstheme="majorBidi" w:eastAsia="黑体" w:hAnsi="Times New Roman" w:hAnsiTheme="majorHAnsi"/>
       <w:b/>
       <w:color w:val="333333"/>
       <w:sz w:val="22"/>
@@ -3540,7 +3881,7 @@
       <w:outlineLvl w:val="5"/>
     </w:pPr>
     <w:rPr>
-      <w:rFonts w:asciiTheme="majorHAnsi" w:cstheme="majorBidi" w:eastAsiaTheme="majorEastAsia" w:hAnsiTheme="majorHAnsi"/>
+      <w:rFonts w:asciiTheme="majorHAnsi" w:cstheme="majorBidi" w:hAnsiTheme="majorHAnsi" w:eastAsia="黑体"/>
       <w:i/>
       <w:iCs/>
       <w:color w:themeColor="accent1" w:themeShade="7F" w:val="243F60"/>
@@ -3563,7 +3904,7 @@
       <w:outlineLvl w:val="6"/>
     </w:pPr>
     <w:rPr>
-      <w:rFonts w:asciiTheme="majorHAnsi" w:cstheme="majorBidi" w:eastAsiaTheme="majorEastAsia" w:hAnsiTheme="majorHAnsi"/>
+      <w:rFonts w:asciiTheme="majorHAnsi" w:cstheme="majorBidi" w:hAnsiTheme="majorHAnsi" w:eastAsia="黑体"/>
       <w:i/>
       <w:iCs/>
       <w:color w:themeColor="text1" w:themeTint="BF" w:val="404040"/>
@@ -3586,7 +3927,7 @@
       <w:outlineLvl w:val="7"/>
     </w:pPr>
     <w:rPr>
-      <w:rFonts w:asciiTheme="majorHAnsi" w:cstheme="majorBidi" w:eastAsiaTheme="majorEastAsia" w:hAnsiTheme="majorHAnsi"/>
+      <w:rFonts w:asciiTheme="majorHAnsi" w:cstheme="majorBidi" w:hAnsiTheme="majorHAnsi" w:eastAsia="黑体"/>
       <w:color w:themeColor="accent1" w:val="4F81BD"/>
       <w:sz w:val="20"/>
       <w:szCs w:val="20"/>
@@ -3609,7 +3950,7 @@
       <w:outlineLvl w:val="8"/>
     </w:pPr>
     <w:rPr>
-      <w:rFonts w:asciiTheme="majorHAnsi" w:cstheme="majorBidi" w:eastAsiaTheme="majorEastAsia" w:hAnsiTheme="majorHAnsi"/>
+      <w:rFonts w:asciiTheme="majorHAnsi" w:cstheme="majorBidi" w:hAnsiTheme="majorHAnsi" w:eastAsia="黑体"/>
       <w:i/>
       <w:iCs/>
       <w:color w:themeColor="text1" w:themeTint="BF" w:val="404040"/>
@@ -3660,7 +4001,7 @@
     <w:uiPriority w:val="9"/>
     <w:rsid w:val="00FC693F"/>
     <w:rPr>
-      <w:rFonts w:asciiTheme="majorHAnsi" w:cstheme="majorBidi" w:eastAsiaTheme="majorEastAsia" w:hAnsiTheme="majorHAnsi"/>
+      <w:rFonts w:asciiTheme="majorHAnsi" w:cstheme="majorBidi" w:hAnsiTheme="majorHAnsi" w:eastAsia="黑体"/>
       <w:b/>
       <w:bCs/>
       <w:color w:themeColor="accent1" w:themeShade="BF" w:val="365F91"/>
@@ -3675,7 +4016,7 @@
     <w:uiPriority w:val="9"/>
     <w:rsid w:val="00FC693F"/>
     <w:rPr>
-      <w:rFonts w:asciiTheme="majorHAnsi" w:cstheme="majorBidi" w:eastAsiaTheme="majorEastAsia" w:hAnsiTheme="majorHAnsi"/>
+      <w:rFonts w:asciiTheme="majorHAnsi" w:cstheme="majorBidi" w:hAnsiTheme="majorHAnsi" w:eastAsia="黑体"/>
       <w:b/>
       <w:bCs/>
       <w:color w:themeColor="accent1" w:val="4F81BD"/>
@@ -3690,7 +4031,7 @@
     <w:uiPriority w:val="9"/>
     <w:rsid w:val="00FC693F"/>
     <w:rPr>
-      <w:rFonts w:asciiTheme="majorHAnsi" w:cstheme="majorBidi" w:eastAsiaTheme="majorEastAsia" w:hAnsiTheme="majorHAnsi"/>
+      <w:rFonts w:asciiTheme="majorHAnsi" w:cstheme="majorBidi" w:hAnsiTheme="majorHAnsi" w:eastAsia="黑体"/>
       <w:b/>
       <w:bCs/>
       <w:color w:themeColor="accent1" w:val="4F81BD"/>
@@ -3713,7 +4054,7 @@
       <w:contextualSpacing/>
     </w:pPr>
     <w:rPr>
-      <w:rFonts w:ascii="Times New Roman" w:asciiTheme="majorHAnsi" w:cstheme="majorBidi" w:eastAsia="黑体" w:eastAsiaTheme="majorEastAsia" w:hAnsi="Times New Roman" w:hAnsiTheme="majorHAnsi"/>
+      <w:rFonts w:ascii="Times New Roman" w:asciiTheme="majorHAnsi" w:cstheme="majorBidi" w:eastAsia="黑体" w:hAnsi="Times New Roman" w:hAnsiTheme="majorHAnsi"/>
       <w:b/>
       <w:color w:val="1F3864"/>
       <w:spacing w:val="5"/>
@@ -3729,7 +4070,7 @@
     <w:uiPriority w:val="10"/>
     <w:rsid w:val="00FC693F"/>
     <w:rPr>
-      <w:rFonts w:asciiTheme="majorHAnsi" w:cstheme="majorBidi" w:eastAsiaTheme="majorEastAsia" w:hAnsiTheme="majorHAnsi"/>
+      <w:rFonts w:asciiTheme="majorHAnsi" w:cstheme="majorBidi" w:hAnsiTheme="majorHAnsi" w:eastAsia="黑体"/>
       <w:color w:themeColor="text2" w:themeShade="BF" w:val="17365D"/>
       <w:spacing w:val="5"/>
       <w:kern w:val="28"/>
@@ -3751,7 +4092,7 @@
       </w:numPr>
     </w:pPr>
     <w:rPr>
-      <w:rFonts w:asciiTheme="majorHAnsi" w:cstheme="majorBidi" w:eastAsiaTheme="majorEastAsia" w:hAnsiTheme="majorHAnsi"/>
+      <w:rFonts w:asciiTheme="majorHAnsi" w:cstheme="majorBidi" w:hAnsiTheme="majorHAnsi" w:eastAsia="黑体"/>
       <w:i/>
       <w:iCs/>
       <w:color w:themeColor="accent1" w:val="4F81BD"/>
@@ -3767,7 +4108,7 @@
     <w:uiPriority w:val="11"/>
     <w:rsid w:val="00FC693F"/>
     <w:rPr>
-      <w:rFonts w:asciiTheme="majorHAnsi" w:cstheme="majorBidi" w:eastAsiaTheme="majorEastAsia" w:hAnsiTheme="majorHAnsi"/>
+      <w:rFonts w:asciiTheme="majorHAnsi" w:cstheme="majorBidi" w:hAnsiTheme="majorHAnsi" w:eastAsia="黑体"/>
       <w:i/>
       <w:iCs/>
       <w:color w:themeColor="accent1" w:val="4F81BD"/>
@@ -3834,6 +4175,7 @@
       <w:spacing w:after="120"/>
     </w:pPr>
     <w:rPr>
+      <w:rFonts w:eastAsia="黑体"/>
       <w:sz w:val="16"/>
       <w:szCs w:val="16"/>
     </w:rPr>
@@ -3845,6 +4187,7 @@
     <w:uiPriority w:val="99"/>
     <w:rsid w:val="00AA1D8D"/>
     <w:rPr>
+      <w:rFonts w:eastAsia="黑体"/>
       <w:sz w:val="16"/>
       <w:szCs w:val="16"/>
     </w:rPr>
@@ -4014,7 +4357,7 @@
       </w:tabs>
     </w:pPr>
     <w:rPr>
-      <w:rFonts w:ascii="Courier" w:hAnsi="Courier"/>
+      <w:rFonts w:ascii="Courier" w:hAnsi="Courier" w:eastAsia="黑体"/>
       <w:sz w:val="20"/>
       <w:szCs w:val="20"/>
     </w:rPr>
@@ -4026,7 +4369,7 @@
     <w:uiPriority w:val="99"/>
     <w:rsid w:val="0029639D"/>
     <w:rPr>
-      <w:rFonts w:ascii="Courier" w:hAnsi="Courier"/>
+      <w:rFonts w:ascii="Courier" w:hAnsi="Courier" w:eastAsia="黑体"/>
       <w:sz w:val="20"/>
       <w:szCs w:val="20"/>
     </w:rPr>
@@ -4062,6 +4405,7 @@
     <w:uiPriority w:val="29"/>
     <w:rsid w:val="00FC693F"/>
     <w:rPr>
+      <w:rFonts w:eastAsia="黑体"/>
       <w:i/>
       <w:iCs/>
       <w:color w:themeColor="text1" w:val="000000"/>
@@ -4075,7 +4419,7 @@
     <w:semiHidden/>
     <w:rsid w:val="00FC693F"/>
     <w:rPr>
-      <w:rFonts w:asciiTheme="majorHAnsi" w:cstheme="majorBidi" w:eastAsiaTheme="majorEastAsia" w:hAnsiTheme="majorHAnsi"/>
+      <w:rFonts w:asciiTheme="majorHAnsi" w:cstheme="majorBidi" w:hAnsiTheme="majorHAnsi" w:eastAsia="黑体"/>
       <w:b/>
       <w:bCs/>
       <w:i/>
@@ -4091,7 +4435,7 @@
     <w:semiHidden/>
     <w:rsid w:val="00FC693F"/>
     <w:rPr>
-      <w:rFonts w:asciiTheme="majorHAnsi" w:cstheme="majorBidi" w:eastAsiaTheme="majorEastAsia" w:hAnsiTheme="majorHAnsi"/>
+      <w:rFonts w:asciiTheme="majorHAnsi" w:cstheme="majorBidi" w:hAnsiTheme="majorHAnsi" w:eastAsia="黑体"/>
       <w:color w:themeColor="accent1" w:themeShade="7F" w:val="243F60"/>
     </w:rPr>
   </w:style>
@@ -4103,7 +4447,7 @@
     <w:semiHidden/>
     <w:rsid w:val="00FC693F"/>
     <w:rPr>
-      <w:rFonts w:asciiTheme="majorHAnsi" w:cstheme="majorBidi" w:eastAsiaTheme="majorEastAsia" w:hAnsiTheme="majorHAnsi"/>
+      <w:rFonts w:asciiTheme="majorHAnsi" w:cstheme="majorBidi" w:hAnsiTheme="majorHAnsi" w:eastAsia="黑体"/>
       <w:i/>
       <w:iCs/>
       <w:color w:themeColor="accent1" w:themeShade="7F" w:val="243F60"/>
@@ -4117,7 +4461,7 @@
     <w:semiHidden/>
     <w:rsid w:val="00FC693F"/>
     <w:rPr>
-      <w:rFonts w:asciiTheme="majorHAnsi" w:cstheme="majorBidi" w:eastAsiaTheme="majorEastAsia" w:hAnsiTheme="majorHAnsi"/>
+      <w:rFonts w:asciiTheme="majorHAnsi" w:cstheme="majorBidi" w:hAnsiTheme="majorHAnsi" w:eastAsia="黑体"/>
       <w:i/>
       <w:iCs/>
       <w:color w:themeColor="text1" w:themeTint="BF" w:val="404040"/>
@@ -4131,7 +4475,7 @@
     <w:semiHidden/>
     <w:rsid w:val="00FC693F"/>
     <w:rPr>
-      <w:rFonts w:asciiTheme="majorHAnsi" w:cstheme="majorBidi" w:eastAsiaTheme="majorEastAsia" w:hAnsiTheme="majorHAnsi"/>
+      <w:rFonts w:asciiTheme="majorHAnsi" w:cstheme="majorBidi" w:hAnsiTheme="majorHAnsi" w:eastAsia="黑体"/>
       <w:color w:themeColor="accent1" w:val="4F81BD"/>
       <w:sz w:val="20"/>
       <w:szCs w:val="20"/>
@@ -4145,7 +4489,7 @@
     <w:semiHidden/>
     <w:rsid w:val="00FC693F"/>
     <w:rPr>
-      <w:rFonts w:asciiTheme="majorHAnsi" w:cstheme="majorBidi" w:eastAsiaTheme="majorEastAsia" w:hAnsiTheme="majorHAnsi"/>
+      <w:rFonts w:asciiTheme="majorHAnsi" w:cstheme="majorBidi" w:hAnsiTheme="majorHAnsi" w:eastAsia="黑体"/>
       <w:i/>
       <w:iCs/>
       <w:color w:themeColor="text1" w:themeTint="BF" w:val="404040"/>
@@ -4166,6 +4510,7 @@
       <w:spacing w:line="240" w:lineRule="auto"/>
     </w:pPr>
     <w:rPr>
+      <w:rFonts w:eastAsia="黑体"/>
       <w:b/>
       <w:bCs/>
       <w:color w:themeColor="accent1" w:val="4F81BD"/>
@@ -4180,6 +4525,7 @@
     <w:qFormat/>
     <w:rsid w:val="00FC693F"/>
     <w:rPr>
+      <w:rFonts w:eastAsia="黑体"/>
       <w:b/>
       <w:bCs/>
     </w:rPr>
@@ -4191,6 +4537,7 @@
     <w:qFormat/>
     <w:rsid w:val="00FC693F"/>
     <w:rPr>
+      <w:rFonts w:eastAsia="黑体"/>
       <w:i/>
       <w:iCs/>
     </w:rPr>
@@ -4211,6 +4558,7 @@
       <w:ind w:left="936" w:right="936"/>
     </w:pPr>
     <w:rPr>
+      <w:rFonts w:eastAsia="黑体"/>
       <w:b/>
       <w:bCs/>
       <w:i/>
@@ -4225,6 +4573,7 @@
     <w:uiPriority w:val="30"/>
     <w:rsid w:val="00FC693F"/>
     <w:rPr>
+      <w:rFonts w:eastAsia="黑体"/>
       <w:b/>
       <w:bCs/>
       <w:i/>
@@ -4239,6 +4588,7 @@
     <w:qFormat/>
     <w:rsid w:val="00FC693F"/>
     <w:rPr>
+      <w:rFonts w:eastAsia="黑体"/>
       <w:i/>
       <w:iCs/>
       <w:color w:themeColor="text1" w:themeTint="7F" w:val="808080"/>
@@ -4251,6 +4601,7 @@
     <w:qFormat/>
     <w:rsid w:val="00FC693F"/>
     <w:rPr>
+      <w:rFonts w:eastAsia="黑体"/>
       <w:b/>
       <w:bCs/>
       <w:i/>
@@ -4265,6 +4616,7 @@
     <w:qFormat/>
     <w:rsid w:val="00FC693F"/>
     <w:rPr>
+      <w:rFonts w:eastAsia="黑体"/>
       <w:smallCaps/>
       <w:color w:themeColor="accent2" w:val="C0504D"/>
       <w:u w:val="single"/>
@@ -4277,6 +4629,7 @@
     <w:qFormat/>
     <w:rsid w:val="00FC693F"/>
     <w:rPr>
+      <w:rFonts w:eastAsia="黑体"/>
       <w:b/>
       <w:bCs/>
       <w:smallCaps/>
@@ -4292,6 +4645,7 @@
     <w:qFormat/>
     <w:rsid w:val="00FC693F"/>
     <w:rPr>
+      <w:rFonts w:eastAsia="黑体"/>
       <w:b/>
       <w:bCs/>
       <w:smallCaps/>
@@ -4346,6 +4700,7 @@
       <w:spacing w:after="0" w:line="240" w:lineRule="auto"/>
     </w:pPr>
     <w:rPr>
+      <w:rFonts w:eastAsia="黑体"/>
       <w:color w:themeColor="text1" w:themeShade="BF" w:val="000000"/>
     </w:rPr>
     <w:tblPr>
@@ -4368,6 +4723,7 @@
         <w:spacing w:after="0" w:before="0" w:line="240" w:lineRule="auto"/>
       </w:pPr>
       <w:rPr>
+        <w:rFonts w:eastAsia="黑体"/>
         <w:b/>
         <w:bCs/>
       </w:rPr>
@@ -4388,6 +4744,7 @@
         <w:spacing w:after="0" w:before="0" w:line="240" w:lineRule="auto"/>
       </w:pPr>
       <w:rPr>
+        <w:rFonts w:eastAsia="黑体"/>
         <w:b/>
         <w:bCs/>
       </w:rPr>
@@ -4405,12 +4762,14 @@
     </w:tblStylePr>
     <w:tblStylePr w:type="firstCol">
       <w:rPr>
+        <w:rFonts w:eastAsia="黑体"/>
         <w:b/>
         <w:bCs/>
       </w:rPr>
     </w:tblStylePr>
     <w:tblStylePr w:type="lastCol">
       <w:rPr>
+        <w:rFonts w:eastAsia="黑体"/>
         <w:b/>
         <w:bCs/>
       </w:rPr>
@@ -4449,6 +4808,7 @@
       <w:spacing w:after="0" w:line="240" w:lineRule="auto"/>
     </w:pPr>
     <w:rPr>
+      <w:rFonts w:eastAsia="黑体"/>
       <w:color w:themeColor="accent1" w:themeShade="BF" w:val="365F91"/>
     </w:rPr>
     <w:tblPr>
@@ -4471,6 +4831,7 @@
         <w:spacing w:after="0" w:before="0" w:line="240" w:lineRule="auto"/>
       </w:pPr>
       <w:rPr>
+        <w:rFonts w:eastAsia="黑体"/>
         <w:b/>
         <w:bCs/>
       </w:rPr>
@@ -4491,6 +4852,7 @@
         <w:spacing w:after="0" w:before="0" w:line="240" w:lineRule="auto"/>
       </w:pPr>
       <w:rPr>
+        <w:rFonts w:eastAsia="黑体"/>
         <w:b/>
         <w:bCs/>
       </w:rPr>
@@ -4508,12 +4870,14 @@
     </w:tblStylePr>
     <w:tblStylePr w:type="firstCol">
       <w:rPr>
+        <w:rFonts w:eastAsia="黑体"/>
         <w:b/>
         <w:bCs/>
       </w:rPr>
     </w:tblStylePr>
     <w:tblStylePr w:type="lastCol">
       <w:rPr>
+        <w:rFonts w:eastAsia="黑体"/>
         <w:b/>
         <w:bCs/>
       </w:rPr>
@@ -4552,6 +4916,7 @@
       <w:spacing w:after="0" w:line="240" w:lineRule="auto"/>
     </w:pPr>
     <w:rPr>
+      <w:rFonts w:eastAsia="黑体"/>
       <w:color w:themeColor="accent2" w:themeShade="BF" w:val="943634"/>
     </w:rPr>
     <w:tblPr>
@@ -4574,6 +4939,7 @@
         <w:spacing w:after="0" w:before="0" w:line="240" w:lineRule="auto"/>
       </w:pPr>
       <w:rPr>
+        <w:rFonts w:eastAsia="黑体"/>
         <w:b/>
         <w:bCs/>
       </w:rPr>
@@ -4594,6 +4960,7 @@
         <w:spacing w:after="0" w:before="0" w:line="240" w:lineRule="auto"/>
       </w:pPr>
       <w:rPr>
+        <w:rFonts w:eastAsia="黑体"/>
         <w:b/>
         <w:bCs/>
       </w:rPr>
@@ -4611,12 +4978,14 @@
     </w:tblStylePr>
     <w:tblStylePr w:type="firstCol">
       <w:rPr>
+        <w:rFonts w:eastAsia="黑体"/>
         <w:b/>
         <w:bCs/>
       </w:rPr>
     </w:tblStylePr>
     <w:tblStylePr w:type="lastCol">
       <w:rPr>
+        <w:rFonts w:eastAsia="黑体"/>
         <w:b/>
         <w:bCs/>
       </w:rPr>
@@ -4655,6 +5024,7 @@
       <w:spacing w:after="0" w:line="240" w:lineRule="auto"/>
     </w:pPr>
     <w:rPr>
+      <w:rFonts w:eastAsia="黑体"/>
       <w:color w:themeColor="accent3" w:themeShade="BF" w:val="76923C"/>
     </w:rPr>
     <w:tblPr>
@@ -4677,6 +5047,7 @@
         <w:spacing w:after="0" w:before="0" w:line="240" w:lineRule="auto"/>
       </w:pPr>
       <w:rPr>
+        <w:rFonts w:eastAsia="黑体"/>
         <w:b/>
         <w:bCs/>
       </w:rPr>
@@ -4697,6 +5068,7 @@
         <w:spacing w:after="0" w:before="0" w:line="240" w:lineRule="auto"/>
       </w:pPr>
       <w:rPr>
+        <w:rFonts w:eastAsia="黑体"/>
         <w:b/>
         <w:bCs/>
       </w:rPr>
@@ -4714,12 +5086,14 @@
     </w:tblStylePr>
     <w:tblStylePr w:type="firstCol">
       <w:rPr>
+        <w:rFonts w:eastAsia="黑体"/>
         <w:b/>
         <w:bCs/>
       </w:rPr>
     </w:tblStylePr>
     <w:tblStylePr w:type="lastCol">
       <w:rPr>
+        <w:rFonts w:eastAsia="黑体"/>
         <w:b/>
         <w:bCs/>
       </w:rPr>
@@ -4758,6 +5132,7 @@
       <w:spacing w:after="0" w:line="240" w:lineRule="auto"/>
     </w:pPr>
     <w:rPr>
+      <w:rFonts w:eastAsia="黑体"/>
       <w:color w:themeColor="accent4" w:themeShade="BF" w:val="5F497A"/>
     </w:rPr>
     <w:tblPr>
@@ -4780,6 +5155,7 @@
         <w:spacing w:after="0" w:before="0" w:line="240" w:lineRule="auto"/>
       </w:pPr>
       <w:rPr>
+        <w:rFonts w:eastAsia="黑体"/>
         <w:b/>
         <w:bCs/>
       </w:rPr>
@@ -4800,6 +5176,7 @@
         <w:spacing w:after="0" w:before="0" w:line="240" w:lineRule="auto"/>
       </w:pPr>
       <w:rPr>
+        <w:rFonts w:eastAsia="黑体"/>
         <w:b/>
         <w:bCs/>
       </w:rPr>
@@ -4817,12 +5194,14 @@
     </w:tblStylePr>
     <w:tblStylePr w:type="firstCol">
       <w:rPr>
+        <w:rFonts w:eastAsia="黑体"/>
         <w:b/>
         <w:bCs/>
       </w:rPr>
     </w:tblStylePr>
     <w:tblStylePr w:type="lastCol">
       <w:rPr>
+        <w:rFonts w:eastAsia="黑体"/>
         <w:b/>
         <w:bCs/>
       </w:rPr>
@@ -4861,6 +5240,7 @@
       <w:spacing w:after="0" w:line="240" w:lineRule="auto"/>
     </w:pPr>
     <w:rPr>
+      <w:rFonts w:eastAsia="黑体"/>
       <w:color w:themeColor="accent5" w:themeShade="BF" w:val="31849B"/>
     </w:rPr>
     <w:tblPr>
@@ -4883,6 +5263,7 @@
         <w:spacing w:after="0" w:before="0" w:line="240" w:lineRule="auto"/>
       </w:pPr>
       <w:rPr>
+        <w:rFonts w:eastAsia="黑体"/>
         <w:b/>
         <w:bCs/>
       </w:rPr>
@@ -4903,6 +5284,7 @@
         <w:spacing w:after="0" w:before="0" w:line="240" w:lineRule="auto"/>
       </w:pPr>
       <w:rPr>
+        <w:rFonts w:eastAsia="黑体"/>
         <w:b/>
         <w:bCs/>
       </w:rPr>
@@ -4920,12 +5302,14 @@
     </w:tblStylePr>
     <w:tblStylePr w:type="firstCol">
       <w:rPr>
+        <w:rFonts w:eastAsia="黑体"/>
         <w:b/>
         <w:bCs/>
       </w:rPr>
     </w:tblStylePr>
     <w:tblStylePr w:type="lastCol">
       <w:rPr>
+        <w:rFonts w:eastAsia="黑体"/>
         <w:b/>
         <w:bCs/>
       </w:rPr>
@@ -4964,6 +5348,7 @@
       <w:spacing w:after="0" w:line="240" w:lineRule="auto"/>
     </w:pPr>
     <w:rPr>
+      <w:rFonts w:eastAsia="黑体"/>
       <w:color w:themeColor="accent6" w:themeShade="BF" w:val="E36C0A"/>
     </w:rPr>
     <w:tblPr>
@@ -4986,6 +5371,7 @@
         <w:spacing w:after="0" w:before="0" w:line="240" w:lineRule="auto"/>
       </w:pPr>
       <w:rPr>
+        <w:rFonts w:eastAsia="黑体"/>
         <w:b/>
         <w:bCs/>
       </w:rPr>
@@ -5006,6 +5392,7 @@
         <w:spacing w:after="0" w:before="0" w:line="240" w:lineRule="auto"/>
       </w:pPr>
       <w:rPr>
+        <w:rFonts w:eastAsia="黑体"/>
         <w:b/>
         <w:bCs/>
       </w:rPr>
@@ -5023,12 +5410,14 @@
     </w:tblStylePr>
     <w:tblStylePr w:type="firstCol">
       <w:rPr>
+        <w:rFonts w:eastAsia="黑体"/>
         <w:b/>
         <w:bCs/>
       </w:rPr>
     </w:tblStylePr>
     <w:tblStylePr w:type="lastCol">
       <w:rPr>
+        <w:rFonts w:eastAsia="黑体"/>
         <w:b/>
         <w:bCs/>
       </w:rPr>
@@ -5088,6 +5477,7 @@
         <w:spacing w:after="0" w:before="0" w:line="240" w:lineRule="auto"/>
       </w:pPr>
       <w:rPr>
+        <w:rFonts w:eastAsia="黑体"/>
         <w:b/>
         <w:bCs/>
         <w:color w:themeColor="background1" w:val="FFFFFF"/>
@@ -5102,6 +5492,7 @@
         <w:spacing w:after="0" w:before="0" w:line="240" w:lineRule="auto"/>
       </w:pPr>
       <w:rPr>
+        <w:rFonts w:eastAsia="黑体"/>
         <w:b/>
         <w:bCs/>
       </w:rPr>
@@ -5117,12 +5508,14 @@
     </w:tblStylePr>
     <w:tblStylePr w:type="firstCol">
       <w:rPr>
+        <w:rFonts w:eastAsia="黑体"/>
         <w:b/>
         <w:bCs/>
       </w:rPr>
     </w:tblStylePr>
     <w:tblStylePr w:type="lastCol">
       <w:rPr>
+        <w:rFonts w:eastAsia="黑体"/>
         <w:b/>
         <w:bCs/>
       </w:rPr>
@@ -5180,6 +5573,7 @@
         <w:spacing w:after="0" w:before="0" w:line="240" w:lineRule="auto"/>
       </w:pPr>
       <w:rPr>
+        <w:rFonts w:eastAsia="黑体"/>
         <w:b/>
         <w:bCs/>
         <w:color w:themeColor="background1" w:val="FFFFFF"/>
@@ -5194,6 +5588,7 @@
         <w:spacing w:after="0" w:before="0" w:line="240" w:lineRule="auto"/>
       </w:pPr>
       <w:rPr>
+        <w:rFonts w:eastAsia="黑体"/>
         <w:b/>
         <w:bCs/>
       </w:rPr>
@@ -5209,12 +5604,14 @@
     </w:tblStylePr>
     <w:tblStylePr w:type="firstCol">
       <w:rPr>
+        <w:rFonts w:eastAsia="黑体"/>
         <w:b/>
         <w:bCs/>
       </w:rPr>
     </w:tblStylePr>
     <w:tblStylePr w:type="lastCol">
       <w:rPr>
+        <w:rFonts w:eastAsia="黑体"/>
         <w:b/>
         <w:bCs/>
       </w:rPr>
@@ -5272,6 +5669,7 @@
         <w:spacing w:after="0" w:before="0" w:line="240" w:lineRule="auto"/>
       </w:pPr>
       <w:rPr>
+        <w:rFonts w:eastAsia="黑体"/>
         <w:b/>
         <w:bCs/>
         <w:color w:themeColor="background1" w:val="FFFFFF"/>
@@ -5286,6 +5684,7 @@
         <w:spacing w:after="0" w:before="0" w:line="240" w:lineRule="auto"/>
       </w:pPr>
       <w:rPr>
+        <w:rFonts w:eastAsia="黑体"/>
         <w:b/>
         <w:bCs/>
       </w:rPr>
@@ -5301,12 +5700,14 @@
     </w:tblStylePr>
     <w:tblStylePr w:type="firstCol">
       <w:rPr>
+        <w:rFonts w:eastAsia="黑体"/>
         <w:b/>
         <w:bCs/>
       </w:rPr>
     </w:tblStylePr>
     <w:tblStylePr w:type="lastCol">
       <w:rPr>
+        <w:rFonts w:eastAsia="黑体"/>
         <w:b/>
         <w:bCs/>
       </w:rPr>
@@ -5364,6 +5765,7 @@
         <w:spacing w:after="0" w:before="0" w:line="240" w:lineRule="auto"/>
       </w:pPr>
       <w:rPr>
+        <w:rFonts w:eastAsia="黑体"/>
         <w:b/>
         <w:bCs/>
         <w:color w:themeColor="background1" w:val="FFFFFF"/>
@@ -5378,6 +5780,7 @@
         <w:spacing w:after="0" w:before="0" w:line="240" w:lineRule="auto"/>
       </w:pPr>
       <w:rPr>
+        <w:rFonts w:eastAsia="黑体"/>
         <w:b/>
         <w:bCs/>
       </w:rPr>
@@ -5393,12 +5796,14 @@
     </w:tblStylePr>
     <w:tblStylePr w:type="firstCol">
       <w:rPr>
+        <w:rFonts w:eastAsia="黑体"/>
         <w:b/>
         <w:bCs/>
       </w:rPr>
     </w:tblStylePr>
     <w:tblStylePr w:type="lastCol">
       <w:rPr>
+        <w:rFonts w:eastAsia="黑体"/>
         <w:b/>
         <w:bCs/>
       </w:rPr>
@@ -5456,6 +5861,7 @@
         <w:spacing w:after="0" w:before="0" w:line="240" w:lineRule="auto"/>
       </w:pPr>
       <w:rPr>
+        <w:rFonts w:eastAsia="黑体"/>
         <w:b/>
         <w:bCs/>
         <w:color w:themeColor="background1" w:val="FFFFFF"/>
@@ -5470,6 +5876,7 @@
         <w:spacing w:after="0" w:before="0" w:line="240" w:lineRule="auto"/>
       </w:pPr>
       <w:rPr>
+        <w:rFonts w:eastAsia="黑体"/>
         <w:b/>
         <w:bCs/>
       </w:rPr>
@@ -5485,12 +5892,14 @@
     </w:tblStylePr>
     <w:tblStylePr w:type="firstCol">
       <w:rPr>
+        <w:rFonts w:eastAsia="黑体"/>
         <w:b/>
         <w:bCs/>
       </w:rPr>
     </w:tblStylePr>
     <w:tblStylePr w:type="lastCol">
       <w:rPr>
+        <w:rFonts w:eastAsia="黑体"/>
         <w:b/>
         <w:bCs/>
       </w:rPr>
@@ -5548,6 +5957,7 @@
         <w:spacing w:after="0" w:before="0" w:line="240" w:lineRule="auto"/>
       </w:pPr>
       <w:rPr>
+        <w:rFonts w:eastAsia="黑体"/>
         <w:b/>
         <w:bCs/>
         <w:color w:themeColor="background1" w:val="FFFFFF"/>
@@ -5562,6 +5972,7 @@
         <w:spacing w:after="0" w:before="0" w:line="240" w:lineRule="auto"/>
       </w:pPr>
       <w:rPr>
+        <w:rFonts w:eastAsia="黑体"/>
         <w:b/>
         <w:bCs/>
       </w:rPr>
@@ -5577,12 +5988,14 @@
     </w:tblStylePr>
     <w:tblStylePr w:type="firstCol">
       <w:rPr>
+        <w:rFonts w:eastAsia="黑体"/>
         <w:b/>
         <w:bCs/>
       </w:rPr>
     </w:tblStylePr>
     <w:tblStylePr w:type="lastCol">
       <w:rPr>
+        <w:rFonts w:eastAsia="黑体"/>
         <w:b/>
         <w:bCs/>
       </w:rPr>
@@ -5640,6 +6053,7 @@
         <w:spacing w:after="0" w:before="0" w:line="240" w:lineRule="auto"/>
       </w:pPr>
       <w:rPr>
+        <w:rFonts w:eastAsia="黑体"/>
         <w:b/>
         <w:bCs/>
         <w:color w:themeColor="background1" w:val="FFFFFF"/>
@@ -5654,6 +6068,7 @@
         <w:spacing w:after="0" w:before="0" w:line="240" w:lineRule="auto"/>
       </w:pPr>
       <w:rPr>
+        <w:rFonts w:eastAsia="黑体"/>
         <w:b/>
         <w:bCs/>
       </w:rPr>
@@ -5669,12 +6084,14 @@
     </w:tblStylePr>
     <w:tblStylePr w:type="firstCol">
       <w:rPr>
+        <w:rFonts w:eastAsia="黑体"/>
         <w:b/>
         <w:bCs/>
       </w:rPr>
     </w:tblStylePr>
     <w:tblStylePr w:type="lastCol">
       <w:rPr>
+        <w:rFonts w:eastAsia="黑体"/>
         <w:b/>
         <w:bCs/>
       </w:rPr>
@@ -5734,7 +6151,7 @@
         <w:spacing w:after="0" w:before="0" w:line="240" w:lineRule="auto"/>
       </w:pPr>
       <w:rPr>
-        <w:rFonts w:asciiTheme="majorHAnsi" w:cstheme="majorBidi" w:eastAsiaTheme="majorEastAsia" w:hAnsiTheme="majorHAnsi"/>
+        <w:rFonts w:asciiTheme="majorHAnsi" w:cstheme="majorBidi" w:hAnsiTheme="majorHAnsi" w:eastAsia="黑体"/>
         <w:b/>
         <w:bCs/>
       </w:rPr>
@@ -5755,7 +6172,7 @@
         <w:spacing w:after="0" w:before="0" w:line="240" w:lineRule="auto"/>
       </w:pPr>
       <w:rPr>
-        <w:rFonts w:asciiTheme="majorHAnsi" w:cstheme="majorBidi" w:eastAsiaTheme="majorEastAsia" w:hAnsiTheme="majorHAnsi"/>
+        <w:rFonts w:asciiTheme="majorHAnsi" w:cstheme="majorBidi" w:hAnsiTheme="majorHAnsi" w:eastAsia="黑体"/>
         <w:b/>
         <w:bCs/>
       </w:rPr>
@@ -5773,14 +6190,14 @@
     </w:tblStylePr>
     <w:tblStylePr w:type="firstCol">
       <w:rPr>
-        <w:rFonts w:asciiTheme="majorHAnsi" w:cstheme="majorBidi" w:eastAsiaTheme="majorEastAsia" w:hAnsiTheme="majorHAnsi"/>
+        <w:rFonts w:asciiTheme="majorHAnsi" w:cstheme="majorBidi" w:hAnsiTheme="majorHAnsi" w:eastAsia="黑体"/>
         <w:b/>
         <w:bCs/>
       </w:rPr>
     </w:tblStylePr>
     <w:tblStylePr w:type="lastCol">
       <w:rPr>
-        <w:rFonts w:asciiTheme="majorHAnsi" w:cstheme="majorBidi" w:eastAsiaTheme="majorEastAsia" w:hAnsiTheme="majorHAnsi"/>
+        <w:rFonts w:asciiTheme="majorHAnsi" w:cstheme="majorBidi" w:hAnsiTheme="majorHAnsi" w:eastAsia="黑体"/>
         <w:b/>
         <w:bCs/>
       </w:rPr>
@@ -5864,7 +6281,7 @@
         <w:spacing w:after="0" w:before="0" w:line="240" w:lineRule="auto"/>
       </w:pPr>
       <w:rPr>
-        <w:rFonts w:asciiTheme="majorHAnsi" w:cstheme="majorBidi" w:eastAsiaTheme="majorEastAsia" w:hAnsiTheme="majorHAnsi"/>
+        <w:rFonts w:asciiTheme="majorHAnsi" w:cstheme="majorBidi" w:hAnsiTheme="majorHAnsi" w:eastAsia="黑体"/>
         <w:b/>
         <w:bCs/>
       </w:rPr>
@@ -5885,7 +6302,7 @@
         <w:spacing w:after="0" w:before="0" w:line="240" w:lineRule="auto"/>
       </w:pPr>
       <w:rPr>
-        <w:rFonts w:asciiTheme="majorHAnsi" w:cstheme="majorBidi" w:eastAsiaTheme="majorEastAsia" w:hAnsiTheme="majorHAnsi"/>
+        <w:rFonts w:asciiTheme="majorHAnsi" w:cstheme="majorBidi" w:hAnsiTheme="majorHAnsi" w:eastAsia="黑体"/>
         <w:b/>
         <w:bCs/>
       </w:rPr>
@@ -5903,14 +6320,14 @@
     </w:tblStylePr>
     <w:tblStylePr w:type="firstCol">
       <w:rPr>
-        <w:rFonts w:asciiTheme="majorHAnsi" w:cstheme="majorBidi" w:eastAsiaTheme="majorEastAsia" w:hAnsiTheme="majorHAnsi"/>
+        <w:rFonts w:asciiTheme="majorHAnsi" w:cstheme="majorBidi" w:hAnsiTheme="majorHAnsi" w:eastAsia="黑体"/>
         <w:b/>
         <w:bCs/>
       </w:rPr>
     </w:tblStylePr>
     <w:tblStylePr w:type="lastCol">
       <w:rPr>
-        <w:rFonts w:asciiTheme="majorHAnsi" w:cstheme="majorBidi" w:eastAsiaTheme="majorEastAsia" w:hAnsiTheme="majorHAnsi"/>
+        <w:rFonts w:asciiTheme="majorHAnsi" w:cstheme="majorBidi" w:hAnsiTheme="majorHAnsi" w:eastAsia="黑体"/>
         <w:b/>
         <w:bCs/>
       </w:rPr>
@@ -5994,7 +6411,7 @@
         <w:spacing w:after="0" w:before="0" w:line="240" w:lineRule="auto"/>
       </w:pPr>
       <w:rPr>
-        <w:rFonts w:asciiTheme="majorHAnsi" w:cstheme="majorBidi" w:eastAsiaTheme="majorEastAsia" w:hAnsiTheme="majorHAnsi"/>
+        <w:rFonts w:asciiTheme="majorHAnsi" w:cstheme="majorBidi" w:hAnsiTheme="majorHAnsi" w:eastAsia="黑体"/>
         <w:b/>
         <w:bCs/>
       </w:rPr>
@@ -6015,7 +6432,7 @@
         <w:spacing w:after="0" w:before="0" w:line="240" w:lineRule="auto"/>
       </w:pPr>
       <w:rPr>
-        <w:rFonts w:asciiTheme="majorHAnsi" w:cstheme="majorBidi" w:eastAsiaTheme="majorEastAsia" w:hAnsiTheme="majorHAnsi"/>
+        <w:rFonts w:asciiTheme="majorHAnsi" w:cstheme="majorBidi" w:hAnsiTheme="majorHAnsi" w:eastAsia="黑体"/>
         <w:b/>
         <w:bCs/>
       </w:rPr>
@@ -6033,14 +6450,14 @@
     </w:tblStylePr>
     <w:tblStylePr w:type="firstCol">
       <w:rPr>
-        <w:rFonts w:asciiTheme="majorHAnsi" w:cstheme="majorBidi" w:eastAsiaTheme="majorEastAsia" w:hAnsiTheme="majorHAnsi"/>
+        <w:rFonts w:asciiTheme="majorHAnsi" w:cstheme="majorBidi" w:hAnsiTheme="majorHAnsi" w:eastAsia="黑体"/>
         <w:b/>
         <w:bCs/>
       </w:rPr>
     </w:tblStylePr>
     <w:tblStylePr w:type="lastCol">
       <w:rPr>
-        <w:rFonts w:asciiTheme="majorHAnsi" w:cstheme="majorBidi" w:eastAsiaTheme="majorEastAsia" w:hAnsiTheme="majorHAnsi"/>
+        <w:rFonts w:asciiTheme="majorHAnsi" w:cstheme="majorBidi" w:hAnsiTheme="majorHAnsi" w:eastAsia="黑体"/>
         <w:b/>
         <w:bCs/>
       </w:rPr>
@@ -6124,7 +6541,7 @@
         <w:spacing w:after="0" w:before="0" w:line="240" w:lineRule="auto"/>
       </w:pPr>
       <w:rPr>
-        <w:rFonts w:asciiTheme="majorHAnsi" w:cstheme="majorBidi" w:eastAsiaTheme="majorEastAsia" w:hAnsiTheme="majorHAnsi"/>
+        <w:rFonts w:asciiTheme="majorHAnsi" w:cstheme="majorBidi" w:hAnsiTheme="majorHAnsi" w:eastAsia="黑体"/>
         <w:b/>
         <w:bCs/>
       </w:rPr>
@@ -6145,7 +6562,7 @@
         <w:spacing w:after="0" w:before="0" w:line="240" w:lineRule="auto"/>
       </w:pPr>
       <w:rPr>
-        <w:rFonts w:asciiTheme="majorHAnsi" w:cstheme="majorBidi" w:eastAsiaTheme="majorEastAsia" w:hAnsiTheme="majorHAnsi"/>
+        <w:rFonts w:asciiTheme="majorHAnsi" w:cstheme="majorBidi" w:hAnsiTheme="majorHAnsi" w:eastAsia="黑体"/>
         <w:b/>
         <w:bCs/>
       </w:rPr>
@@ -6163,14 +6580,14 @@
     </w:tblStylePr>
     <w:tblStylePr w:type="firstCol">
       <w:rPr>
-        <w:rFonts w:asciiTheme="majorHAnsi" w:cstheme="majorBidi" w:eastAsiaTheme="majorEastAsia" w:hAnsiTheme="majorHAnsi"/>
+        <w:rFonts w:asciiTheme="majorHAnsi" w:cstheme="majorBidi" w:hAnsiTheme="majorHAnsi" w:eastAsia="黑体"/>
         <w:b/>
         <w:bCs/>
       </w:rPr>
     </w:tblStylePr>
     <w:tblStylePr w:type="lastCol">
       <w:rPr>
-        <w:rFonts w:asciiTheme="majorHAnsi" w:cstheme="majorBidi" w:eastAsiaTheme="majorEastAsia" w:hAnsiTheme="majorHAnsi"/>
+        <w:rFonts w:asciiTheme="majorHAnsi" w:cstheme="majorBidi" w:hAnsiTheme="majorHAnsi" w:eastAsia="黑体"/>
         <w:b/>
         <w:bCs/>
       </w:rPr>
@@ -6254,7 +6671,7 @@
         <w:spacing w:after="0" w:before="0" w:line="240" w:lineRule="auto"/>
       </w:pPr>
       <w:rPr>
-        <w:rFonts w:asciiTheme="majorHAnsi" w:cstheme="majorBidi" w:eastAsiaTheme="majorEastAsia" w:hAnsiTheme="majorHAnsi"/>
+        <w:rFonts w:asciiTheme="majorHAnsi" w:cstheme="majorBidi" w:hAnsiTheme="majorHAnsi" w:eastAsia="黑体"/>
         <w:b/>
         <w:bCs/>
       </w:rPr>
@@ -6275,7 +6692,7 @@
         <w:spacing w:after="0" w:before="0" w:line="240" w:lineRule="auto"/>
       </w:pPr>
       <w:rPr>
-        <w:rFonts w:asciiTheme="majorHAnsi" w:cstheme="majorBidi" w:eastAsiaTheme="majorEastAsia" w:hAnsiTheme="majorHAnsi"/>
+        <w:rFonts w:asciiTheme="majorHAnsi" w:cstheme="majorBidi" w:hAnsiTheme="majorHAnsi" w:eastAsia="黑体"/>
         <w:b/>
         <w:bCs/>
       </w:rPr>
@@ -6293,14 +6710,14 @@
     </w:tblStylePr>
     <w:tblStylePr w:type="firstCol">
       <w:rPr>
-        <w:rFonts w:asciiTheme="majorHAnsi" w:cstheme="majorBidi" w:eastAsiaTheme="majorEastAsia" w:hAnsiTheme="majorHAnsi"/>
+        <w:rFonts w:asciiTheme="majorHAnsi" w:cstheme="majorBidi" w:hAnsiTheme="majorHAnsi" w:eastAsia="黑体"/>
         <w:b/>
         <w:bCs/>
       </w:rPr>
     </w:tblStylePr>
     <w:tblStylePr w:type="lastCol">
       <w:rPr>
-        <w:rFonts w:asciiTheme="majorHAnsi" w:cstheme="majorBidi" w:eastAsiaTheme="majorEastAsia" w:hAnsiTheme="majorHAnsi"/>
+        <w:rFonts w:asciiTheme="majorHAnsi" w:cstheme="majorBidi" w:hAnsiTheme="majorHAnsi" w:eastAsia="黑体"/>
         <w:b/>
         <w:bCs/>
       </w:rPr>
@@ -6384,7 +6801,7 @@
         <w:spacing w:after="0" w:before="0" w:line="240" w:lineRule="auto"/>
       </w:pPr>
       <w:rPr>
-        <w:rFonts w:asciiTheme="majorHAnsi" w:cstheme="majorBidi" w:eastAsiaTheme="majorEastAsia" w:hAnsiTheme="majorHAnsi"/>
+        <w:rFonts w:asciiTheme="majorHAnsi" w:cstheme="majorBidi" w:hAnsiTheme="majorHAnsi" w:eastAsia="黑体"/>
         <w:b/>
         <w:bCs/>
       </w:rPr>
@@ -6405,7 +6822,7 @@
         <w:spacing w:after="0" w:before="0" w:line="240" w:lineRule="auto"/>
       </w:pPr>
       <w:rPr>
-        <w:rFonts w:asciiTheme="majorHAnsi" w:cstheme="majorBidi" w:eastAsiaTheme="majorEastAsia" w:hAnsiTheme="majorHAnsi"/>
+        <w:rFonts w:asciiTheme="majorHAnsi" w:cstheme="majorBidi" w:hAnsiTheme="majorHAnsi" w:eastAsia="黑体"/>
         <w:b/>
         <w:bCs/>
       </w:rPr>
@@ -6423,14 +6840,14 @@
     </w:tblStylePr>
     <w:tblStylePr w:type="firstCol">
       <w:rPr>
-        <w:rFonts w:asciiTheme="majorHAnsi" w:cstheme="majorBidi" w:eastAsiaTheme="majorEastAsia" w:hAnsiTheme="majorHAnsi"/>
+        <w:rFonts w:asciiTheme="majorHAnsi" w:cstheme="majorBidi" w:hAnsiTheme="majorHAnsi" w:eastAsia="黑体"/>
         <w:b/>
         <w:bCs/>
       </w:rPr>
     </w:tblStylePr>
     <w:tblStylePr w:type="lastCol">
       <w:rPr>
-        <w:rFonts w:asciiTheme="majorHAnsi" w:cstheme="majorBidi" w:eastAsiaTheme="majorEastAsia" w:hAnsiTheme="majorHAnsi"/>
+        <w:rFonts w:asciiTheme="majorHAnsi" w:cstheme="majorBidi" w:hAnsiTheme="majorHAnsi" w:eastAsia="黑体"/>
         <w:b/>
         <w:bCs/>
       </w:rPr>
@@ -6514,7 +6931,7 @@
         <w:spacing w:after="0" w:before="0" w:line="240" w:lineRule="auto"/>
       </w:pPr>
       <w:rPr>
-        <w:rFonts w:asciiTheme="majorHAnsi" w:cstheme="majorBidi" w:eastAsiaTheme="majorEastAsia" w:hAnsiTheme="majorHAnsi"/>
+        <w:rFonts w:asciiTheme="majorHAnsi" w:cstheme="majorBidi" w:hAnsiTheme="majorHAnsi" w:eastAsia="黑体"/>
         <w:b/>
         <w:bCs/>
       </w:rPr>
@@ -6535,7 +6952,7 @@
         <w:spacing w:after="0" w:before="0" w:line="240" w:lineRule="auto"/>
       </w:pPr>
       <w:rPr>
-        <w:rFonts w:asciiTheme="majorHAnsi" w:cstheme="majorBidi" w:eastAsiaTheme="majorEastAsia" w:hAnsiTheme="majorHAnsi"/>
+        <w:rFonts w:asciiTheme="majorHAnsi" w:cstheme="majorBidi" w:hAnsiTheme="majorHAnsi" w:eastAsia="黑体"/>
         <w:b/>
         <w:bCs/>
       </w:rPr>
@@ -6553,14 +6970,14 @@
     </w:tblStylePr>
     <w:tblStylePr w:type="firstCol">
       <w:rPr>
-        <w:rFonts w:asciiTheme="majorHAnsi" w:cstheme="majorBidi" w:eastAsiaTheme="majorEastAsia" w:hAnsiTheme="majorHAnsi"/>
+        <w:rFonts w:asciiTheme="majorHAnsi" w:cstheme="majorBidi" w:hAnsiTheme="majorHAnsi" w:eastAsia="黑体"/>
         <w:b/>
         <w:bCs/>
       </w:rPr>
     </w:tblStylePr>
     <w:tblStylePr w:type="lastCol">
       <w:rPr>
-        <w:rFonts w:asciiTheme="majorHAnsi" w:cstheme="majorBidi" w:eastAsiaTheme="majorEastAsia" w:hAnsiTheme="majorHAnsi"/>
+        <w:rFonts w:asciiTheme="majorHAnsi" w:cstheme="majorBidi" w:hAnsiTheme="majorHAnsi" w:eastAsia="黑体"/>
         <w:b/>
         <w:bCs/>
       </w:rPr>
@@ -6643,6 +7060,7 @@
         <w:spacing w:after="0" w:before="0" w:line="240" w:lineRule="auto"/>
       </w:pPr>
       <w:rPr>
+        <w:rFonts w:eastAsia="黑体"/>
         <w:b/>
         <w:bCs/>
         <w:color w:themeColor="background1" w:val="FFFFFF"/>
@@ -6665,6 +7083,7 @@
         <w:spacing w:after="0" w:before="0" w:line="240" w:lineRule="auto"/>
       </w:pPr>
       <w:rPr>
+        <w:rFonts w:eastAsia="黑体"/>
         <w:b/>
         <w:bCs/>
       </w:rPr>
@@ -6682,12 +7101,14 @@
     </w:tblStylePr>
     <w:tblStylePr w:type="firstCol">
       <w:rPr>
+        <w:rFonts w:eastAsia="黑体"/>
         <w:b/>
         <w:bCs/>
       </w:rPr>
     </w:tblStylePr>
     <w:tblStylePr w:type="lastCol">
       <w:rPr>
+        <w:rFonts w:eastAsia="黑体"/>
         <w:b/>
         <w:bCs/>
       </w:rPr>
@@ -6749,6 +7170,7 @@
         <w:spacing w:after="0" w:before="0" w:line="240" w:lineRule="auto"/>
       </w:pPr>
       <w:rPr>
+        <w:rFonts w:eastAsia="黑体"/>
         <w:b/>
         <w:bCs/>
         <w:color w:themeColor="background1" w:val="FFFFFF"/>
@@ -6771,6 +7193,7 @@
         <w:spacing w:after="0" w:before="0" w:line="240" w:lineRule="auto"/>
       </w:pPr>
       <w:rPr>
+        <w:rFonts w:eastAsia="黑体"/>
         <w:b/>
         <w:bCs/>
       </w:rPr>
@@ -6788,12 +7211,14 @@
     </w:tblStylePr>
     <w:tblStylePr w:type="firstCol">
       <w:rPr>
+        <w:rFonts w:eastAsia="黑体"/>
         <w:b/>
         <w:bCs/>
       </w:rPr>
     </w:tblStylePr>
     <w:tblStylePr w:type="lastCol">
       <w:rPr>
+        <w:rFonts w:eastAsia="黑体"/>
         <w:b/>
         <w:bCs/>
       </w:rPr>
@@ -6855,6 +7280,7 @@
         <w:spacing w:after="0" w:before="0" w:line="240" w:lineRule="auto"/>
       </w:pPr>
       <w:rPr>
+        <w:rFonts w:eastAsia="黑体"/>
         <w:b/>
         <w:bCs/>
         <w:color w:themeColor="background1" w:val="FFFFFF"/>
@@ -6877,6 +7303,7 @@
         <w:spacing w:after="0" w:before="0" w:line="240" w:lineRule="auto"/>
       </w:pPr>
       <w:rPr>
+        <w:rFonts w:eastAsia="黑体"/>
         <w:b/>
         <w:bCs/>
       </w:rPr>
@@ -6894,12 +7321,14 @@
     </w:tblStylePr>
     <w:tblStylePr w:type="firstCol">
       <w:rPr>
+        <w:rFonts w:eastAsia="黑体"/>
         <w:b/>
         <w:bCs/>
       </w:rPr>
     </w:tblStylePr>
     <w:tblStylePr w:type="lastCol">
       <w:rPr>
+        <w:rFonts w:eastAsia="黑体"/>
         <w:b/>
         <w:bCs/>
       </w:rPr>
@@ -6961,6 +7390,7 @@
         <w:spacing w:after="0" w:before="0" w:line="240" w:lineRule="auto"/>
       </w:pPr>
       <w:rPr>
+        <w:rFonts w:eastAsia="黑体"/>
         <w:b/>
         <w:bCs/>
         <w:color w:themeColor="background1" w:val="FFFFFF"/>
@@ -6983,6 +7413,7 @@
         <w:spacing w:after="0" w:before="0" w:line="240" w:lineRule="auto"/>
       </w:pPr>
       <w:rPr>
+        <w:rFonts w:eastAsia="黑体"/>
         <w:b/>
         <w:bCs/>
       </w:rPr>
@@ -7000,12 +7431,14 @@
     </w:tblStylePr>
     <w:tblStylePr w:type="firstCol">
       <w:rPr>
+        <w:rFonts w:eastAsia="黑体"/>
         <w:b/>
         <w:bCs/>
       </w:rPr>
     </w:tblStylePr>
     <w:tblStylePr w:type="lastCol">
       <w:rPr>
+        <w:rFonts w:eastAsia="黑体"/>
         <w:b/>
         <w:bCs/>
       </w:rPr>
@@ -7067,6 +7500,7 @@
         <w:spacing w:after="0" w:before="0" w:line="240" w:lineRule="auto"/>
       </w:pPr>
       <w:rPr>
+        <w:rFonts w:eastAsia="黑体"/>
         <w:b/>
         <w:bCs/>
         <w:color w:themeColor="background1" w:val="FFFFFF"/>
@@ -7089,6 +7523,7 @@
         <w:spacing w:after="0" w:before="0" w:line="240" w:lineRule="auto"/>
       </w:pPr>
       <w:rPr>
+        <w:rFonts w:eastAsia="黑体"/>
         <w:b/>
         <w:bCs/>
       </w:rPr>
@@ -7106,12 +7541,14 @@
     </w:tblStylePr>
     <w:tblStylePr w:type="firstCol">
       <w:rPr>
+        <w:rFonts w:eastAsia="黑体"/>
         <w:b/>
         <w:bCs/>
       </w:rPr>
     </w:tblStylePr>
     <w:tblStylePr w:type="lastCol">
       <w:rPr>
+        <w:rFonts w:eastAsia="黑体"/>
         <w:b/>
         <w:bCs/>
       </w:rPr>
@@ -7173,6 +7610,7 @@
         <w:spacing w:after="0" w:before="0" w:line="240" w:lineRule="auto"/>
       </w:pPr>
       <w:rPr>
+        <w:rFonts w:eastAsia="黑体"/>
         <w:b/>
         <w:bCs/>
         <w:color w:themeColor="background1" w:val="FFFFFF"/>
@@ -7195,6 +7633,7 @@
         <w:spacing w:after="0" w:before="0" w:line="240" w:lineRule="auto"/>
       </w:pPr>
       <w:rPr>
+        <w:rFonts w:eastAsia="黑体"/>
         <w:b/>
         <w:bCs/>
       </w:rPr>
@@ -7212,12 +7651,14 @@
     </w:tblStylePr>
     <w:tblStylePr w:type="firstCol">
       <w:rPr>
+        <w:rFonts w:eastAsia="黑体"/>
         <w:b/>
         <w:bCs/>
       </w:rPr>
     </w:tblStylePr>
     <w:tblStylePr w:type="lastCol">
       <w:rPr>
+        <w:rFonts w:eastAsia="黑体"/>
         <w:b/>
         <w:bCs/>
       </w:rPr>
@@ -7279,6 +7720,7 @@
         <w:spacing w:after="0" w:before="0" w:line="240" w:lineRule="auto"/>
       </w:pPr>
       <w:rPr>
+        <w:rFonts w:eastAsia="黑体"/>
         <w:b/>
         <w:bCs/>
         <w:color w:themeColor="background1" w:val="FFFFFF"/>
@@ -7301,6 +7743,7 @@
         <w:spacing w:after="0" w:before="0" w:line="240" w:lineRule="auto"/>
       </w:pPr>
       <w:rPr>
+        <w:rFonts w:eastAsia="黑体"/>
         <w:b/>
         <w:bCs/>
       </w:rPr>
@@ -7318,12 +7761,14 @@
     </w:tblStylePr>
     <w:tblStylePr w:type="firstCol">
       <w:rPr>
+        <w:rFonts w:eastAsia="黑体"/>
         <w:b/>
         <w:bCs/>
       </w:rPr>
     </w:tblStylePr>
     <w:tblStylePr w:type="lastCol">
       <w:rPr>
+        <w:rFonts w:eastAsia="黑体"/>
         <w:b/>
         <w:bCs/>
       </w:rPr>
@@ -7382,6 +7827,7 @@
         <w:spacing w:after="0" w:before="0" w:line="240" w:lineRule="auto"/>
       </w:pPr>
       <w:rPr>
+        <w:rFonts w:eastAsia="黑体"/>
         <w:b/>
         <w:bCs/>
         <w:color w:themeColor="background1" w:val="FFFFFF"/>
@@ -7404,6 +7850,7 @@
         <w:spacing w:after="0" w:before="0" w:line="240" w:lineRule="auto"/>
       </w:pPr>
       <w:rPr>
+        <w:rFonts w:eastAsia="黑体"/>
         <w:color w:val="auto"/>
       </w:rPr>
       <w:tblPr/>
@@ -7421,6 +7868,7 @@
     </w:tblStylePr>
     <w:tblStylePr w:type="firstCol">
       <w:rPr>
+        <w:rFonts w:eastAsia="黑体"/>
         <w:b/>
         <w:bCs/>
         <w:color w:themeColor="background1" w:val="FFFFFF"/>
@@ -7440,6 +7888,7 @@
     </w:tblStylePr>
     <w:tblStylePr w:type="lastCol">
       <w:rPr>
+        <w:rFonts w:eastAsia="黑体"/>
         <w:b/>
         <w:bCs/>
         <w:color w:themeColor="background1" w:val="FFFFFF"/>
@@ -7488,6 +7937,7 @@
     </w:tblStylePr>
     <w:tblStylePr w:type="nwCell">
       <w:rPr>
+        <w:rFonts w:eastAsia="黑体"/>
         <w:color w:themeColor="background1" w:val="FFFFFF"/>
       </w:rPr>
       <w:tblPr/>
@@ -7531,6 +7981,7 @@
         <w:spacing w:after="0" w:before="0" w:line="240" w:lineRule="auto"/>
       </w:pPr>
       <w:rPr>
+        <w:rFonts w:eastAsia="黑体"/>
         <w:b/>
         <w:bCs/>
         <w:color w:themeColor="background1" w:val="FFFFFF"/>
@@ -7553,6 +8004,7 @@
         <w:spacing w:after="0" w:before="0" w:line="240" w:lineRule="auto"/>
       </w:pPr>
       <w:rPr>
+        <w:rFonts w:eastAsia="黑体"/>
         <w:color w:val="auto"/>
       </w:rPr>
       <w:tblPr/>
@@ -7570,6 +8022,7 @@
     </w:tblStylePr>
     <w:tblStylePr w:type="firstCol">
       <w:rPr>
+        <w:rFonts w:eastAsia="黑体"/>
         <w:b/>
         <w:bCs/>
         <w:color w:themeColor="background1" w:val="FFFFFF"/>
@@ -7589,6 +8042,7 @@
     </w:tblStylePr>
     <w:tblStylePr w:type="lastCol">
       <w:rPr>
+        <w:rFonts w:eastAsia="黑体"/>
         <w:b/>
         <w:bCs/>
         <w:color w:themeColor="background1" w:val="FFFFFF"/>
@@ -7637,6 +8091,7 @@
     </w:tblStylePr>
     <w:tblStylePr w:type="nwCell">
       <w:rPr>
+        <w:rFonts w:eastAsia="黑体"/>
         <w:color w:themeColor="background1" w:val="FFFFFF"/>
       </w:rPr>
       <w:tblPr/>
@@ -7680,6 +8135,7 @@
         <w:spacing w:after="0" w:before="0" w:line="240" w:lineRule="auto"/>
       </w:pPr>
       <w:rPr>
+        <w:rFonts w:eastAsia="黑体"/>
         <w:b/>
         <w:bCs/>
         <w:color w:themeColor="background1" w:val="FFFFFF"/>
@@ -7702,6 +8158,7 @@
         <w:spacing w:after="0" w:before="0" w:line="240" w:lineRule="auto"/>
       </w:pPr>
       <w:rPr>
+        <w:rFonts w:eastAsia="黑体"/>
         <w:color w:val="auto"/>
       </w:rPr>
       <w:tblPr/>
@@ -7719,6 +8176,7 @@
     </w:tblStylePr>
     <w:tblStylePr w:type="firstCol">
       <w:rPr>
+        <w:rFonts w:eastAsia="黑体"/>
         <w:b/>
         <w:bCs/>
         <w:color w:themeColor="background1" w:val="FFFFFF"/>
@@ -7738,6 +8196,7 @@
     </w:tblStylePr>
     <w:tblStylePr w:type="lastCol">
       <w:rPr>
+        <w:rFonts w:eastAsia="黑体"/>
         <w:b/>
         <w:bCs/>
         <w:color w:themeColor="background1" w:val="FFFFFF"/>
@@ -7786,6 +8245,7 @@
     </w:tblStylePr>
     <w:tblStylePr w:type="nwCell">
       <w:rPr>
+        <w:rFonts w:eastAsia="黑体"/>
         <w:color w:themeColor="background1" w:val="FFFFFF"/>
       </w:rPr>
       <w:tblPr/>
@@ -7829,6 +8289,7 @@
         <w:spacing w:after="0" w:before="0" w:line="240" w:lineRule="auto"/>
       </w:pPr>
       <w:rPr>
+        <w:rFonts w:eastAsia="黑体"/>
         <w:b/>
         <w:bCs/>
         <w:color w:themeColor="background1" w:val="FFFFFF"/>
@@ -7851,6 +8312,7 @@
         <w:spacing w:after="0" w:before="0" w:line="240" w:lineRule="auto"/>
       </w:pPr>
       <w:rPr>
+        <w:rFonts w:eastAsia="黑体"/>
         <w:color w:val="auto"/>
       </w:rPr>
       <w:tblPr/>
@@ -7868,6 +8330,7 @@
     </w:tblStylePr>
     <w:tblStylePr w:type="firstCol">
       <w:rPr>
+        <w:rFonts w:eastAsia="黑体"/>
         <w:b/>
         <w:bCs/>
         <w:color w:themeColor="background1" w:val="FFFFFF"/>
@@ -7887,6 +8350,7 @@
     </w:tblStylePr>
     <w:tblStylePr w:type="lastCol">
       <w:rPr>
+        <w:rFonts w:eastAsia="黑体"/>
         <w:b/>
         <w:bCs/>
         <w:color w:themeColor="background1" w:val="FFFFFF"/>
@@ -7935,6 +8399,7 @@
     </w:tblStylePr>
     <w:tblStylePr w:type="nwCell">
       <w:rPr>
+        <w:rFonts w:eastAsia="黑体"/>
         <w:color w:themeColor="background1" w:val="FFFFFF"/>
       </w:rPr>
       <w:tblPr/>
@@ -7978,6 +8443,7 @@
         <w:spacing w:after="0" w:before="0" w:line="240" w:lineRule="auto"/>
       </w:pPr>
       <w:rPr>
+        <w:rFonts w:eastAsia="黑体"/>
         <w:b/>
         <w:bCs/>
         <w:color w:themeColor="background1" w:val="FFFFFF"/>
@@ -8000,6 +8466,7 @@
         <w:spacing w:after="0" w:before="0" w:line="240" w:lineRule="auto"/>
       </w:pPr>
       <w:rPr>
+        <w:rFonts w:eastAsia="黑体"/>
         <w:color w:val="auto"/>
       </w:rPr>
       <w:tblPr/>
@@ -8017,6 +8484,7 @@
     </w:tblStylePr>
     <w:tblStylePr w:type="firstCol">
       <w:rPr>
+        <w:rFonts w:eastAsia="黑体"/>
         <w:b/>
         <w:bCs/>
         <w:color w:themeColor="background1" w:val="FFFFFF"/>
@@ -8036,6 +8504,7 @@
     </w:tblStylePr>
     <w:tblStylePr w:type="lastCol">
       <w:rPr>
+        <w:rFonts w:eastAsia="黑体"/>
         <w:b/>
         <w:bCs/>
         <w:color w:themeColor="background1" w:val="FFFFFF"/>
@@ -8084,6 +8553,7 @@
     </w:tblStylePr>
     <w:tblStylePr w:type="nwCell">
       <w:rPr>
+        <w:rFonts w:eastAsia="黑体"/>
         <w:color w:themeColor="background1" w:val="FFFFFF"/>
       </w:rPr>
       <w:tblPr/>
@@ -8127,6 +8597,7 @@
         <w:spacing w:after="0" w:before="0" w:line="240" w:lineRule="auto"/>
       </w:pPr>
       <w:rPr>
+        <w:rFonts w:eastAsia="黑体"/>
         <w:b/>
         <w:bCs/>
         <w:color w:themeColor="background1" w:val="FFFFFF"/>
@@ -8149,6 +8620,7 @@
         <w:spacing w:after="0" w:before="0" w:line="240" w:lineRule="auto"/>
       </w:pPr>
       <w:rPr>
+        <w:rFonts w:eastAsia="黑体"/>
         <w:color w:val="auto"/>
       </w:rPr>
       <w:tblPr/>
@@ -8166,6 +8638,7 @@
     </w:tblStylePr>
     <w:tblStylePr w:type="firstCol">
       <w:rPr>
+        <w:rFonts w:eastAsia="黑体"/>
         <w:b/>
         <w:bCs/>
         <w:color w:themeColor="background1" w:val="FFFFFF"/>
@@ -8185,6 +8658,7 @@
     </w:tblStylePr>
     <w:tblStylePr w:type="lastCol">
       <w:rPr>
+        <w:rFonts w:eastAsia="黑体"/>
         <w:b/>
         <w:bCs/>
         <w:color w:themeColor="background1" w:val="FFFFFF"/>
@@ -8233,6 +8707,7 @@
     </w:tblStylePr>
     <w:tblStylePr w:type="nwCell">
       <w:rPr>
+        <w:rFonts w:eastAsia="黑体"/>
         <w:color w:themeColor="background1" w:val="FFFFFF"/>
       </w:rPr>
       <w:tblPr/>
@@ -8276,6 +8751,7 @@
         <w:spacing w:after="0" w:before="0" w:line="240" w:lineRule="auto"/>
       </w:pPr>
       <w:rPr>
+        <w:rFonts w:eastAsia="黑体"/>
         <w:b/>
         <w:bCs/>
         <w:color w:themeColor="background1" w:val="FFFFFF"/>
@@ -8298,6 +8774,7 @@
         <w:spacing w:after="0" w:before="0" w:line="240" w:lineRule="auto"/>
       </w:pPr>
       <w:rPr>
+        <w:rFonts w:eastAsia="黑体"/>
         <w:color w:val="auto"/>
       </w:rPr>
       <w:tblPr/>
@@ -8315,6 +8792,7 @@
     </w:tblStylePr>
     <w:tblStylePr w:type="firstCol">
       <w:rPr>
+        <w:rFonts w:eastAsia="黑体"/>
         <w:b/>
         <w:bCs/>
         <w:color w:themeColor="background1" w:val="FFFFFF"/>
@@ -8334,6 +8812,7 @@
     </w:tblStylePr>
     <w:tblStylePr w:type="lastCol">
       <w:rPr>
+        <w:rFonts w:eastAsia="黑体"/>
         <w:b/>
         <w:bCs/>
         <w:color w:themeColor="background1" w:val="FFFFFF"/>
@@ -8382,6 +8861,7 @@
     </w:tblStylePr>
     <w:tblStylePr w:type="nwCell">
       <w:rPr>
+        <w:rFonts w:eastAsia="黑体"/>
         <w:color w:themeColor="background1" w:val="FFFFFF"/>
       </w:rPr>
       <w:tblPr/>
@@ -8406,6 +8886,7 @@
       <w:spacing w:after="0" w:line="240" w:lineRule="auto"/>
     </w:pPr>
     <w:rPr>
+      <w:rFonts w:eastAsia="黑体"/>
       <w:color w:themeColor="text1" w:val="000000"/>
     </w:rPr>
     <w:tblPr>
@@ -8425,7 +8906,7 @@
     </w:tblPr>
     <w:tblStylePr w:type="firstRow">
       <w:rPr>
-        <w:rFonts w:asciiTheme="majorHAnsi" w:cstheme="majorBidi" w:eastAsiaTheme="majorEastAsia" w:hAnsiTheme="majorHAnsi"/>
+        <w:rFonts w:asciiTheme="majorHAnsi" w:cstheme="majorBidi" w:hAnsiTheme="majorHAnsi" w:eastAsia="黑体"/>
       </w:rPr>
       <w:tblPr/>
       <w:tcPr>
@@ -8437,6 +8918,7 @@
     </w:tblStylePr>
     <w:tblStylePr w:type="lastRow">
       <w:rPr>
+        <w:rFonts w:eastAsia="黑体"/>
         <w:b/>
         <w:bCs/>
         <w:color w:themeColor="text2" w:val="1F497D"/>
@@ -8451,12 +8933,14 @@
     </w:tblStylePr>
     <w:tblStylePr w:type="firstCol">
       <w:rPr>
+        <w:rFonts w:eastAsia="黑体"/>
         <w:b/>
         <w:bCs/>
       </w:rPr>
     </w:tblStylePr>
     <w:tblStylePr w:type="lastCol">
       <w:rPr>
+        <w:rFonts w:eastAsia="黑体"/>
         <w:b/>
         <w:bCs/>
       </w:rPr>
@@ -8490,6 +8974,7 @@
       <w:spacing w:after="0" w:line="240" w:lineRule="auto"/>
     </w:pPr>
     <w:rPr>
+      <w:rFonts w:eastAsia="黑体"/>
       <w:color w:themeColor="text1" w:val="000000"/>
     </w:rPr>
     <w:tblPr>
@@ -8509,7 +8994,7 @@
     </w:tblPr>
     <w:tblStylePr w:type="firstRow">
       <w:rPr>
-        <w:rFonts w:asciiTheme="majorHAnsi" w:cstheme="majorBidi" w:eastAsiaTheme="majorEastAsia" w:hAnsiTheme="majorHAnsi"/>
+        <w:rFonts w:asciiTheme="majorHAnsi" w:cstheme="majorBidi" w:hAnsiTheme="majorHAnsi" w:eastAsia="黑体"/>
       </w:rPr>
       <w:tblPr/>
       <w:tcPr>
@@ -8521,6 +9006,7 @@
     </w:tblStylePr>
     <w:tblStylePr w:type="lastRow">
       <w:rPr>
+        <w:rFonts w:eastAsia="黑体"/>
         <w:b/>
         <w:bCs/>
         <w:color w:themeColor="text2" w:val="1F497D"/>
@@ -8535,12 +9021,14 @@
     </w:tblStylePr>
     <w:tblStylePr w:type="firstCol">
       <w:rPr>
+        <w:rFonts w:eastAsia="黑体"/>
         <w:b/>
         <w:bCs/>
       </w:rPr>
     </w:tblStylePr>
     <w:tblStylePr w:type="lastCol">
       <w:rPr>
+        <w:rFonts w:eastAsia="黑体"/>
         <w:b/>
         <w:bCs/>
       </w:rPr>
@@ -8574,6 +9062,7 @@
       <w:spacing w:after="0" w:line="240" w:lineRule="auto"/>
     </w:pPr>
     <w:rPr>
+      <w:rFonts w:eastAsia="黑体"/>
       <w:color w:themeColor="text1" w:val="000000"/>
     </w:rPr>
     <w:tblPr>
@@ -8593,7 +9082,7 @@
     </w:tblPr>
     <w:tblStylePr w:type="firstRow">
       <w:rPr>
-        <w:rFonts w:asciiTheme="majorHAnsi" w:cstheme="majorBidi" w:eastAsiaTheme="majorEastAsia" w:hAnsiTheme="majorHAnsi"/>
+        <w:rFonts w:asciiTheme="majorHAnsi" w:cstheme="majorBidi" w:hAnsiTheme="majorHAnsi" w:eastAsia="黑体"/>
       </w:rPr>
       <w:tblPr/>
       <w:tcPr>
@@ -8605,6 +9094,7 @@
     </w:tblStylePr>
     <w:tblStylePr w:type="lastRow">
       <w:rPr>
+        <w:rFonts w:eastAsia="黑体"/>
         <w:b/>
         <w:bCs/>
         <w:color w:themeColor="text2" w:val="1F497D"/>
@@ -8619,12 +9109,14 @@
     </w:tblStylePr>
     <w:tblStylePr w:type="firstCol">
       <w:rPr>
+        <w:rFonts w:eastAsia="黑体"/>
         <w:b/>
         <w:bCs/>
       </w:rPr>
     </w:tblStylePr>
     <w:tblStylePr w:type="lastCol">
       <w:rPr>
+        <w:rFonts w:eastAsia="黑体"/>
         <w:b/>
         <w:bCs/>
       </w:rPr>
@@ -8658,6 +9150,7 @@
       <w:spacing w:after="0" w:line="240" w:lineRule="auto"/>
     </w:pPr>
     <w:rPr>
+      <w:rFonts w:eastAsia="黑体"/>
       <w:color w:themeColor="text1" w:val="000000"/>
     </w:rPr>
     <w:tblPr>
@@ -8677,7 +9170,7 @@
     </w:tblPr>
     <w:tblStylePr w:type="firstRow">
       <w:rPr>
-        <w:rFonts w:asciiTheme="majorHAnsi" w:cstheme="majorBidi" w:eastAsiaTheme="majorEastAsia" w:hAnsiTheme="majorHAnsi"/>
+        <w:rFonts w:asciiTheme="majorHAnsi" w:cstheme="majorBidi" w:hAnsiTheme="majorHAnsi" w:eastAsia="黑体"/>
       </w:rPr>
       <w:tblPr/>
       <w:tcPr>
@@ -8689,6 +9182,7 @@
     </w:tblStylePr>
     <w:tblStylePr w:type="lastRow">
       <w:rPr>
+        <w:rFonts w:eastAsia="黑体"/>
         <w:b/>
         <w:bCs/>
         <w:color w:themeColor="text2" w:val="1F497D"/>
@@ -8703,12 +9197,14 @@
     </w:tblStylePr>
     <w:tblStylePr w:type="firstCol">
       <w:rPr>
+        <w:rFonts w:eastAsia="黑体"/>
         <w:b/>
         <w:bCs/>
       </w:rPr>
     </w:tblStylePr>
     <w:tblStylePr w:type="lastCol">
       <w:rPr>
+        <w:rFonts w:eastAsia="黑体"/>
         <w:b/>
         <w:bCs/>
       </w:rPr>
@@ -8742,6 +9238,7 @@
       <w:spacing w:after="0" w:line="240" w:lineRule="auto"/>
     </w:pPr>
     <w:rPr>
+      <w:rFonts w:eastAsia="黑体"/>
       <w:color w:themeColor="text1" w:val="000000"/>
     </w:rPr>
     <w:tblPr>
@@ -8761,7 +9258,7 @@
     </w:tblPr>
     <w:tblStylePr w:type="firstRow">
       <w:rPr>
-        <w:rFonts w:asciiTheme="majorHAnsi" w:cstheme="majorBidi" w:eastAsiaTheme="majorEastAsia" w:hAnsiTheme="majorHAnsi"/>
+        <w:rFonts w:asciiTheme="majorHAnsi" w:cstheme="majorBidi" w:hAnsiTheme="majorHAnsi" w:eastAsia="黑体"/>
       </w:rPr>
       <w:tblPr/>
       <w:tcPr>
@@ -8773,6 +9270,7 @@
     </w:tblStylePr>
     <w:tblStylePr w:type="lastRow">
       <w:rPr>
+        <w:rFonts w:eastAsia="黑体"/>
         <w:b/>
         <w:bCs/>
         <w:color w:themeColor="text2" w:val="1F497D"/>
@@ -8787,12 +9285,14 @@
     </w:tblStylePr>
     <w:tblStylePr w:type="firstCol">
       <w:rPr>
+        <w:rFonts w:eastAsia="黑体"/>
         <w:b/>
         <w:bCs/>
       </w:rPr>
     </w:tblStylePr>
     <w:tblStylePr w:type="lastCol">
       <w:rPr>
+        <w:rFonts w:eastAsia="黑体"/>
         <w:b/>
         <w:bCs/>
       </w:rPr>
@@ -8826,6 +9326,7 @@
       <w:spacing w:after="0" w:line="240" w:lineRule="auto"/>
     </w:pPr>
     <w:rPr>
+      <w:rFonts w:eastAsia="黑体"/>
       <w:color w:themeColor="text1" w:val="000000"/>
     </w:rPr>
     <w:tblPr>
@@ -8845,7 +9346,7 @@
     </w:tblPr>
     <w:tblStylePr w:type="firstRow">
       <w:rPr>
-        <w:rFonts w:asciiTheme="majorHAnsi" w:cstheme="majorBidi" w:eastAsiaTheme="majorEastAsia" w:hAnsiTheme="majorHAnsi"/>
+        <w:rFonts w:asciiTheme="majorHAnsi" w:cstheme="majorBidi" w:hAnsiTheme="majorHAnsi" w:eastAsia="黑体"/>
       </w:rPr>
       <w:tblPr/>
       <w:tcPr>
@@ -8857,6 +9358,7 @@
     </w:tblStylePr>
     <w:tblStylePr w:type="lastRow">
       <w:rPr>
+        <w:rFonts w:eastAsia="黑体"/>
         <w:b/>
         <w:bCs/>
         <w:color w:themeColor="text2" w:val="1F497D"/>
@@ -8871,12 +9373,14 @@
     </w:tblStylePr>
     <w:tblStylePr w:type="firstCol">
       <w:rPr>
+        <w:rFonts w:eastAsia="黑体"/>
         <w:b/>
         <w:bCs/>
       </w:rPr>
     </w:tblStylePr>
     <w:tblStylePr w:type="lastCol">
       <w:rPr>
+        <w:rFonts w:eastAsia="黑体"/>
         <w:b/>
         <w:bCs/>
       </w:rPr>
@@ -8910,6 +9414,7 @@
       <w:spacing w:after="0" w:line="240" w:lineRule="auto"/>
     </w:pPr>
     <w:rPr>
+      <w:rFonts w:eastAsia="黑体"/>
       <w:color w:themeColor="text1" w:val="000000"/>
     </w:rPr>
     <w:tblPr>
@@ -8929,7 +9434,7 @@
     </w:tblPr>
     <w:tblStylePr w:type="firstRow">
       <w:rPr>
-        <w:rFonts w:asciiTheme="majorHAnsi" w:cstheme="majorBidi" w:eastAsiaTheme="majorEastAsia" w:hAnsiTheme="majorHAnsi"/>
+        <w:rFonts w:asciiTheme="majorHAnsi" w:cstheme="majorBidi" w:hAnsiTheme="majorHAnsi" w:eastAsia="黑体"/>
       </w:rPr>
       <w:tblPr/>
       <w:tcPr>
@@ -8941,6 +9446,7 @@
     </w:tblStylePr>
     <w:tblStylePr w:type="lastRow">
       <w:rPr>
+        <w:rFonts w:eastAsia="黑体"/>
         <w:b/>
         <w:bCs/>
         <w:color w:themeColor="text2" w:val="1F497D"/>
@@ -8955,12 +9461,14 @@
     </w:tblStylePr>
     <w:tblStylePr w:type="firstCol">
       <w:rPr>
+        <w:rFonts w:eastAsia="黑体"/>
         <w:b/>
         <w:bCs/>
       </w:rPr>
     </w:tblStylePr>
     <w:tblStylePr w:type="lastCol">
       <w:rPr>
+        <w:rFonts w:eastAsia="黑体"/>
         <w:b/>
         <w:bCs/>
       </w:rPr>
@@ -8994,7 +9502,7 @@
       <w:spacing w:after="0" w:line="240" w:lineRule="auto"/>
     </w:pPr>
     <w:rPr>
-      <w:rFonts w:asciiTheme="majorHAnsi" w:cstheme="majorBidi" w:eastAsiaTheme="majorEastAsia" w:hAnsiTheme="majorHAnsi"/>
+      <w:rFonts w:asciiTheme="majorHAnsi" w:cstheme="majorBidi" w:hAnsiTheme="majorHAnsi" w:eastAsia="黑体"/>
       <w:color w:themeColor="text1" w:val="000000"/>
     </w:rPr>
     <w:tblPr>
@@ -9016,6 +9524,7 @@
     </w:tblPr>
     <w:tblStylePr w:type="firstRow">
       <w:rPr>
+        <w:rFonts w:eastAsia="黑体"/>
         <w:sz w:val="24"/>
         <w:szCs w:val="24"/>
       </w:rPr>
@@ -9122,7 +9631,7 @@
       <w:spacing w:after="0" w:line="240" w:lineRule="auto"/>
     </w:pPr>
     <w:rPr>
-      <w:rFonts w:asciiTheme="majorHAnsi" w:cstheme="majorBidi" w:eastAsiaTheme="majorEastAsia" w:hAnsiTheme="majorHAnsi"/>
+      <w:rFonts w:asciiTheme="majorHAnsi" w:cstheme="majorBidi" w:hAnsiTheme="majorHAnsi" w:eastAsia="黑体"/>
       <w:color w:themeColor="text1" w:val="000000"/>
     </w:rPr>
     <w:tblPr>
@@ -9144,6 +9653,7 @@
     </w:tblPr>
     <w:tblStylePr w:type="firstRow">
       <w:rPr>
+        <w:rFonts w:eastAsia="黑体"/>
         <w:sz w:val="24"/>
         <w:szCs w:val="24"/>
       </w:rPr>
@@ -9250,7 +9760,7 @@
       <w:spacing w:after="0" w:line="240" w:lineRule="auto"/>
     </w:pPr>
     <w:rPr>
-      <w:rFonts w:asciiTheme="majorHAnsi" w:cstheme="majorBidi" w:eastAsiaTheme="majorEastAsia" w:hAnsiTheme="majorHAnsi"/>
+      <w:rFonts w:asciiTheme="majorHAnsi" w:cstheme="majorBidi" w:hAnsiTheme="majorHAnsi" w:eastAsia="黑体"/>
       <w:color w:themeColor="text1" w:val="000000"/>
     </w:rPr>
     <w:tblPr>
@@ -9272,6 +9782,7 @@
     </w:tblPr>
     <w:tblStylePr w:type="firstRow">
       <w:rPr>
+        <w:rFonts w:eastAsia="黑体"/>
         <w:sz w:val="24"/>
         <w:szCs w:val="24"/>
       </w:rPr>
@@ -9378,7 +9889,7 @@
       <w:spacing w:after="0" w:line="240" w:lineRule="auto"/>
     </w:pPr>
     <w:rPr>
-      <w:rFonts w:asciiTheme="majorHAnsi" w:cstheme="majorBidi" w:eastAsiaTheme="majorEastAsia" w:hAnsiTheme="majorHAnsi"/>
+      <w:rFonts w:asciiTheme="majorHAnsi" w:cstheme="majorBidi" w:hAnsiTheme="majorHAnsi" w:eastAsia="黑体"/>
       <w:color w:themeColor="text1" w:val="000000"/>
     </w:rPr>
     <w:tblPr>
@@ -9400,6 +9911,7 @@
     </w:tblPr>
     <w:tblStylePr w:type="firstRow">
       <w:rPr>
+        <w:rFonts w:eastAsia="黑体"/>
         <w:sz w:val="24"/>
         <w:szCs w:val="24"/>
       </w:rPr>
@@ -9506,7 +10018,7 @@
       <w:spacing w:after="0" w:line="240" w:lineRule="auto"/>
     </w:pPr>
     <w:rPr>
-      <w:rFonts w:asciiTheme="majorHAnsi" w:cstheme="majorBidi" w:eastAsiaTheme="majorEastAsia" w:hAnsiTheme="majorHAnsi"/>
+      <w:rFonts w:asciiTheme="majorHAnsi" w:cstheme="majorBidi" w:hAnsiTheme="majorHAnsi" w:eastAsia="黑体"/>
       <w:color w:themeColor="text1" w:val="000000"/>
     </w:rPr>
     <w:tblPr>
@@ -9528,6 +10040,7 @@
     </w:tblPr>
     <w:tblStylePr w:type="firstRow">
       <w:rPr>
+        <w:rFonts w:eastAsia="黑体"/>
         <w:sz w:val="24"/>
         <w:szCs w:val="24"/>
       </w:rPr>
@@ -9634,7 +10147,7 @@
       <w:spacing w:after="0" w:line="240" w:lineRule="auto"/>
     </w:pPr>
     <w:rPr>
-      <w:rFonts w:asciiTheme="majorHAnsi" w:cstheme="majorBidi" w:eastAsiaTheme="majorEastAsia" w:hAnsiTheme="majorHAnsi"/>
+      <w:rFonts w:asciiTheme="majorHAnsi" w:cstheme="majorBidi" w:hAnsiTheme="majorHAnsi" w:eastAsia="黑体"/>
       <w:color w:themeColor="text1" w:val="000000"/>
     </w:rPr>
     <w:tblPr>
@@ -9656,6 +10169,7 @@
     </w:tblPr>
     <w:tblStylePr w:type="firstRow">
       <w:rPr>
+        <w:rFonts w:eastAsia="黑体"/>
         <w:sz w:val="24"/>
         <w:szCs w:val="24"/>
       </w:rPr>
@@ -9762,7 +10276,7 @@
       <w:spacing w:after="0" w:line="240" w:lineRule="auto"/>
     </w:pPr>
     <w:rPr>
-      <w:rFonts w:asciiTheme="majorHAnsi" w:cstheme="majorBidi" w:eastAsiaTheme="majorEastAsia" w:hAnsiTheme="majorHAnsi"/>
+      <w:rFonts w:asciiTheme="majorHAnsi" w:cstheme="majorBidi" w:hAnsiTheme="majorHAnsi" w:eastAsia="黑体"/>
       <w:color w:themeColor="text1" w:val="000000"/>
     </w:rPr>
     <w:tblPr>
@@ -9784,6 +10298,7 @@
     </w:tblPr>
     <w:tblStylePr w:type="firstRow">
       <w:rPr>
+        <w:rFonts w:eastAsia="黑体"/>
         <w:sz w:val="24"/>
         <w:szCs w:val="24"/>
       </w:rPr>
@@ -9913,12 +10428,14 @@
     </w:tcPr>
     <w:tblStylePr w:type="firstRow">
       <w:rPr>
+        <w:rFonts w:eastAsia="黑体"/>
         <w:b/>
         <w:bCs/>
       </w:rPr>
     </w:tblStylePr>
     <w:tblStylePr w:type="lastRow">
       <w:rPr>
+        <w:rFonts w:eastAsia="黑体"/>
         <w:b/>
         <w:bCs/>
       </w:rPr>
@@ -9931,12 +10448,14 @@
     </w:tblStylePr>
     <w:tblStylePr w:type="firstCol">
       <w:rPr>
+        <w:rFonts w:eastAsia="黑体"/>
         <w:b/>
         <w:bCs/>
       </w:rPr>
     </w:tblStylePr>
     <w:tblStylePr w:type="lastCol">
       <w:rPr>
+        <w:rFonts w:eastAsia="黑体"/>
         <w:b/>
         <w:bCs/>
       </w:rPr>
@@ -9986,12 +10505,14 @@
     </w:tcPr>
     <w:tblStylePr w:type="firstRow">
       <w:rPr>
+        <w:rFonts w:eastAsia="黑体"/>
         <w:b/>
         <w:bCs/>
       </w:rPr>
     </w:tblStylePr>
     <w:tblStylePr w:type="lastRow">
       <w:rPr>
+        <w:rFonts w:eastAsia="黑体"/>
         <w:b/>
         <w:bCs/>
       </w:rPr>
@@ -10004,12 +10525,14 @@
     </w:tblStylePr>
     <w:tblStylePr w:type="firstCol">
       <w:rPr>
+        <w:rFonts w:eastAsia="黑体"/>
         <w:b/>
         <w:bCs/>
       </w:rPr>
     </w:tblStylePr>
     <w:tblStylePr w:type="lastCol">
       <w:rPr>
+        <w:rFonts w:eastAsia="黑体"/>
         <w:b/>
         <w:bCs/>
       </w:rPr>
@@ -10059,12 +10582,14 @@
     </w:tcPr>
     <w:tblStylePr w:type="firstRow">
       <w:rPr>
+        <w:rFonts w:eastAsia="黑体"/>
         <w:b/>
         <w:bCs/>
       </w:rPr>
     </w:tblStylePr>
     <w:tblStylePr w:type="lastRow">
       <w:rPr>
+        <w:rFonts w:eastAsia="黑体"/>
         <w:b/>
         <w:bCs/>
       </w:rPr>
@@ -10077,12 +10602,14 @@
     </w:tblStylePr>
     <w:tblStylePr w:type="firstCol">
       <w:rPr>
+        <w:rFonts w:eastAsia="黑体"/>
         <w:b/>
         <w:bCs/>
       </w:rPr>
     </w:tblStylePr>
     <w:tblStylePr w:type="lastCol">
       <w:rPr>
+        <w:rFonts w:eastAsia="黑体"/>
         <w:b/>
         <w:bCs/>
       </w:rPr>
@@ -10132,12 +10659,14 @@
     </w:tcPr>
     <w:tblStylePr w:type="firstRow">
       <w:rPr>
+        <w:rFonts w:eastAsia="黑体"/>
         <w:b/>
         <w:bCs/>
       </w:rPr>
     </w:tblStylePr>
     <w:tblStylePr w:type="lastRow">
       <w:rPr>
+        <w:rFonts w:eastAsia="黑体"/>
         <w:b/>
         <w:bCs/>
       </w:rPr>
@@ -10150,12 +10679,14 @@
     </w:tblStylePr>
     <w:tblStylePr w:type="firstCol">
       <w:rPr>
+        <w:rFonts w:eastAsia="黑体"/>
         <w:b/>
         <w:bCs/>
       </w:rPr>
     </w:tblStylePr>
     <w:tblStylePr w:type="lastCol">
       <w:rPr>
+        <w:rFonts w:eastAsia="黑体"/>
         <w:b/>
         <w:bCs/>
       </w:rPr>
@@ -10205,12 +10736,14 @@
     </w:tcPr>
     <w:tblStylePr w:type="firstRow">
       <w:rPr>
+        <w:rFonts w:eastAsia="黑体"/>
         <w:b/>
         <w:bCs/>
       </w:rPr>
     </w:tblStylePr>
     <w:tblStylePr w:type="lastRow">
       <w:rPr>
+        <w:rFonts w:eastAsia="黑体"/>
         <w:b/>
         <w:bCs/>
       </w:rPr>
@@ -10223,12 +10756,14 @@
     </w:tblStylePr>
     <w:tblStylePr w:type="firstCol">
       <w:rPr>
+        <w:rFonts w:eastAsia="黑体"/>
         <w:b/>
         <w:bCs/>
       </w:rPr>
     </w:tblStylePr>
     <w:tblStylePr w:type="lastCol">
       <w:rPr>
+        <w:rFonts w:eastAsia="黑体"/>
         <w:b/>
         <w:bCs/>
       </w:rPr>
@@ -10278,12 +10813,14 @@
     </w:tcPr>
     <w:tblStylePr w:type="firstRow">
       <w:rPr>
+        <w:rFonts w:eastAsia="黑体"/>
         <w:b/>
         <w:bCs/>
       </w:rPr>
     </w:tblStylePr>
     <w:tblStylePr w:type="lastRow">
       <w:rPr>
+        <w:rFonts w:eastAsia="黑体"/>
         <w:b/>
         <w:bCs/>
       </w:rPr>
@@ -10296,12 +10833,14 @@
     </w:tblStylePr>
     <w:tblStylePr w:type="firstCol">
       <w:rPr>
+        <w:rFonts w:eastAsia="黑体"/>
         <w:b/>
         <w:bCs/>
       </w:rPr>
     </w:tblStylePr>
     <w:tblStylePr w:type="lastCol">
       <w:rPr>
+        <w:rFonts w:eastAsia="黑体"/>
         <w:b/>
         <w:bCs/>
       </w:rPr>
@@ -10351,12 +10890,14 @@
     </w:tcPr>
     <w:tblStylePr w:type="firstRow">
       <w:rPr>
+        <w:rFonts w:eastAsia="黑体"/>
         <w:b/>
         <w:bCs/>
       </w:rPr>
     </w:tblStylePr>
     <w:tblStylePr w:type="lastRow">
       <w:rPr>
+        <w:rFonts w:eastAsia="黑体"/>
         <w:b/>
         <w:bCs/>
       </w:rPr>
@@ -10369,12 +10910,14 @@
     </w:tblStylePr>
     <w:tblStylePr w:type="firstCol">
       <w:rPr>
+        <w:rFonts w:eastAsia="黑体"/>
         <w:b/>
         <w:bCs/>
       </w:rPr>
     </w:tblStylePr>
     <w:tblStylePr w:type="lastCol">
       <w:rPr>
+        <w:rFonts w:eastAsia="黑体"/>
         <w:b/>
         <w:bCs/>
       </w:rPr>
@@ -10401,7 +10944,7 @@
       <w:spacing w:after="0" w:line="240" w:lineRule="auto"/>
     </w:pPr>
     <w:rPr>
-      <w:rFonts w:asciiTheme="majorHAnsi" w:cstheme="majorBidi" w:eastAsiaTheme="majorEastAsia" w:hAnsiTheme="majorHAnsi"/>
+      <w:rFonts w:asciiTheme="majorHAnsi" w:cstheme="majorBidi" w:hAnsiTheme="majorHAnsi" w:eastAsia="黑体"/>
       <w:color w:themeColor="text1" w:val="000000"/>
     </w:rPr>
     <w:tblPr>
@@ -10428,6 +10971,7 @@
     </w:tcPr>
     <w:tblStylePr w:type="firstRow">
       <w:rPr>
+        <w:rFonts w:eastAsia="黑体"/>
         <w:b/>
         <w:bCs/>
         <w:color w:themeColor="text1" w:val="000000"/>
@@ -10439,6 +10983,7 @@
     </w:tblStylePr>
     <w:tblStylePr w:type="lastRow">
       <w:rPr>
+        <w:rFonts w:eastAsia="黑体"/>
         <w:b/>
         <w:bCs/>
         <w:color w:themeColor="text1" w:val="000000"/>
@@ -10458,6 +11003,7 @@
     </w:tblStylePr>
     <w:tblStylePr w:type="firstCol">
       <w:rPr>
+        <w:rFonts w:eastAsia="黑体"/>
         <w:b/>
         <w:bCs/>
         <w:color w:themeColor="text1" w:val="000000"/>
@@ -10477,6 +11023,7 @@
     </w:tblStylePr>
     <w:tblStylePr w:type="lastCol">
       <w:rPr>
+        <w:rFonts w:eastAsia="黑体"/>
         <w:b w:val="0"/>
         <w:bCs w:val="0"/>
         <w:color w:themeColor="text1" w:val="000000"/>
@@ -10526,7 +11073,7 @@
       <w:spacing w:after="0" w:line="240" w:lineRule="auto"/>
     </w:pPr>
     <w:rPr>
-      <w:rFonts w:asciiTheme="majorHAnsi" w:cstheme="majorBidi" w:eastAsiaTheme="majorEastAsia" w:hAnsiTheme="majorHAnsi"/>
+      <w:rFonts w:asciiTheme="majorHAnsi" w:cstheme="majorBidi" w:hAnsiTheme="majorHAnsi" w:eastAsia="黑体"/>
       <w:color w:themeColor="text1" w:val="000000"/>
     </w:rPr>
     <w:tblPr>
@@ -10553,6 +11100,7 @@
     </w:tcPr>
     <w:tblStylePr w:type="firstRow">
       <w:rPr>
+        <w:rFonts w:eastAsia="黑体"/>
         <w:b/>
         <w:bCs/>
         <w:color w:themeColor="text1" w:val="000000"/>
@@ -10564,6 +11112,7 @@
     </w:tblStylePr>
     <w:tblStylePr w:type="lastRow">
       <w:rPr>
+        <w:rFonts w:eastAsia="黑体"/>
         <w:b/>
         <w:bCs/>
         <w:color w:themeColor="text1" w:val="000000"/>
@@ -10583,6 +11132,7 @@
     </w:tblStylePr>
     <w:tblStylePr w:type="firstCol">
       <w:rPr>
+        <w:rFonts w:eastAsia="黑体"/>
         <w:b/>
         <w:bCs/>
         <w:color w:themeColor="text1" w:val="000000"/>
@@ -10602,6 +11152,7 @@
     </w:tblStylePr>
     <w:tblStylePr w:type="lastCol">
       <w:rPr>
+        <w:rFonts w:eastAsia="黑体"/>
         <w:b w:val="0"/>
         <w:bCs w:val="0"/>
         <w:color w:themeColor="text1" w:val="000000"/>
@@ -10651,7 +11202,7 @@
       <w:spacing w:after="0" w:line="240" w:lineRule="auto"/>
     </w:pPr>
     <w:rPr>
-      <w:rFonts w:asciiTheme="majorHAnsi" w:cstheme="majorBidi" w:eastAsiaTheme="majorEastAsia" w:hAnsiTheme="majorHAnsi"/>
+      <w:rFonts w:asciiTheme="majorHAnsi" w:cstheme="majorBidi" w:hAnsiTheme="majorHAnsi" w:eastAsia="黑体"/>
       <w:color w:themeColor="text1" w:val="000000"/>
     </w:rPr>
     <w:tblPr>
@@ -10678,6 +11229,7 @@
     </w:tcPr>
     <w:tblStylePr w:type="firstRow">
       <w:rPr>
+        <w:rFonts w:eastAsia="黑体"/>
         <w:b/>
         <w:bCs/>
         <w:color w:themeColor="text1" w:val="000000"/>
@@ -10689,6 +11241,7 @@
     </w:tblStylePr>
     <w:tblStylePr w:type="lastRow">
       <w:rPr>
+        <w:rFonts w:eastAsia="黑体"/>
         <w:b/>
         <w:bCs/>
         <w:color w:themeColor="text1" w:val="000000"/>
@@ -10708,6 +11261,7 @@
     </w:tblStylePr>
     <w:tblStylePr w:type="firstCol">
       <w:rPr>
+        <w:rFonts w:eastAsia="黑体"/>
         <w:b/>
         <w:bCs/>
         <w:color w:themeColor="text1" w:val="000000"/>
@@ -10727,6 +11281,7 @@
     </w:tblStylePr>
     <w:tblStylePr w:type="lastCol">
       <w:rPr>
+        <w:rFonts w:eastAsia="黑体"/>
         <w:b w:val="0"/>
         <w:bCs w:val="0"/>
         <w:color w:themeColor="text1" w:val="000000"/>
@@ -10776,7 +11331,7 @@
       <w:spacing w:after="0" w:line="240" w:lineRule="auto"/>
     </w:pPr>
     <w:rPr>
-      <w:rFonts w:asciiTheme="majorHAnsi" w:cstheme="majorBidi" w:eastAsiaTheme="majorEastAsia" w:hAnsiTheme="majorHAnsi"/>
+      <w:rFonts w:asciiTheme="majorHAnsi" w:cstheme="majorBidi" w:hAnsiTheme="majorHAnsi" w:eastAsia="黑体"/>
       <w:color w:themeColor="text1" w:val="000000"/>
     </w:rPr>
     <w:tblPr>
@@ -10803,6 +11358,7 @@
     </w:tcPr>
     <w:tblStylePr w:type="firstRow">
       <w:rPr>
+        <w:rFonts w:eastAsia="黑体"/>
         <w:b/>
         <w:bCs/>
         <w:color w:themeColor="text1" w:val="000000"/>
@@ -10814,6 +11370,7 @@
     </w:tblStylePr>
     <w:tblStylePr w:type="lastRow">
       <w:rPr>
+        <w:rFonts w:eastAsia="黑体"/>
         <w:b/>
         <w:bCs/>
         <w:color w:themeColor="text1" w:val="000000"/>
@@ -10833,6 +11390,7 @@
     </w:tblStylePr>
     <w:tblStylePr w:type="firstCol">
       <w:rPr>
+        <w:rFonts w:eastAsia="黑体"/>
         <w:b/>
         <w:bCs/>
         <w:color w:themeColor="text1" w:val="000000"/>
@@ -10852,6 +11410,7 @@
     </w:tblStylePr>
     <w:tblStylePr w:type="lastCol">
       <w:rPr>
+        <w:rFonts w:eastAsia="黑体"/>
         <w:b w:val="0"/>
         <w:bCs w:val="0"/>
         <w:color w:themeColor="text1" w:val="000000"/>
@@ -10901,7 +11460,7 @@
       <w:spacing w:after="0" w:line="240" w:lineRule="auto"/>
     </w:pPr>
     <w:rPr>
-      <w:rFonts w:asciiTheme="majorHAnsi" w:cstheme="majorBidi" w:eastAsiaTheme="majorEastAsia" w:hAnsiTheme="majorHAnsi"/>
+      <w:rFonts w:asciiTheme="majorHAnsi" w:cstheme="majorBidi" w:hAnsiTheme="majorHAnsi" w:eastAsia="黑体"/>
       <w:color w:themeColor="text1" w:val="000000"/>
     </w:rPr>
     <w:tblPr>
@@ -10928,6 +11487,7 @@
     </w:tcPr>
     <w:tblStylePr w:type="firstRow">
       <w:rPr>
+        <w:rFonts w:eastAsia="黑体"/>
         <w:b/>
         <w:bCs/>
         <w:color w:themeColor="text1" w:val="000000"/>
@@ -10939,6 +11499,7 @@
     </w:tblStylePr>
     <w:tblStylePr w:type="lastRow">
       <w:rPr>
+        <w:rFonts w:eastAsia="黑体"/>
         <w:b/>
         <w:bCs/>
         <w:color w:themeColor="text1" w:val="000000"/>
@@ -10958,6 +11519,7 @@
     </w:tblStylePr>
     <w:tblStylePr w:type="firstCol">
       <w:rPr>
+        <w:rFonts w:eastAsia="黑体"/>
         <w:b/>
         <w:bCs/>
         <w:color w:themeColor="text1" w:val="000000"/>
@@ -10977,6 +11539,7 @@
     </w:tblStylePr>
     <w:tblStylePr w:type="lastCol">
       <w:rPr>
+        <w:rFonts w:eastAsia="黑体"/>
         <w:b w:val="0"/>
         <w:bCs w:val="0"/>
         <w:color w:themeColor="text1" w:val="000000"/>
@@ -11026,7 +11589,7 @@
       <w:spacing w:after="0" w:line="240" w:lineRule="auto"/>
     </w:pPr>
     <w:rPr>
-      <w:rFonts w:asciiTheme="majorHAnsi" w:cstheme="majorBidi" w:eastAsiaTheme="majorEastAsia" w:hAnsiTheme="majorHAnsi"/>
+      <w:rFonts w:asciiTheme="majorHAnsi" w:cstheme="majorBidi" w:hAnsiTheme="majorHAnsi" w:eastAsia="黑体"/>
       <w:color w:themeColor="text1" w:val="000000"/>
     </w:rPr>
     <w:tblPr>
@@ -11053,6 +11616,7 @@
     </w:tcPr>
     <w:tblStylePr w:type="firstRow">
       <w:rPr>
+        <w:rFonts w:eastAsia="黑体"/>
         <w:b/>
         <w:bCs/>
         <w:color w:themeColor="text1" w:val="000000"/>
@@ -11064,6 +11628,7 @@
     </w:tblStylePr>
     <w:tblStylePr w:type="lastRow">
       <w:rPr>
+        <w:rFonts w:eastAsia="黑体"/>
         <w:b/>
         <w:bCs/>
         <w:color w:themeColor="text1" w:val="000000"/>
@@ -11083,6 +11648,7 @@
     </w:tblStylePr>
     <w:tblStylePr w:type="firstCol">
       <w:rPr>
+        <w:rFonts w:eastAsia="黑体"/>
         <w:b/>
         <w:bCs/>
         <w:color w:themeColor="text1" w:val="000000"/>
@@ -11102,6 +11668,7 @@
     </w:tblStylePr>
     <w:tblStylePr w:type="lastCol">
       <w:rPr>
+        <w:rFonts w:eastAsia="黑体"/>
         <w:b w:val="0"/>
         <w:bCs w:val="0"/>
         <w:color w:themeColor="text1" w:val="000000"/>
@@ -11151,7 +11718,7 @@
       <w:spacing w:after="0" w:line="240" w:lineRule="auto"/>
     </w:pPr>
     <w:rPr>
-      <w:rFonts w:asciiTheme="majorHAnsi" w:cstheme="majorBidi" w:eastAsiaTheme="majorEastAsia" w:hAnsiTheme="majorHAnsi"/>
+      <w:rFonts w:asciiTheme="majorHAnsi" w:cstheme="majorBidi" w:hAnsiTheme="majorHAnsi" w:eastAsia="黑体"/>
       <w:color w:themeColor="text1" w:val="000000"/>
     </w:rPr>
     <w:tblPr>
@@ -11178,6 +11745,7 @@
     </w:tcPr>
     <w:tblStylePr w:type="firstRow">
       <w:rPr>
+        <w:rFonts w:eastAsia="黑体"/>
         <w:b/>
         <w:bCs/>
         <w:color w:themeColor="text1" w:val="000000"/>
@@ -11189,6 +11757,7 @@
     </w:tblStylePr>
     <w:tblStylePr w:type="lastRow">
       <w:rPr>
+        <w:rFonts w:eastAsia="黑体"/>
         <w:b/>
         <w:bCs/>
         <w:color w:themeColor="text1" w:val="000000"/>
@@ -11208,6 +11777,7 @@
     </w:tblStylePr>
     <w:tblStylePr w:type="firstCol">
       <w:rPr>
+        <w:rFonts w:eastAsia="黑体"/>
         <w:b/>
         <w:bCs/>
         <w:color w:themeColor="text1" w:val="000000"/>
@@ -11227,6 +11797,7 @@
     </w:tblStylePr>
     <w:tblStylePr w:type="lastCol">
       <w:rPr>
+        <w:rFonts w:eastAsia="黑体"/>
         <w:b w:val="0"/>
         <w:bCs w:val="0"/>
         <w:color w:themeColor="text1" w:val="000000"/>
@@ -11299,6 +11870,7 @@
     </w:tcPr>
     <w:tblStylePr w:type="firstRow">
       <w:rPr>
+        <w:rFonts w:eastAsia="黑体"/>
         <w:b/>
         <w:bCs/>
         <w:i w:val="0"/>
@@ -11320,6 +11892,7 @@
     </w:tblStylePr>
     <w:tblStylePr w:type="lastRow">
       <w:rPr>
+        <w:rFonts w:eastAsia="黑体"/>
         <w:b/>
         <w:bCs/>
         <w:i w:val="0"/>
@@ -11341,6 +11914,7 @@
     </w:tblStylePr>
     <w:tblStylePr w:type="firstCol">
       <w:rPr>
+        <w:rFonts w:eastAsia="黑体"/>
         <w:b/>
         <w:bCs/>
         <w:i w:val="0"/>
@@ -11360,6 +11934,7 @@
     </w:tblStylePr>
     <w:tblStylePr w:type="lastCol">
       <w:rPr>
+        <w:rFonts w:eastAsia="黑体"/>
         <w:b/>
         <w:bCs/>
         <w:i w:val="0"/>
@@ -11440,6 +12015,7 @@
     </w:tcPr>
     <w:tblStylePr w:type="firstRow">
       <w:rPr>
+        <w:rFonts w:eastAsia="黑体"/>
         <w:b/>
         <w:bCs/>
         <w:i w:val="0"/>
@@ -11461,6 +12037,7 @@
     </w:tblStylePr>
     <w:tblStylePr w:type="lastRow">
       <w:rPr>
+        <w:rFonts w:eastAsia="黑体"/>
         <w:b/>
         <w:bCs/>
         <w:i w:val="0"/>
@@ -11482,6 +12059,7 @@
     </w:tblStylePr>
     <w:tblStylePr w:type="firstCol">
       <w:rPr>
+        <w:rFonts w:eastAsia="黑体"/>
         <w:b/>
         <w:bCs/>
         <w:i w:val="0"/>
@@ -11501,6 +12079,7 @@
     </w:tblStylePr>
     <w:tblStylePr w:type="lastCol">
       <w:rPr>
+        <w:rFonts w:eastAsia="黑体"/>
         <w:b/>
         <w:bCs/>
         <w:i w:val="0"/>
@@ -11581,6 +12160,7 @@
     </w:tcPr>
     <w:tblStylePr w:type="firstRow">
       <w:rPr>
+        <w:rFonts w:eastAsia="黑体"/>
         <w:b/>
         <w:bCs/>
         <w:i w:val="0"/>
@@ -11602,6 +12182,7 @@
     </w:tblStylePr>
     <w:tblStylePr w:type="lastRow">
       <w:rPr>
+        <w:rFonts w:eastAsia="黑体"/>
         <w:b/>
         <w:bCs/>
         <w:i w:val="0"/>
@@ -11623,6 +12204,7 @@
     </w:tblStylePr>
     <w:tblStylePr w:type="firstCol">
       <w:rPr>
+        <w:rFonts w:eastAsia="黑体"/>
         <w:b/>
         <w:bCs/>
         <w:i w:val="0"/>
@@ -11642,6 +12224,7 @@
     </w:tblStylePr>
     <w:tblStylePr w:type="lastCol">
       <w:rPr>
+        <w:rFonts w:eastAsia="黑体"/>
         <w:b/>
         <w:bCs/>
         <w:i w:val="0"/>
@@ -11722,6 +12305,7 @@
     </w:tcPr>
     <w:tblStylePr w:type="firstRow">
       <w:rPr>
+        <w:rFonts w:eastAsia="黑体"/>
         <w:b/>
         <w:bCs/>
         <w:i w:val="0"/>
@@ -11743,6 +12327,7 @@
     </w:tblStylePr>
     <w:tblStylePr w:type="lastRow">
       <w:rPr>
+        <w:rFonts w:eastAsia="黑体"/>
         <w:b/>
         <w:bCs/>
         <w:i w:val="0"/>
@@ -11764,6 +12349,7 @@
     </w:tblStylePr>
     <w:tblStylePr w:type="firstCol">
       <w:rPr>
+        <w:rFonts w:eastAsia="黑体"/>
         <w:b/>
         <w:bCs/>
         <w:i w:val="0"/>
@@ -11783,6 +12369,7 @@
     </w:tblStylePr>
     <w:tblStylePr w:type="lastCol">
       <w:rPr>
+        <w:rFonts w:eastAsia="黑体"/>
         <w:b/>
         <w:bCs/>
         <w:i w:val="0"/>
@@ -11863,6 +12450,7 @@
     </w:tcPr>
     <w:tblStylePr w:type="firstRow">
       <w:rPr>
+        <w:rFonts w:eastAsia="黑体"/>
         <w:b/>
         <w:bCs/>
         <w:i w:val="0"/>
@@ -11884,6 +12472,7 @@
     </w:tblStylePr>
     <w:tblStylePr w:type="lastRow">
       <w:rPr>
+        <w:rFonts w:eastAsia="黑体"/>
         <w:b/>
         <w:bCs/>
         <w:i w:val="0"/>
@@ -11905,6 +12494,7 @@
     </w:tblStylePr>
     <w:tblStylePr w:type="firstCol">
       <w:rPr>
+        <w:rFonts w:eastAsia="黑体"/>
         <w:b/>
         <w:bCs/>
         <w:i w:val="0"/>
@@ -11924,6 +12514,7 @@
     </w:tblStylePr>
     <w:tblStylePr w:type="lastCol">
       <w:rPr>
+        <w:rFonts w:eastAsia="黑体"/>
         <w:b/>
         <w:bCs/>
         <w:i w:val="0"/>
@@ -12004,6 +12595,7 @@
     </w:tcPr>
     <w:tblStylePr w:type="firstRow">
       <w:rPr>
+        <w:rFonts w:eastAsia="黑体"/>
         <w:b/>
         <w:bCs/>
         <w:i w:val="0"/>
@@ -12025,6 +12617,7 @@
     </w:tblStylePr>
     <w:tblStylePr w:type="lastRow">
       <w:rPr>
+        <w:rFonts w:eastAsia="黑体"/>
         <w:b/>
         <w:bCs/>
         <w:i w:val="0"/>
@@ -12046,6 +12639,7 @@
     </w:tblStylePr>
     <w:tblStylePr w:type="firstCol">
       <w:rPr>
+        <w:rFonts w:eastAsia="黑体"/>
         <w:b/>
         <w:bCs/>
         <w:i w:val="0"/>
@@ -12065,6 +12659,7 @@
     </w:tblStylePr>
     <w:tblStylePr w:type="lastCol">
       <w:rPr>
+        <w:rFonts w:eastAsia="黑体"/>
         <w:b/>
         <w:bCs/>
         <w:i w:val="0"/>
@@ -12145,6 +12740,7 @@
     </w:tcPr>
     <w:tblStylePr w:type="firstRow">
       <w:rPr>
+        <w:rFonts w:eastAsia="黑体"/>
         <w:b/>
         <w:bCs/>
         <w:i w:val="0"/>
@@ -12166,6 +12762,7 @@
     </w:tblStylePr>
     <w:tblStylePr w:type="lastRow">
       <w:rPr>
+        <w:rFonts w:eastAsia="黑体"/>
         <w:b/>
         <w:bCs/>
         <w:i w:val="0"/>
@@ -12187,6 +12784,7 @@
     </w:tblStylePr>
     <w:tblStylePr w:type="firstCol">
       <w:rPr>
+        <w:rFonts w:eastAsia="黑体"/>
         <w:b/>
         <w:bCs/>
         <w:i w:val="0"/>
@@ -12206,6 +12804,7 @@
     </w:tblStylePr>
     <w:tblStylePr w:type="lastCol">
       <w:rPr>
+        <w:rFonts w:eastAsia="黑体"/>
         <w:b/>
         <w:bCs/>
         <w:i w:val="0"/>
@@ -12263,6 +12862,7 @@
       <w:spacing w:after="0" w:line="240" w:lineRule="auto"/>
     </w:pPr>
     <w:rPr>
+      <w:rFonts w:eastAsia="黑体"/>
       <w:color w:themeColor="background1" w:val="FFFFFF"/>
     </w:rPr>
     <w:tblPr>
@@ -12281,6 +12881,7 @@
     </w:tcPr>
     <w:tblStylePr w:type="firstRow">
       <w:rPr>
+        <w:rFonts w:eastAsia="黑体"/>
         <w:b/>
         <w:bCs/>
       </w:rPr>
@@ -12377,6 +12978,7 @@
       <w:spacing w:after="0" w:line="240" w:lineRule="auto"/>
     </w:pPr>
     <w:rPr>
+      <w:rFonts w:eastAsia="黑体"/>
       <w:color w:themeColor="background1" w:val="FFFFFF"/>
     </w:rPr>
     <w:tblPr>
@@ -12395,6 +12997,7 @@
     </w:tcPr>
     <w:tblStylePr w:type="firstRow">
       <w:rPr>
+        <w:rFonts w:eastAsia="黑体"/>
         <w:b/>
         <w:bCs/>
       </w:rPr>
@@ -12491,6 +13094,7 @@
       <w:spacing w:after="0" w:line="240" w:lineRule="auto"/>
     </w:pPr>
     <w:rPr>
+      <w:rFonts w:eastAsia="黑体"/>
       <w:color w:themeColor="background1" w:val="FFFFFF"/>
     </w:rPr>
     <w:tblPr>
@@ -12509,6 +13113,7 @@
     </w:tcPr>
     <w:tblStylePr w:type="firstRow">
       <w:rPr>
+        <w:rFonts w:eastAsia="黑体"/>
         <w:b/>
         <w:bCs/>
       </w:rPr>
@@ -12605,6 +13210,7 @@
       <w:spacing w:after="0" w:line="240" w:lineRule="auto"/>
     </w:pPr>
     <w:rPr>
+      <w:rFonts w:eastAsia="黑体"/>
       <w:color w:themeColor="background1" w:val="FFFFFF"/>
     </w:rPr>
     <w:tblPr>
@@ -12623,6 +13229,7 @@
     </w:tcPr>
     <w:tblStylePr w:type="firstRow">
       <w:rPr>
+        <w:rFonts w:eastAsia="黑体"/>
         <w:b/>
         <w:bCs/>
       </w:rPr>
@@ -12719,6 +13326,7 @@
       <w:spacing w:after="0" w:line="240" w:lineRule="auto"/>
     </w:pPr>
     <w:rPr>
+      <w:rFonts w:eastAsia="黑体"/>
       <w:color w:themeColor="background1" w:val="FFFFFF"/>
     </w:rPr>
     <w:tblPr>
@@ -12737,6 +13345,7 @@
     </w:tcPr>
     <w:tblStylePr w:type="firstRow">
       <w:rPr>
+        <w:rFonts w:eastAsia="黑体"/>
         <w:b/>
         <w:bCs/>
       </w:rPr>
@@ -12833,6 +13442,7 @@
       <w:spacing w:after="0" w:line="240" w:lineRule="auto"/>
     </w:pPr>
     <w:rPr>
+      <w:rFonts w:eastAsia="黑体"/>
       <w:color w:themeColor="background1" w:val="FFFFFF"/>
     </w:rPr>
     <w:tblPr>
@@ -12851,6 +13461,7 @@
     </w:tcPr>
     <w:tblStylePr w:type="firstRow">
       <w:rPr>
+        <w:rFonts w:eastAsia="黑体"/>
         <w:b/>
         <w:bCs/>
       </w:rPr>
@@ -12947,6 +13558,7 @@
       <w:spacing w:after="0" w:line="240" w:lineRule="auto"/>
     </w:pPr>
     <w:rPr>
+      <w:rFonts w:eastAsia="黑体"/>
       <w:color w:themeColor="background1" w:val="FFFFFF"/>
     </w:rPr>
     <w:tblPr>
@@ -12965,6 +13577,7 @@
     </w:tcPr>
     <w:tblStylePr w:type="firstRow">
       <w:rPr>
+        <w:rFonts w:eastAsia="黑体"/>
         <w:b/>
         <w:bCs/>
       </w:rPr>
@@ -13061,6 +13674,7 @@
       <w:spacing w:after="0" w:line="240" w:lineRule="auto"/>
     </w:pPr>
     <w:rPr>
+      <w:rFonts w:eastAsia="黑体"/>
       <w:color w:themeColor="text1" w:val="000000"/>
     </w:rPr>
     <w:tblPr>
@@ -13087,6 +13701,7 @@
     </w:tcPr>
     <w:tblStylePr w:type="firstRow">
       <w:rPr>
+        <w:rFonts w:eastAsia="黑体"/>
         <w:b/>
         <w:bCs/>
       </w:rPr>
@@ -13105,6 +13720,7 @@
     </w:tblStylePr>
     <w:tblStylePr w:type="lastRow">
       <w:rPr>
+        <w:rFonts w:eastAsia="黑体"/>
         <w:b/>
         <w:bCs/>
         <w:color w:themeColor="background1" w:val="FFFFFF"/>
@@ -13119,6 +13735,7 @@
     </w:tblStylePr>
     <w:tblStylePr w:type="firstCol">
       <w:rPr>
+        <w:rFonts w:eastAsia="黑体"/>
         <w:color w:themeColor="background1" w:val="FFFFFF"/>
       </w:rPr>
       <w:tblPr/>
@@ -13136,6 +13753,7 @@
     </w:tblStylePr>
     <w:tblStylePr w:type="lastCol">
       <w:rPr>
+        <w:rFonts w:eastAsia="黑体"/>
         <w:color w:themeColor="background1" w:val="FFFFFF"/>
       </w:rPr>
       <w:tblPr/>
@@ -13165,11 +13783,13 @@
     </w:tblStylePr>
     <w:tblStylePr w:type="neCell">
       <w:rPr>
+        <w:rFonts w:eastAsia="黑体"/>
         <w:color w:themeColor="text1" w:val="000000"/>
       </w:rPr>
     </w:tblStylePr>
     <w:tblStylePr w:type="nwCell">
       <w:rPr>
+        <w:rFonts w:eastAsia="黑体"/>
         <w:color w:themeColor="text1" w:val="000000"/>
       </w:rPr>
     </w:tblStylePr>
@@ -13183,6 +13803,7 @@
       <w:spacing w:after="0" w:line="240" w:lineRule="auto"/>
     </w:pPr>
     <w:rPr>
+      <w:rFonts w:eastAsia="黑体"/>
       <w:color w:themeColor="text1" w:val="000000"/>
     </w:rPr>
     <w:tblPr>
@@ -13209,6 +13830,7 @@
     </w:tcPr>
     <w:tblStylePr w:type="firstRow">
       <w:rPr>
+        <w:rFonts w:eastAsia="黑体"/>
         <w:b/>
         <w:bCs/>
       </w:rPr>
@@ -13227,6 +13849,7 @@
     </w:tblStylePr>
     <w:tblStylePr w:type="lastRow">
       <w:rPr>
+        <w:rFonts w:eastAsia="黑体"/>
         <w:b/>
         <w:bCs/>
         <w:color w:themeColor="background1" w:val="FFFFFF"/>
@@ -13241,6 +13864,7 @@
     </w:tblStylePr>
     <w:tblStylePr w:type="firstCol">
       <w:rPr>
+        <w:rFonts w:eastAsia="黑体"/>
         <w:color w:themeColor="background1" w:val="FFFFFF"/>
       </w:rPr>
       <w:tblPr/>
@@ -13258,6 +13882,7 @@
     </w:tblStylePr>
     <w:tblStylePr w:type="lastCol">
       <w:rPr>
+        <w:rFonts w:eastAsia="黑体"/>
         <w:color w:themeColor="background1" w:val="FFFFFF"/>
       </w:rPr>
       <w:tblPr/>
@@ -13287,11 +13912,13 @@
     </w:tblStylePr>
     <w:tblStylePr w:type="neCell">
       <w:rPr>
+        <w:rFonts w:eastAsia="黑体"/>
         <w:color w:themeColor="text1" w:val="000000"/>
       </w:rPr>
     </w:tblStylePr>
     <w:tblStylePr w:type="nwCell">
       <w:rPr>
+        <w:rFonts w:eastAsia="黑体"/>
         <w:color w:themeColor="text1" w:val="000000"/>
       </w:rPr>
     </w:tblStylePr>
@@ -13305,6 +13932,7 @@
       <w:spacing w:after="0" w:line="240" w:lineRule="auto"/>
     </w:pPr>
     <w:rPr>
+      <w:rFonts w:eastAsia="黑体"/>
       <w:color w:themeColor="text1" w:val="000000"/>
     </w:rPr>
     <w:tblPr>
@@ -13331,6 +13959,7 @@
     </w:tcPr>
     <w:tblStylePr w:type="firstRow">
       <w:rPr>
+        <w:rFonts w:eastAsia="黑体"/>
         <w:b/>
         <w:bCs/>
       </w:rPr>
@@ -13349,6 +13978,7 @@
     </w:tblStylePr>
     <w:tblStylePr w:type="lastRow">
       <w:rPr>
+        <w:rFonts w:eastAsia="黑体"/>
         <w:b/>
         <w:bCs/>
         <w:color w:themeColor="background1" w:val="FFFFFF"/>
@@ -13363,6 +13993,7 @@
     </w:tblStylePr>
     <w:tblStylePr w:type="firstCol">
       <w:rPr>
+        <w:rFonts w:eastAsia="黑体"/>
         <w:color w:themeColor="background1" w:val="FFFFFF"/>
       </w:rPr>
       <w:tblPr/>
@@ -13380,6 +14011,7 @@
     </w:tblStylePr>
     <w:tblStylePr w:type="lastCol">
       <w:rPr>
+        <w:rFonts w:eastAsia="黑体"/>
         <w:color w:themeColor="background1" w:val="FFFFFF"/>
       </w:rPr>
       <w:tblPr/>
@@ -13409,11 +14041,13 @@
     </w:tblStylePr>
     <w:tblStylePr w:type="neCell">
       <w:rPr>
+        <w:rFonts w:eastAsia="黑体"/>
         <w:color w:themeColor="text1" w:val="000000"/>
       </w:rPr>
     </w:tblStylePr>
     <w:tblStylePr w:type="nwCell">
       <w:rPr>
+        <w:rFonts w:eastAsia="黑体"/>
         <w:color w:themeColor="text1" w:val="000000"/>
       </w:rPr>
     </w:tblStylePr>
@@ -13427,6 +14061,7 @@
       <w:spacing w:after="0" w:line="240" w:lineRule="auto"/>
     </w:pPr>
     <w:rPr>
+      <w:rFonts w:eastAsia="黑体"/>
       <w:color w:themeColor="text1" w:val="000000"/>
     </w:rPr>
     <w:tblPr>
@@ -13453,6 +14088,7 @@
     </w:tcPr>
     <w:tblStylePr w:type="firstRow">
       <w:rPr>
+        <w:rFonts w:eastAsia="黑体"/>
         <w:b/>
         <w:bCs/>
       </w:rPr>
@@ -13471,6 +14107,7 @@
     </w:tblStylePr>
     <w:tblStylePr w:type="lastRow">
       <w:rPr>
+        <w:rFonts w:eastAsia="黑体"/>
         <w:b/>
         <w:bCs/>
         <w:color w:themeColor="background1" w:val="FFFFFF"/>
@@ -13485,6 +14122,7 @@
     </w:tblStylePr>
     <w:tblStylePr w:type="firstCol">
       <w:rPr>
+        <w:rFonts w:eastAsia="黑体"/>
         <w:color w:themeColor="background1" w:val="FFFFFF"/>
       </w:rPr>
       <w:tblPr/>
@@ -13502,6 +14140,7 @@
     </w:tblStylePr>
     <w:tblStylePr w:type="lastCol">
       <w:rPr>
+        <w:rFonts w:eastAsia="黑体"/>
         <w:color w:themeColor="background1" w:val="FFFFFF"/>
       </w:rPr>
       <w:tblPr/>
@@ -13539,6 +14178,7 @@
       <w:spacing w:after="0" w:line="240" w:lineRule="auto"/>
     </w:pPr>
     <w:rPr>
+      <w:rFonts w:eastAsia="黑体"/>
       <w:color w:themeColor="text1" w:val="000000"/>
     </w:rPr>
     <w:tblPr>
@@ -13565,6 +14205,7 @@
     </w:tcPr>
     <w:tblStylePr w:type="firstRow">
       <w:rPr>
+        <w:rFonts w:eastAsia="黑体"/>
         <w:b/>
         <w:bCs/>
       </w:rPr>
@@ -13583,6 +14224,7 @@
     </w:tblStylePr>
     <w:tblStylePr w:type="lastRow">
       <w:rPr>
+        <w:rFonts w:eastAsia="黑体"/>
         <w:b/>
         <w:bCs/>
         <w:color w:themeColor="background1" w:val="FFFFFF"/>
@@ -13597,6 +14239,7 @@
     </w:tblStylePr>
     <w:tblStylePr w:type="firstCol">
       <w:rPr>
+        <w:rFonts w:eastAsia="黑体"/>
         <w:color w:themeColor="background1" w:val="FFFFFF"/>
       </w:rPr>
       <w:tblPr/>
@@ -13614,6 +14257,7 @@
     </w:tblStylePr>
     <w:tblStylePr w:type="lastCol">
       <w:rPr>
+        <w:rFonts w:eastAsia="黑体"/>
         <w:color w:themeColor="background1" w:val="FFFFFF"/>
       </w:rPr>
       <w:tblPr/>
@@ -13643,11 +14287,13 @@
     </w:tblStylePr>
     <w:tblStylePr w:type="neCell">
       <w:rPr>
+        <w:rFonts w:eastAsia="黑体"/>
         <w:color w:themeColor="text1" w:val="000000"/>
       </w:rPr>
     </w:tblStylePr>
     <w:tblStylePr w:type="nwCell">
       <w:rPr>
+        <w:rFonts w:eastAsia="黑体"/>
         <w:color w:themeColor="text1" w:val="000000"/>
       </w:rPr>
     </w:tblStylePr>
@@ -13661,6 +14307,7 @@
       <w:spacing w:after="0" w:line="240" w:lineRule="auto"/>
     </w:pPr>
     <w:rPr>
+      <w:rFonts w:eastAsia="黑体"/>
       <w:color w:themeColor="text1" w:val="000000"/>
     </w:rPr>
     <w:tblPr>
@@ -13687,6 +14334,7 @@
     </w:tcPr>
     <w:tblStylePr w:type="firstRow">
       <w:rPr>
+        <w:rFonts w:eastAsia="黑体"/>
         <w:b/>
         <w:bCs/>
       </w:rPr>
@@ -13705,6 +14353,7 @@
     </w:tblStylePr>
     <w:tblStylePr w:type="lastRow">
       <w:rPr>
+        <w:rFonts w:eastAsia="黑体"/>
         <w:b/>
         <w:bCs/>
         <w:color w:themeColor="background1" w:val="FFFFFF"/>
@@ -13719,6 +14368,7 @@
     </w:tblStylePr>
     <w:tblStylePr w:type="firstCol">
       <w:rPr>
+        <w:rFonts w:eastAsia="黑体"/>
         <w:color w:themeColor="background1" w:val="FFFFFF"/>
       </w:rPr>
       <w:tblPr/>
@@ -13736,6 +14386,7 @@
     </w:tblStylePr>
     <w:tblStylePr w:type="lastCol">
       <w:rPr>
+        <w:rFonts w:eastAsia="黑体"/>
         <w:color w:themeColor="background1" w:val="FFFFFF"/>
       </w:rPr>
       <w:tblPr/>
@@ -13765,11 +14416,13 @@
     </w:tblStylePr>
     <w:tblStylePr w:type="neCell">
       <w:rPr>
+        <w:rFonts w:eastAsia="黑体"/>
         <w:color w:themeColor="text1" w:val="000000"/>
       </w:rPr>
     </w:tblStylePr>
     <w:tblStylePr w:type="nwCell">
       <w:rPr>
+        <w:rFonts w:eastAsia="黑体"/>
         <w:color w:themeColor="text1" w:val="000000"/>
       </w:rPr>
     </w:tblStylePr>
@@ -13783,6 +14436,7 @@
       <w:spacing w:after="0" w:line="240" w:lineRule="auto"/>
     </w:pPr>
     <w:rPr>
+      <w:rFonts w:eastAsia="黑体"/>
       <w:color w:themeColor="text1" w:val="000000"/>
     </w:rPr>
     <w:tblPr>
@@ -13809,6 +14463,7 @@
     </w:tcPr>
     <w:tblStylePr w:type="firstRow">
       <w:rPr>
+        <w:rFonts w:eastAsia="黑体"/>
         <w:b/>
         <w:bCs/>
       </w:rPr>
@@ -13827,6 +14482,7 @@
     </w:tblStylePr>
     <w:tblStylePr w:type="lastRow">
       <w:rPr>
+        <w:rFonts w:eastAsia="黑体"/>
         <w:b/>
         <w:bCs/>
         <w:color w:themeColor="background1" w:val="FFFFFF"/>
@@ -13841,6 +14497,7 @@
     </w:tblStylePr>
     <w:tblStylePr w:type="firstCol">
       <w:rPr>
+        <w:rFonts w:eastAsia="黑体"/>
         <w:color w:themeColor="background1" w:val="FFFFFF"/>
       </w:rPr>
       <w:tblPr/>
@@ -13858,6 +14515,7 @@
     </w:tblStylePr>
     <w:tblStylePr w:type="lastCol">
       <w:rPr>
+        <w:rFonts w:eastAsia="黑体"/>
         <w:color w:themeColor="background1" w:val="FFFFFF"/>
       </w:rPr>
       <w:tblPr/>
@@ -13887,11 +14545,13 @@
     </w:tblStylePr>
     <w:tblStylePr w:type="neCell">
       <w:rPr>
+        <w:rFonts w:eastAsia="黑体"/>
         <w:color w:themeColor="text1" w:val="000000"/>
       </w:rPr>
     </w:tblStylePr>
     <w:tblStylePr w:type="nwCell">
       <w:rPr>
+        <w:rFonts w:eastAsia="黑体"/>
         <w:color w:themeColor="text1" w:val="000000"/>
       </w:rPr>
     </w:tblStylePr>
@@ -13905,6 +14565,7 @@
       <w:spacing w:after="0" w:line="240" w:lineRule="auto"/>
     </w:pPr>
     <w:rPr>
+      <w:rFonts w:eastAsia="黑体"/>
       <w:color w:themeColor="text1" w:val="000000"/>
     </w:rPr>
     <w:tblPr>
@@ -13923,6 +14584,7 @@
     </w:tcPr>
     <w:tblStylePr w:type="firstRow">
       <w:rPr>
+        <w:rFonts w:eastAsia="黑体"/>
         <w:b/>
         <w:bCs/>
         <w:color w:themeColor="background1" w:val="FFFFFF"/>
@@ -13937,6 +14599,7 @@
     </w:tblStylePr>
     <w:tblStylePr w:type="lastRow">
       <w:rPr>
+        <w:rFonts w:eastAsia="黑体"/>
         <w:b/>
         <w:bCs/>
         <w:color w:themeColor="accent2" w:themeShade="CC" w:val="9E3A38"/>
@@ -13951,12 +14614,14 @@
     </w:tblStylePr>
     <w:tblStylePr w:type="firstCol">
       <w:rPr>
+        <w:rFonts w:eastAsia="黑体"/>
         <w:b/>
         <w:bCs/>
       </w:rPr>
     </w:tblStylePr>
     <w:tblStylePr w:type="lastCol">
       <w:rPr>
+        <w:rFonts w:eastAsia="黑体"/>
         <w:b/>
         <w:bCs/>
       </w:rPr>
@@ -13991,6 +14656,7 @@
       <w:spacing w:after="0" w:line="240" w:lineRule="auto"/>
     </w:pPr>
     <w:rPr>
+      <w:rFonts w:eastAsia="黑体"/>
       <w:color w:themeColor="text1" w:val="000000"/>
     </w:rPr>
     <w:tblPr>
@@ -14009,6 +14675,7 @@
     </w:tcPr>
     <w:tblStylePr w:type="firstRow">
       <w:rPr>
+        <w:rFonts w:eastAsia="黑体"/>
         <w:b/>
         <w:bCs/>
         <w:color w:themeColor="background1" w:val="FFFFFF"/>
@@ -14023,6 +14690,7 @@
     </w:tblStylePr>
     <w:tblStylePr w:type="lastRow">
       <w:rPr>
+        <w:rFonts w:eastAsia="黑体"/>
         <w:b/>
         <w:bCs/>
         <w:color w:themeColor="accent2" w:themeShade="CC" w:val="9E3A38"/>
@@ -14037,12 +14705,14 @@
     </w:tblStylePr>
     <w:tblStylePr w:type="firstCol">
       <w:rPr>
+        <w:rFonts w:eastAsia="黑体"/>
         <w:b/>
         <w:bCs/>
       </w:rPr>
     </w:tblStylePr>
     <w:tblStylePr w:type="lastCol">
       <w:rPr>
+        <w:rFonts w:eastAsia="黑体"/>
         <w:b/>
         <w:bCs/>
       </w:rPr>
@@ -14077,6 +14747,7 @@
       <w:spacing w:after="0" w:line="240" w:lineRule="auto"/>
     </w:pPr>
     <w:rPr>
+      <w:rFonts w:eastAsia="黑体"/>
       <w:color w:themeColor="text1" w:val="000000"/>
     </w:rPr>
     <w:tblPr>
@@ -14095,6 +14766,7 @@
     </w:tcPr>
     <w:tblStylePr w:type="firstRow">
       <w:rPr>
+        <w:rFonts w:eastAsia="黑体"/>
         <w:b/>
         <w:bCs/>
         <w:color w:themeColor="background1" w:val="FFFFFF"/>
@@ -14109,6 +14781,7 @@
     </w:tblStylePr>
     <w:tblStylePr w:type="lastRow">
       <w:rPr>
+        <w:rFonts w:eastAsia="黑体"/>
         <w:b/>
         <w:bCs/>
         <w:color w:themeColor="accent2" w:themeShade="CC" w:val="9E3A38"/>
@@ -14123,12 +14796,14 @@
     </w:tblStylePr>
     <w:tblStylePr w:type="firstCol">
       <w:rPr>
+        <w:rFonts w:eastAsia="黑体"/>
         <w:b/>
         <w:bCs/>
       </w:rPr>
     </w:tblStylePr>
     <w:tblStylePr w:type="lastCol">
       <w:rPr>
+        <w:rFonts w:eastAsia="黑体"/>
         <w:b/>
         <w:bCs/>
       </w:rPr>
@@ -14163,6 +14838,7 @@
       <w:spacing w:after="0" w:line="240" w:lineRule="auto"/>
     </w:pPr>
     <w:rPr>
+      <w:rFonts w:eastAsia="黑体"/>
       <w:color w:themeColor="text1" w:val="000000"/>
     </w:rPr>
     <w:tblPr>
@@ -14181,6 +14857,7 @@
     </w:tcPr>
     <w:tblStylePr w:type="firstRow">
       <w:rPr>
+        <w:rFonts w:eastAsia="黑体"/>
         <w:b/>
         <w:bCs/>
         <w:color w:themeColor="background1" w:val="FFFFFF"/>
@@ -14195,6 +14872,7 @@
     </w:tblStylePr>
     <w:tblStylePr w:type="lastRow">
       <w:rPr>
+        <w:rFonts w:eastAsia="黑体"/>
         <w:b/>
         <w:bCs/>
         <w:color w:themeColor="accent4" w:themeShade="CC" w:val="664E82"/>
@@ -14209,12 +14887,14 @@
     </w:tblStylePr>
     <w:tblStylePr w:type="firstCol">
       <w:rPr>
+        <w:rFonts w:eastAsia="黑体"/>
         <w:b/>
         <w:bCs/>
       </w:rPr>
     </w:tblStylePr>
     <w:tblStylePr w:type="lastCol">
       <w:rPr>
+        <w:rFonts w:eastAsia="黑体"/>
         <w:b/>
         <w:bCs/>
       </w:rPr>
@@ -14249,6 +14929,7 @@
       <w:spacing w:after="0" w:line="240" w:lineRule="auto"/>
     </w:pPr>
     <w:rPr>
+      <w:rFonts w:eastAsia="黑体"/>
       <w:color w:themeColor="text1" w:val="000000"/>
     </w:rPr>
     <w:tblPr>
@@ -14267,6 +14948,7 @@
     </w:tcPr>
     <w:tblStylePr w:type="firstRow">
       <w:rPr>
+        <w:rFonts w:eastAsia="黑体"/>
         <w:b/>
         <w:bCs/>
         <w:color w:themeColor="background1" w:val="FFFFFF"/>
@@ -14281,6 +14963,7 @@
     </w:tblStylePr>
     <w:tblStylePr w:type="lastRow">
       <w:rPr>
+        <w:rFonts w:eastAsia="黑体"/>
         <w:b/>
         <w:bCs/>
         <w:color w:themeColor="accent3" w:themeShade="CC" w:val="7E9C40"/>
@@ -14295,12 +14978,14 @@
     </w:tblStylePr>
     <w:tblStylePr w:type="firstCol">
       <w:rPr>
+        <w:rFonts w:eastAsia="黑体"/>
         <w:b/>
         <w:bCs/>
       </w:rPr>
     </w:tblStylePr>
     <w:tblStylePr w:type="lastCol">
       <w:rPr>
+        <w:rFonts w:eastAsia="黑体"/>
         <w:b/>
         <w:bCs/>
       </w:rPr>
@@ -14335,6 +15020,7 @@
       <w:spacing w:after="0" w:line="240" w:lineRule="auto"/>
     </w:pPr>
     <w:rPr>
+      <w:rFonts w:eastAsia="黑体"/>
       <w:color w:themeColor="text1" w:val="000000"/>
     </w:rPr>
     <w:tblPr>
@@ -14353,6 +15039,7 @@
     </w:tcPr>
     <w:tblStylePr w:type="firstRow">
       <w:rPr>
+        <w:rFonts w:eastAsia="黑体"/>
         <w:b/>
         <w:bCs/>
         <w:color w:themeColor="background1" w:val="FFFFFF"/>
@@ -14367,6 +15054,7 @@
     </w:tblStylePr>
     <w:tblStylePr w:type="lastRow">
       <w:rPr>
+        <w:rFonts w:eastAsia="黑体"/>
         <w:b/>
         <w:bCs/>
         <w:color w:themeColor="accent6" w:themeShade="CC" w:val="F2730A"/>
@@ -14381,12 +15069,14 @@
     </w:tblStylePr>
     <w:tblStylePr w:type="firstCol">
       <w:rPr>
+        <w:rFonts w:eastAsia="黑体"/>
         <w:b/>
         <w:bCs/>
       </w:rPr>
     </w:tblStylePr>
     <w:tblStylePr w:type="lastCol">
       <w:rPr>
+        <w:rFonts w:eastAsia="黑体"/>
         <w:b/>
         <w:bCs/>
       </w:rPr>
@@ -14421,6 +15111,7 @@
       <w:spacing w:after="0" w:line="240" w:lineRule="auto"/>
     </w:pPr>
     <w:rPr>
+      <w:rFonts w:eastAsia="黑体"/>
       <w:color w:themeColor="text1" w:val="000000"/>
     </w:rPr>
     <w:tblPr>
@@ -14439,6 +15130,7 @@
     </w:tcPr>
     <w:tblStylePr w:type="firstRow">
       <w:rPr>
+        <w:rFonts w:eastAsia="黑体"/>
         <w:b/>
         <w:bCs/>
         <w:color w:themeColor="background1" w:val="FFFFFF"/>
@@ -14453,6 +15145,7 @@
     </w:tblStylePr>
     <w:tblStylePr w:type="lastRow">
       <w:rPr>
+        <w:rFonts w:eastAsia="黑体"/>
         <w:b/>
         <w:bCs/>
         <w:color w:themeColor="accent5" w:themeShade="CC" w:val="348DA5"/>
@@ -14467,12 +15160,14 @@
     </w:tblStylePr>
     <w:tblStylePr w:type="firstCol">
       <w:rPr>
+        <w:rFonts w:eastAsia="黑体"/>
         <w:b/>
         <w:bCs/>
       </w:rPr>
     </w:tblStylePr>
     <w:tblStylePr w:type="lastCol">
       <w:rPr>
+        <w:rFonts w:eastAsia="黑体"/>
         <w:b/>
         <w:bCs/>
       </w:rPr>
@@ -14507,6 +15202,7 @@
       <w:spacing w:after="0" w:line="240" w:lineRule="auto"/>
     </w:pPr>
     <w:rPr>
+      <w:rFonts w:eastAsia="黑体"/>
       <w:color w:themeColor="text1" w:val="000000"/>
     </w:rPr>
     <w:tblPr>
@@ -14528,6 +15224,7 @@
     </w:tcPr>
     <w:tblStylePr w:type="firstRow">
       <w:rPr>
+        <w:rFonts w:eastAsia="黑体"/>
         <w:b/>
         <w:bCs/>
       </w:rPr>
@@ -14538,6 +15235,7 @@
     </w:tblStylePr>
     <w:tblStylePr w:type="lastRow">
       <w:rPr>
+        <w:rFonts w:eastAsia="黑体"/>
         <w:b/>
         <w:bCs/>
         <w:color w:themeColor="text1" w:val="000000"/>
@@ -14549,6 +15247,7 @@
     </w:tblStylePr>
     <w:tblStylePr w:type="firstCol">
       <w:rPr>
+        <w:rFonts w:eastAsia="黑体"/>
         <w:color w:themeColor="background1" w:val="FFFFFF"/>
       </w:rPr>
       <w:tblPr/>
@@ -14558,6 +15257,7 @@
     </w:tblStylePr>
     <w:tblStylePr w:type="lastCol">
       <w:rPr>
+        <w:rFonts w:eastAsia="黑体"/>
         <w:color w:themeColor="background1" w:val="FFFFFF"/>
       </w:rPr>
       <w:tblPr/>
@@ -14587,6 +15287,7 @@
       <w:spacing w:after="0" w:line="240" w:lineRule="auto"/>
     </w:pPr>
     <w:rPr>
+      <w:rFonts w:eastAsia="黑体"/>
       <w:color w:themeColor="text1" w:val="000000"/>
     </w:rPr>
     <w:tblPr>
@@ -14608,6 +15309,7 @@
     </w:tcPr>
     <w:tblStylePr w:type="firstRow">
       <w:rPr>
+        <w:rFonts w:eastAsia="黑体"/>
         <w:b/>
         <w:bCs/>
       </w:rPr>
@@ -14618,6 +15320,7 @@
     </w:tblStylePr>
     <w:tblStylePr w:type="lastRow">
       <w:rPr>
+        <w:rFonts w:eastAsia="黑体"/>
         <w:b/>
         <w:bCs/>
         <w:color w:themeColor="text1" w:val="000000"/>
@@ -14629,6 +15332,7 @@
     </w:tblStylePr>
     <w:tblStylePr w:type="firstCol">
       <w:rPr>
+        <w:rFonts w:eastAsia="黑体"/>
         <w:color w:themeColor="background1" w:val="FFFFFF"/>
       </w:rPr>
       <w:tblPr/>
@@ -14638,6 +15342,7 @@
     </w:tblStylePr>
     <w:tblStylePr w:type="lastCol">
       <w:rPr>
+        <w:rFonts w:eastAsia="黑体"/>
         <w:color w:themeColor="background1" w:val="FFFFFF"/>
       </w:rPr>
       <w:tblPr/>
@@ -14667,6 +15372,7 @@
       <w:spacing w:after="0" w:line="240" w:lineRule="auto"/>
     </w:pPr>
     <w:rPr>
+      <w:rFonts w:eastAsia="黑体"/>
       <w:color w:themeColor="text1" w:val="000000"/>
     </w:rPr>
     <w:tblPr>
@@ -14688,6 +15394,7 @@
     </w:tcPr>
     <w:tblStylePr w:type="firstRow">
       <w:rPr>
+        <w:rFonts w:eastAsia="黑体"/>
         <w:b/>
         <w:bCs/>
       </w:rPr>
@@ -14698,6 +15405,7 @@
     </w:tblStylePr>
     <w:tblStylePr w:type="lastRow">
       <w:rPr>
+        <w:rFonts w:eastAsia="黑体"/>
         <w:b/>
         <w:bCs/>
         <w:color w:themeColor="text1" w:val="000000"/>
@@ -14709,6 +15417,7 @@
     </w:tblStylePr>
     <w:tblStylePr w:type="firstCol">
       <w:rPr>
+        <w:rFonts w:eastAsia="黑体"/>
         <w:color w:themeColor="background1" w:val="FFFFFF"/>
       </w:rPr>
       <w:tblPr/>
@@ -14718,6 +15427,7 @@
     </w:tblStylePr>
     <w:tblStylePr w:type="lastCol">
       <w:rPr>
+        <w:rFonts w:eastAsia="黑体"/>
         <w:color w:themeColor="background1" w:val="FFFFFF"/>
       </w:rPr>
       <w:tblPr/>
@@ -14747,6 +15457,7 @@
       <w:spacing w:after="0" w:line="240" w:lineRule="auto"/>
     </w:pPr>
     <w:rPr>
+      <w:rFonts w:eastAsia="黑体"/>
       <w:color w:themeColor="text1" w:val="000000"/>
     </w:rPr>
     <w:tblPr>
@@ -14768,6 +15479,7 @@
     </w:tcPr>
     <w:tblStylePr w:type="firstRow">
       <w:rPr>
+        <w:rFonts w:eastAsia="黑体"/>
         <w:b/>
         <w:bCs/>
       </w:rPr>
@@ -14778,6 +15490,7 @@
     </w:tblStylePr>
     <w:tblStylePr w:type="lastRow">
       <w:rPr>
+        <w:rFonts w:eastAsia="黑体"/>
         <w:b/>
         <w:bCs/>
         <w:color w:themeColor="text1" w:val="000000"/>
@@ -14789,6 +15502,7 @@
     </w:tblStylePr>
     <w:tblStylePr w:type="firstCol">
       <w:rPr>
+        <w:rFonts w:eastAsia="黑体"/>
         <w:color w:themeColor="background1" w:val="FFFFFF"/>
       </w:rPr>
       <w:tblPr/>
@@ -14798,6 +15512,7 @@
     </w:tblStylePr>
     <w:tblStylePr w:type="lastCol">
       <w:rPr>
+        <w:rFonts w:eastAsia="黑体"/>
         <w:color w:themeColor="background1" w:val="FFFFFF"/>
       </w:rPr>
       <w:tblPr/>
@@ -14827,6 +15542,7 @@
       <w:spacing w:after="0" w:line="240" w:lineRule="auto"/>
     </w:pPr>
     <w:rPr>
+      <w:rFonts w:eastAsia="黑体"/>
       <w:color w:themeColor="text1" w:val="000000"/>
     </w:rPr>
     <w:tblPr>
@@ -14848,6 +15564,7 @@
     </w:tcPr>
     <w:tblStylePr w:type="firstRow">
       <w:rPr>
+        <w:rFonts w:eastAsia="黑体"/>
         <w:b/>
         <w:bCs/>
       </w:rPr>
@@ -14858,6 +15575,7 @@
     </w:tblStylePr>
     <w:tblStylePr w:type="lastRow">
       <w:rPr>
+        <w:rFonts w:eastAsia="黑体"/>
         <w:b/>
         <w:bCs/>
         <w:color w:themeColor="text1" w:val="000000"/>
@@ -14869,6 +15587,7 @@
     </w:tblStylePr>
     <w:tblStylePr w:type="firstCol">
       <w:rPr>
+        <w:rFonts w:eastAsia="黑体"/>
         <w:color w:themeColor="background1" w:val="FFFFFF"/>
       </w:rPr>
       <w:tblPr/>
@@ -14878,6 +15597,7 @@
     </w:tblStylePr>
     <w:tblStylePr w:type="lastCol">
       <w:rPr>
+        <w:rFonts w:eastAsia="黑体"/>
         <w:color w:themeColor="background1" w:val="FFFFFF"/>
       </w:rPr>
       <w:tblPr/>
@@ -14907,6 +15627,7 @@
       <w:spacing w:after="0" w:line="240" w:lineRule="auto"/>
     </w:pPr>
     <w:rPr>
+      <w:rFonts w:eastAsia="黑体"/>
       <w:color w:themeColor="text1" w:val="000000"/>
     </w:rPr>
     <w:tblPr>
@@ -14928,6 +15649,7 @@
     </w:tcPr>
     <w:tblStylePr w:type="firstRow">
       <w:rPr>
+        <w:rFonts w:eastAsia="黑体"/>
         <w:b/>
         <w:bCs/>
       </w:rPr>
@@ -14938,6 +15660,7 @@
     </w:tblStylePr>
     <w:tblStylePr w:type="lastRow">
       <w:rPr>
+        <w:rFonts w:eastAsia="黑体"/>
         <w:b/>
         <w:bCs/>
         <w:color w:themeColor="text1" w:val="000000"/>
@@ -14949,6 +15672,7 @@
     </w:tblStylePr>
     <w:tblStylePr w:type="firstCol">
       <w:rPr>
+        <w:rFonts w:eastAsia="黑体"/>
         <w:color w:themeColor="background1" w:val="FFFFFF"/>
       </w:rPr>
       <w:tblPr/>
@@ -14958,6 +15682,7 @@
     </w:tblStylePr>
     <w:tblStylePr w:type="lastCol">
       <w:rPr>
+        <w:rFonts w:eastAsia="黑体"/>
         <w:color w:themeColor="background1" w:val="FFFFFF"/>
       </w:rPr>
       <w:tblPr/>
@@ -14987,6 +15712,7 @@
       <w:spacing w:after="0" w:line="240" w:lineRule="auto"/>
     </w:pPr>
     <w:rPr>
+      <w:rFonts w:eastAsia="黑体"/>
       <w:color w:themeColor="text1" w:val="000000"/>
     </w:rPr>
     <w:tblPr>
@@ -15008,6 +15734,7 @@
     </w:tcPr>
     <w:tblStylePr w:type="firstRow">
       <w:rPr>
+        <w:rFonts w:eastAsia="黑体"/>
         <w:b/>
         <w:bCs/>
       </w:rPr>
@@ -15018,6 +15745,7 @@
     </w:tblStylePr>
     <w:tblStylePr w:type="lastRow">
       <w:rPr>
+        <w:rFonts w:eastAsia="黑体"/>
         <w:b/>
         <w:bCs/>
         <w:color w:themeColor="text1" w:val="000000"/>
@@ -15029,6 +15757,7 @@
     </w:tblStylePr>
     <w:tblStylePr w:type="firstCol">
       <w:rPr>
+        <w:rFonts w:eastAsia="黑体"/>
         <w:color w:themeColor="background1" w:val="FFFFFF"/>
       </w:rPr>
       <w:tblPr/>
@@ -15038,6 +15767,7 @@
     </w:tblStylePr>
     <w:tblStylePr w:type="lastCol">
       <w:rPr>
+        <w:rFonts w:eastAsia="黑体"/>
         <w:color w:themeColor="background1" w:val="FFFFFF"/>
       </w:rPr>
       <w:tblPr/>
@@ -15070,6 +15800,7 @@
     <w:name w:val="KeywordTok"/>
     <w:basedOn w:val="VerbatimChar"/>
     <w:rPr>
+      <w:rFonts w:eastAsia="黑体"/>
       <w:b/>
       <w:color w:val="007020"/>
     </w:rPr>
@@ -15078,6 +15809,7 @@
     <w:name w:val="DataTypeTok"/>
     <w:basedOn w:val="VerbatimChar"/>
     <w:rPr>
+      <w:rFonts w:eastAsia="黑体"/>
       <w:color w:val="902000"/>
     </w:rPr>
   </w:style>
@@ -15085,6 +15817,7 @@
     <w:name w:val="DecValTok"/>
     <w:basedOn w:val="VerbatimChar"/>
     <w:rPr>
+      <w:rFonts w:eastAsia="黑体"/>
       <w:color w:val="40a070"/>
     </w:rPr>
   </w:style>
@@ -15092,6 +15825,7 @@
     <w:name w:val="BaseNTok"/>
     <w:basedOn w:val="VerbatimChar"/>
     <w:rPr>
+      <w:rFonts w:eastAsia="黑体"/>
       <w:color w:val="40a070"/>
     </w:rPr>
   </w:style>
@@ -15099,6 +15833,7 @@
     <w:name w:val="FloatTok"/>
     <w:basedOn w:val="VerbatimChar"/>
     <w:rPr>
+      <w:rFonts w:eastAsia="黑体"/>
       <w:color w:val="40a070"/>
     </w:rPr>
   </w:style>
@@ -15106,6 +15841,7 @@
     <w:name w:val="ConstantTok"/>
     <w:basedOn w:val="VerbatimChar"/>
     <w:rPr>
+      <w:rFonts w:eastAsia="黑体"/>
       <w:color w:val="880000"/>
     </w:rPr>
   </w:style>
@@ -15113,6 +15849,7 @@
     <w:name w:val="CharTok"/>
     <w:basedOn w:val="VerbatimChar"/>
     <w:rPr>
+      <w:rFonts w:eastAsia="黑体"/>
       <w:color w:val="4070a0"/>
     </w:rPr>
   </w:style>
@@ -15120,6 +15857,7 @@
     <w:name w:val="SpecialCharTok"/>
     <w:basedOn w:val="VerbatimChar"/>
     <w:rPr>
+      <w:rFonts w:eastAsia="黑体"/>
       <w:color w:val="4070a0"/>
     </w:rPr>
   </w:style>
@@ -15127,6 +15865,7 @@
     <w:name w:val="StringTok"/>
     <w:basedOn w:val="VerbatimChar"/>
     <w:rPr>
+      <w:rFonts w:eastAsia="黑体"/>
       <w:color w:val="4070a0"/>
     </w:rPr>
   </w:style>
@@ -15134,6 +15873,7 @@
     <w:name w:val="VerbatimStringTok"/>
     <w:basedOn w:val="VerbatimChar"/>
     <w:rPr>
+      <w:rFonts w:eastAsia="黑体"/>
       <w:color w:val="4070a0"/>
     </w:rPr>
   </w:style>
@@ -15141,6 +15881,7 @@
     <w:name w:val="SpecialStringTok"/>
     <w:basedOn w:val="VerbatimChar"/>
     <w:rPr>
+      <w:rFonts w:eastAsia="黑体"/>
       <w:color w:val="bb6688"/>
     </w:rPr>
   </w:style>
@@ -15148,6 +15889,7 @@
     <w:name w:val="ImportTok"/>
     <w:basedOn w:val="VerbatimChar"/>
     <w:rPr>
+      <w:rFonts w:eastAsia="黑体"/>
       <w:b/>
       <w:color w:val="008000"/>
     </w:rPr>
@@ -15156,6 +15898,7 @@
     <w:name w:val="CommentTok"/>
     <w:basedOn w:val="VerbatimChar"/>
     <w:rPr>
+      <w:rFonts w:eastAsia="黑体"/>
       <w:i/>
       <w:color w:val="60a0b0"/>
     </w:rPr>
@@ -15164,6 +15907,7 @@
     <w:name w:val="DocumentationTok"/>
     <w:basedOn w:val="VerbatimChar"/>
     <w:rPr>
+      <w:rFonts w:eastAsia="黑体"/>
       <w:i/>
       <w:color w:val="ba2121"/>
     </w:rPr>
@@ -15172,6 +15916,7 @@
     <w:name w:val="AnnotationTok"/>
     <w:basedOn w:val="VerbatimChar"/>
     <w:rPr>
+      <w:rFonts w:eastAsia="黑体"/>
       <w:b/>
       <w:i/>
       <w:color w:val="60a0b0"/>
@@ -15181,6 +15926,7 @@
     <w:name w:val="CommentVarTok"/>
     <w:basedOn w:val="VerbatimChar"/>
     <w:rPr>
+      <w:rFonts w:eastAsia="黑体"/>
       <w:b/>
       <w:i/>
       <w:color w:val="60a0b0"/>
@@ -15190,6 +15936,7 @@
     <w:name w:val="OtherTok"/>
     <w:basedOn w:val="VerbatimChar"/>
     <w:rPr>
+      <w:rFonts w:eastAsia="黑体"/>
       <w:color w:val="007020"/>
     </w:rPr>
   </w:style>
@@ -15197,6 +15944,7 @@
     <w:name w:val="FunctionTok"/>
     <w:basedOn w:val="VerbatimChar"/>
     <w:rPr>
+      <w:rFonts w:eastAsia="黑体"/>
       <w:color w:val="06287e"/>
     </w:rPr>
   </w:style>
@@ -15204,6 +15952,7 @@
     <w:name w:val="VariableTok"/>
     <w:basedOn w:val="VerbatimChar"/>
     <w:rPr>
+      <w:rFonts w:eastAsia="黑体"/>
       <w:color w:val="19177c"/>
     </w:rPr>
   </w:style>
@@ -15211,6 +15960,7 @@
     <w:name w:val="ControlFlowTok"/>
     <w:basedOn w:val="VerbatimChar"/>
     <w:rPr>
+      <w:rFonts w:eastAsia="黑体"/>
       <w:b/>
       <w:color w:val="007020"/>
     </w:rPr>
@@ -15219,6 +15969,7 @@
     <w:name w:val="OperatorTok"/>
     <w:basedOn w:val="VerbatimChar"/>
     <w:rPr>
+      <w:rFonts w:eastAsia="黑体"/>
       <w:color w:val="666666"/>
     </w:rPr>
   </w:style>
@@ -15226,18 +15977,22 @@
     <w:name w:val="BuiltInTok"/>
     <w:basedOn w:val="VerbatimChar"/>
     <w:rPr>
+      <w:rFonts w:eastAsia="黑体"/>
       <w:color w:val="008000"/>
     </w:rPr>
   </w:style>
   <w:style w:type="character" w:customStyle="1" w:styleId="ExtensionTok">
     <w:name w:val="ExtensionTok"/>
     <w:basedOn w:val="VerbatimChar"/>
-    <w:rPr/>
+    <w:rPr>
+      <w:rFonts w:eastAsia="黑体"/>
+    </w:rPr>
   </w:style>
   <w:style w:type="character" w:customStyle="1" w:styleId="PreprocessorTok">
     <w:name w:val="PreprocessorTok"/>
     <w:basedOn w:val="VerbatimChar"/>
     <w:rPr>
+      <w:rFonts w:eastAsia="黑体"/>
       <w:color w:val="bc7a00"/>
     </w:rPr>
   </w:style>
@@ -15245,18 +16000,22 @@
     <w:name w:val="AttributeTok"/>
     <w:basedOn w:val="VerbatimChar"/>
     <w:rPr>
+      <w:rFonts w:eastAsia="黑体"/>
       <w:color w:val="7d9029"/>
     </w:rPr>
   </w:style>
   <w:style w:type="character" w:customStyle="1" w:styleId="RegionMarkerTok">
     <w:name w:val="RegionMarkerTok"/>
     <w:basedOn w:val="VerbatimChar"/>
-    <w:rPr/>
+    <w:rPr>
+      <w:rFonts w:eastAsia="黑体"/>
+    </w:rPr>
   </w:style>
   <w:style w:type="character" w:customStyle="1" w:styleId="InformationTok">
     <w:name w:val="InformationTok"/>
     <w:basedOn w:val="VerbatimChar"/>
     <w:rPr>
+      <w:rFonts w:eastAsia="黑体"/>
       <w:b/>
       <w:i/>
       <w:color w:val="60a0b0"/>
@@ -15266,6 +16025,7 @@
     <w:name w:val="WarningTok"/>
     <w:basedOn w:val="VerbatimChar"/>
     <w:rPr>
+      <w:rFonts w:eastAsia="黑体"/>
       <w:b/>
       <w:i/>
       <w:color w:val="60a0b0"/>
@@ -15275,6 +16035,7 @@
     <w:name w:val="AlertTok"/>
     <w:basedOn w:val="VerbatimChar"/>
     <w:rPr>
+      <w:rFonts w:eastAsia="黑体"/>
       <w:b/>
       <w:color w:val="ff0000"/>
     </w:rPr>
@@ -15283,6 +16044,7 @@
     <w:name w:val="ErrorTok"/>
     <w:basedOn w:val="VerbatimChar"/>
     <w:rPr>
+      <w:rFonts w:eastAsia="黑体"/>
       <w:b/>
       <w:color w:val="ff0000"/>
     </w:rPr>
@@ -15290,7 +16052,9 @@
   <w:style w:type="character" w:customStyle="1" w:styleId="NormalTok">
     <w:name w:val="NormalTok"/>
     <w:basedOn w:val="VerbatimChar"/>
-    <w:rPr/>
+    <w:rPr>
+      <w:rFonts w:eastAsia="黑体"/>
+    </w:rPr>
   </w:style>
 </w:styles>
 </file>
@@ -15339,12 +16103,12 @@
     <a:fontScheme name="Office">
       <a:majorFont>
         <a:latin typeface="Calibri"/>
-        <a:ea typeface=""/>
+        <a:ea typeface="黑体"/>
         <a:cs typeface=""/>
         <a:font script="Jpan" typeface="ＭＳ ゴシック"/>
         <a:font script="Hang" typeface="맑은 고딕"/>
-        <a:font script="Hans" typeface="宋体"/>
-        <a:font script="Hant" typeface="新細明體"/>
+        <a:font script="Hans" typeface="黑体"/>
+        <a:font script="Hant" typeface="黑体"/>
         <a:font script="Arab" typeface="Times New Roman"/>
         <a:font script="Hebr" typeface="Times New Roman"/>
         <a:font script="Thai" typeface="Angsana New"/>
@@ -15374,12 +16138,12 @@
       </a:majorFont>
       <a:minorFont>
         <a:latin typeface="Cambria"/>
-        <a:ea typeface=""/>
+        <a:ea typeface="黑体"/>
         <a:cs typeface=""/>
         <a:font script="Jpan" typeface="ＭＳ 明朝"/>
         <a:font script="Hang" typeface="맑은 고딕"/>
-        <a:font script="Hans" typeface="宋体"/>
-        <a:font script="Hant" typeface="新細明體"/>
+        <a:font script="Hans" typeface="黑体"/>
+        <a:font script="Hant" typeface="黑体"/>
         <a:font script="Arab" typeface="Arial"/>
         <a:font script="Hebr" typeface="Arial"/>
         <a:font script="Thai" typeface="Cordia New"/>

--- a/09-通信电路/04-有线通信接口电路/CAN总线电路/CAN总线电路.docx
+++ b/09-通信电路/04-有线通信接口电路/CAN总线电路/CAN总线电路.docx
@@ -3032,7 +3032,7 @@
           <w:color w:val="555555"/>
           <w:sz w:val="21"/>
         </w:rPr>
-        <w:t>材料收集者：杜文杰，WX手机：19519196569，QQ:3478827729</w:t>
+        <w:t>材料收集者：杜文杰，微信/手机：19519196569，QQ:3478827729</w:t>
       </w:r>
     </w:p>
     <w:sectPr>
